--- a/p1/versnellen/testplan.docx
+++ b/p1/versnellen/testplan.docx
@@ -92,13 +92,14 @@
                                     <w:alias w:val="Titel"/>
                                     <w:tag w:val=""/>
                                     <w:id w:val="-960264625"/>
+                                    <w:showingPlcHdr/>
                                     <w:dataBinding w:prefixMappings="xmlns:ns0='http://purl.org/dc/elements/1.1/' xmlns:ns1='http://schemas.openxmlformats.org/package/2006/metadata/core-properties' " w:xpath="/ns1:coreProperties[1]/ns0:title[1]" w:storeItemID="{6C3C8BC8-F283-45AE-878A-BAB7291924A1}"/>
                                     <w:text/>
                                   </w:sdtPr>
                                   <w:sdtContent>
                                     <w:p>
                                       <w:pPr>
-                                        <w:pStyle w:val="Geenafstand"/>
+                                        <w:pStyle w:val="NoSpacing"/>
                                         <w:spacing w:after="120"/>
                                         <w:rPr>
                                           <w:rFonts w:asciiTheme="majorHAnsi" w:eastAsiaTheme="majorEastAsia" w:hAnsiTheme="majorHAnsi" w:cstheme="majorBidi"/>
@@ -114,7 +115,7 @@
                                           <w:sz w:val="56"/>
                                           <w:szCs w:val="56"/>
                                         </w:rPr>
-                                        <w:t>Test Plan – Crypto Dashboard</w:t>
+                                        <w:t xml:space="preserve">     </w:t>
                                       </w:r>
                                     </w:p>
                                   </w:sdtContent>
@@ -136,7 +137,7 @@
                                   <w:sdtContent>
                                     <w:p>
                                       <w:pPr>
-                                        <w:pStyle w:val="Geenafstand"/>
+                                        <w:pStyle w:val="NoSpacing"/>
                                         <w:rPr>
                                           <w:color w:val="FFFFFF" w:themeColor="background1"/>
                                           <w:sz w:val="28"/>
@@ -256,7 +257,7 @@
                                   <w:sdtContent>
                                     <w:p>
                                       <w:pPr>
-                                        <w:pStyle w:val="Geenafstand"/>
+                                        <w:pStyle w:val="NoSpacing"/>
                                         <w:rPr>
                                           <w:color w:val="FFFFFF" w:themeColor="background1"/>
                                           <w:sz w:val="32"/>
@@ -276,7 +277,7 @@
                                 </w:sdt>
                                 <w:p>
                                   <w:pPr>
-                                    <w:pStyle w:val="Geenafstand"/>
+                                    <w:pStyle w:val="NoSpacing"/>
                                     <w:rPr>
                                       <w:color w:val="FFFFFF" w:themeColor="background1"/>
                                       <w:sz w:val="18"/>
@@ -381,13 +382,14 @@
                               <w:alias w:val="Titel"/>
                               <w:tag w:val=""/>
                               <w:id w:val="-960264625"/>
+                              <w:showingPlcHdr/>
                               <w:dataBinding w:prefixMappings="xmlns:ns0='http://purl.org/dc/elements/1.1/' xmlns:ns1='http://schemas.openxmlformats.org/package/2006/metadata/core-properties' " w:xpath="/ns1:coreProperties[1]/ns0:title[1]" w:storeItemID="{6C3C8BC8-F283-45AE-878A-BAB7291924A1}"/>
                               <w:text/>
                             </w:sdtPr>
                             <w:sdtContent>
                               <w:p>
                                 <w:pPr>
-                                  <w:pStyle w:val="Geenafstand"/>
+                                  <w:pStyle w:val="NoSpacing"/>
                                   <w:spacing w:after="120"/>
                                   <w:rPr>
                                     <w:rFonts w:asciiTheme="majorHAnsi" w:eastAsiaTheme="majorEastAsia" w:hAnsiTheme="majorHAnsi" w:cstheme="majorBidi"/>
@@ -403,7 +405,7 @@
                                     <w:sz w:val="56"/>
                                     <w:szCs w:val="56"/>
                                   </w:rPr>
-                                  <w:t>Test Plan – Crypto Dashboard</w:t>
+                                  <w:t xml:space="preserve">     </w:t>
                                 </w:r>
                               </w:p>
                             </w:sdtContent>
@@ -425,7 +427,7 @@
                             <w:sdtContent>
                               <w:p>
                                 <w:pPr>
-                                  <w:pStyle w:val="Geenafstand"/>
+                                  <w:pStyle w:val="NoSpacing"/>
                                   <w:rPr>
                                     <w:color w:val="FFFFFF" w:themeColor="background1"/>
                                     <w:sz w:val="28"/>
@@ -470,7 +472,7 @@
                             <w:sdtContent>
                               <w:p>
                                 <w:pPr>
-                                  <w:pStyle w:val="Geenafstand"/>
+                                  <w:pStyle w:val="NoSpacing"/>
                                   <w:rPr>
                                     <w:color w:val="FFFFFF" w:themeColor="background1"/>
                                     <w:sz w:val="32"/>
@@ -490,7 +492,7 @@
                           </w:sdt>
                           <w:p>
                             <w:pPr>
-                              <w:pStyle w:val="Geenafstand"/>
+                              <w:pStyle w:val="NoSpacing"/>
                               <w:rPr>
                                 <w:color w:val="FFFFFF" w:themeColor="background1"/>
                                 <w:sz w:val="18"/>
@@ -574,6 +576,15 @@
     </w:sdt>
     <w:sdt>
       <w:sdtPr>
+        <w:rPr>
+          <w:rFonts w:asciiTheme="minorHAnsi" w:eastAsiaTheme="minorHAnsi" w:hAnsiTheme="minorHAnsi" w:cstheme="minorBidi"/>
+          <w:color w:val="auto"/>
+          <w:kern w:val="2"/>
+          <w:sz w:val="24"/>
+          <w:szCs w:val="24"/>
+          <w:lang w:eastAsia="en-US"/>
+          <w14:ligatures w14:val="standardContextual"/>
+        </w:rPr>
         <w:id w:val="-610900582"/>
         <w:docPartObj>
           <w:docPartGallery w:val="Table of Contents"/>
@@ -582,36 +593,39 @@
       </w:sdtPr>
       <w:sdtEndPr>
         <w:rPr>
-          <w:rFonts w:asciiTheme="minorHAnsi" w:eastAsiaTheme="minorHAnsi" w:hAnsiTheme="minorHAnsi" w:cstheme="minorBidi"/>
           <w:b/>
           <w:bCs/>
-          <w:color w:val="auto"/>
-          <w:kern w:val="2"/>
-          <w:sz w:val="24"/>
-          <w:szCs w:val="24"/>
-          <w:lang w:eastAsia="en-US"/>
-          <w14:ligatures w14:val="standardContextual"/>
         </w:rPr>
       </w:sdtEndPr>
       <w:sdtContent>
         <w:p>
           <w:pPr>
-            <w:pStyle w:val="Kopvaninhoudsopgave"/>
+            <w:pStyle w:val="TOCHeading"/>
           </w:pPr>
           <w:r>
-            <w:t>Inhoudsopgave</w:t>
+            <w:t>Inhoudspgave</w:t>
+          </w:r>
+          <w:r>
+            <w:t>n</w:t>
           </w:r>
         </w:p>
         <w:p>
           <w:pPr>
-            <w:pStyle w:val="Inhopg1"/>
+            <w:rPr>
+              <w:lang w:eastAsia="nl-NL"/>
+            </w:rPr>
+          </w:pPr>
+        </w:p>
+        <w:p>
+          <w:pPr>
+            <w:pStyle w:val="TOC1"/>
             <w:tabs>
-              <w:tab w:val="right" w:leader="dot" w:pos="9062"/>
+              <w:tab w:val="right" w:leader="dot" w:pos="13994"/>
             </w:tabs>
             <w:rPr>
               <w:rFonts w:eastAsiaTheme="minorEastAsia"/>
               <w:noProof/>
-              <w:lang w:eastAsia="nl-NL"/>
+              <w:lang w:val="en-NL" w:eastAsia="en-NL"/>
             </w:rPr>
           </w:pPr>
           <w:r>
@@ -623,7 +637,7 @@
           <w:r>
             <w:fldChar w:fldCharType="separate"/>
           </w:r>
-          <w:hyperlink w:anchor="_Toc224910091" w:history="1">
+          <w:hyperlink w:anchor="_Toc227841335" w:history="1">
             <w:r>
               <w:rPr>
                 <w:rStyle w:val="Hyperlink"/>
@@ -652,7 +666,7 @@
                 <w:noProof/>
                 <w:webHidden/>
               </w:rPr>
-              <w:instrText xml:space="preserve"> PAGEREF _Toc224910091 \h </w:instrText>
+              <w:instrText xml:space="preserve"> PAGEREF _Toc227841335 \h </w:instrText>
             </w:r>
             <w:r>
               <w:rPr>
@@ -685,23 +699,23 @@
         </w:p>
         <w:p>
           <w:pPr>
-            <w:pStyle w:val="Inhopg1"/>
+            <w:pStyle w:val="TOC2"/>
             <w:tabs>
-              <w:tab w:val="right" w:leader="dot" w:pos="9062"/>
+              <w:tab w:val="right" w:leader="dot" w:pos="13994"/>
             </w:tabs>
             <w:rPr>
               <w:rFonts w:eastAsiaTheme="minorEastAsia"/>
               <w:noProof/>
-              <w:lang w:eastAsia="nl-NL"/>
+              <w:lang w:val="en-NL" w:eastAsia="en-NL"/>
             </w:rPr>
           </w:pPr>
-          <w:hyperlink w:anchor="_Toc224910092" w:history="1">
+          <w:hyperlink w:anchor="_Toc227841336" w:history="1">
             <w:r>
               <w:rPr>
                 <w:rStyle w:val="Hyperlink"/>
                 <w:noProof/>
               </w:rPr>
-              <w:t>Test Cases</w:t>
+              <w:t>Live prijsgegevens van verschillende producten</w:t>
             </w:r>
             <w:r>
               <w:rPr>
@@ -722,7 +736,7 @@
                 <w:noProof/>
                 <w:webHidden/>
               </w:rPr>
-              <w:instrText xml:space="preserve"> PAGEREF _Toc224910092 \h </w:instrText>
+              <w:instrText xml:space="preserve"> PAGEREF _Toc227841336 \h </w:instrText>
             </w:r>
             <w:r>
               <w:rPr>
@@ -755,23 +769,23 @@
         </w:p>
         <w:p>
           <w:pPr>
-            <w:pStyle w:val="Inhopg2"/>
+            <w:pStyle w:val="TOC2"/>
             <w:tabs>
-              <w:tab w:val="right" w:leader="dot" w:pos="9062"/>
+              <w:tab w:val="right" w:leader="dot" w:pos="13994"/>
             </w:tabs>
             <w:rPr>
               <w:rFonts w:eastAsiaTheme="minorEastAsia"/>
               <w:noProof/>
-              <w:lang w:eastAsia="nl-NL"/>
+              <w:lang w:val="en-NL" w:eastAsia="en-NL"/>
             </w:rPr>
           </w:pPr>
-          <w:hyperlink w:anchor="_Toc224910093" w:history="1">
+          <w:hyperlink w:anchor="_Toc227841337" w:history="1">
             <w:r>
               <w:rPr>
                 <w:rStyle w:val="Hyperlink"/>
                 <w:noProof/>
               </w:rPr>
-              <w:t>Live prijsgegevens laten zien op het dashboard</w:t>
+              <w:t>Visueel zichtbaar maken hoeveel een product is gestegen of gedaald</w:t>
             </w:r>
             <w:r>
               <w:rPr>
@@ -792,7 +806,7 @@
                 <w:noProof/>
                 <w:webHidden/>
               </w:rPr>
-              <w:instrText xml:space="preserve"> PAGEREF _Toc224910093 \h </w:instrText>
+              <w:instrText xml:space="preserve"> PAGEREF _Toc227841337 \h </w:instrText>
             </w:r>
             <w:r>
               <w:rPr>
@@ -825,23 +839,23 @@
         </w:p>
         <w:p>
           <w:pPr>
-            <w:pStyle w:val="Inhopg3"/>
+            <w:pStyle w:val="TOC2"/>
             <w:tabs>
-              <w:tab w:val="right" w:leader="dot" w:pos="9062"/>
+              <w:tab w:val="right" w:leader="dot" w:pos="13994"/>
             </w:tabs>
             <w:rPr>
               <w:rFonts w:eastAsiaTheme="minorEastAsia"/>
               <w:noProof/>
-              <w:lang w:eastAsia="nl-NL"/>
+              <w:lang w:val="en-NL" w:eastAsia="en-NL"/>
             </w:rPr>
           </w:pPr>
-          <w:hyperlink w:anchor="_Toc224910094" w:history="1">
+          <w:hyperlink w:anchor="_Toc227841338" w:history="1">
             <w:r>
               <w:rPr>
                 <w:rStyle w:val="Hyperlink"/>
                 <w:noProof/>
               </w:rPr>
-              <w:t>Test cases:</w:t>
+              <w:t>Een circle diagram van de top 10 coins in wallet</w:t>
             </w:r>
             <w:r>
               <w:rPr>
@@ -862,7 +876,7 @@
                 <w:noProof/>
                 <w:webHidden/>
               </w:rPr>
-              <w:instrText xml:space="preserve"> PAGEREF _Toc224910094 \h </w:instrText>
+              <w:instrText xml:space="preserve"> PAGEREF _Toc227841338 \h </w:instrText>
             </w:r>
             <w:r>
               <w:rPr>
@@ -882,7 +896,7 @@
                 <w:noProof/>
                 <w:webHidden/>
               </w:rPr>
-              <w:t>2</w:t>
+              <w:t>3</w:t>
             </w:r>
             <w:r>
               <w:rPr>
@@ -895,23 +909,23 @@
         </w:p>
         <w:p>
           <w:pPr>
-            <w:pStyle w:val="Inhopg2"/>
+            <w:pStyle w:val="TOC2"/>
             <w:tabs>
-              <w:tab w:val="right" w:leader="dot" w:pos="9062"/>
+              <w:tab w:val="right" w:leader="dot" w:pos="13994"/>
             </w:tabs>
             <w:rPr>
               <w:rFonts w:eastAsiaTheme="minorEastAsia"/>
               <w:noProof/>
-              <w:lang w:eastAsia="nl-NL"/>
+              <w:lang w:val="en-NL" w:eastAsia="en-NL"/>
             </w:rPr>
           </w:pPr>
-          <w:hyperlink w:anchor="_Toc224910095" w:history="1">
+          <w:hyperlink w:anchor="_Toc227841339" w:history="1">
             <w:r>
               <w:rPr>
                 <w:rStyle w:val="Hyperlink"/>
                 <w:noProof/>
               </w:rPr>
-              <w:t>Stijging en daling tonen per coin</w:t>
+              <w:t>Een lijst van alle coins</w:t>
             </w:r>
             <w:r>
               <w:rPr>
@@ -932,7 +946,7 @@
                 <w:noProof/>
                 <w:webHidden/>
               </w:rPr>
-              <w:instrText xml:space="preserve"> PAGEREF _Toc224910095 \h </w:instrText>
+              <w:instrText xml:space="preserve"> PAGEREF _Toc227841339 \h </w:instrText>
             </w:r>
             <w:r>
               <w:rPr>
@@ -952,7 +966,7 @@
                 <w:noProof/>
                 <w:webHidden/>
               </w:rPr>
-              <w:t>2</w:t>
+              <w:t>3</w:t>
             </w:r>
             <w:r>
               <w:rPr>
@@ -965,23 +979,23 @@
         </w:p>
         <w:p>
           <w:pPr>
-            <w:pStyle w:val="Inhopg3"/>
+            <w:pStyle w:val="TOC2"/>
             <w:tabs>
-              <w:tab w:val="right" w:leader="dot" w:pos="9062"/>
+              <w:tab w:val="right" w:leader="dot" w:pos="13994"/>
             </w:tabs>
             <w:rPr>
               <w:rFonts w:eastAsiaTheme="minorEastAsia"/>
               <w:noProof/>
-              <w:lang w:eastAsia="nl-NL"/>
+              <w:lang w:val="en-NL" w:eastAsia="en-NL"/>
             </w:rPr>
           </w:pPr>
-          <w:hyperlink w:anchor="_Toc224910096" w:history="1">
+          <w:hyperlink w:anchor="_Toc227841340" w:history="1">
             <w:r>
               <w:rPr>
                 <w:rStyle w:val="Hyperlink"/>
                 <w:noProof/>
               </w:rPr>
-              <w:t>Test cases:</w:t>
+              <w:t>Details paginas coins</w:t>
             </w:r>
             <w:r>
               <w:rPr>
@@ -1002,7 +1016,7 @@
                 <w:noProof/>
                 <w:webHidden/>
               </w:rPr>
-              <w:instrText xml:space="preserve"> PAGEREF _Toc224910096 \h </w:instrText>
+              <w:instrText xml:space="preserve"> PAGEREF _Toc227841340 \h </w:instrText>
             </w:r>
             <w:r>
               <w:rPr>
@@ -1022,7 +1036,7 @@
                 <w:noProof/>
                 <w:webHidden/>
               </w:rPr>
-              <w:t>2</w:t>
+              <w:t>3</w:t>
             </w:r>
             <w:r>
               <w:rPr>
@@ -1035,23 +1049,23 @@
         </w:p>
         <w:p>
           <w:pPr>
-            <w:pStyle w:val="Inhopg2"/>
+            <w:pStyle w:val="TOC2"/>
             <w:tabs>
-              <w:tab w:val="right" w:leader="dot" w:pos="9062"/>
+              <w:tab w:val="right" w:leader="dot" w:pos="13994"/>
             </w:tabs>
             <w:rPr>
               <w:rFonts w:eastAsiaTheme="minorEastAsia"/>
               <w:noProof/>
-              <w:lang w:eastAsia="nl-NL"/>
+              <w:lang w:val="en-NL" w:eastAsia="en-NL"/>
             </w:rPr>
           </w:pPr>
-          <w:hyperlink w:anchor="_Toc224910097" w:history="1">
+          <w:hyperlink w:anchor="_Toc227841341" w:history="1">
             <w:r>
               <w:rPr>
                 <w:rStyle w:val="Hyperlink"/>
                 <w:noProof/>
               </w:rPr>
-              <w:t>circle diagram over het marktaandeel van de top 10  coins laten zien op het dashboard</w:t>
+              <w:t>zoekfunctie coins</w:t>
             </w:r>
             <w:r>
               <w:rPr>
@@ -1072,7 +1086,7 @@
                 <w:noProof/>
                 <w:webHidden/>
               </w:rPr>
-              <w:instrText xml:space="preserve"> PAGEREF _Toc224910097 \h </w:instrText>
+              <w:instrText xml:space="preserve"> PAGEREF _Toc227841341 \h </w:instrText>
             </w:r>
             <w:r>
               <w:rPr>
@@ -1092,7 +1106,7 @@
                 <w:noProof/>
                 <w:webHidden/>
               </w:rPr>
-              <w:t>3</w:t>
+              <w:t>4</w:t>
             </w:r>
             <w:r>
               <w:rPr>
@@ -1105,23 +1119,23 @@
         </w:p>
         <w:p>
           <w:pPr>
-            <w:pStyle w:val="Inhopg3"/>
+            <w:pStyle w:val="TOC2"/>
             <w:tabs>
-              <w:tab w:val="right" w:leader="dot" w:pos="9062"/>
+              <w:tab w:val="right" w:leader="dot" w:pos="13994"/>
             </w:tabs>
             <w:rPr>
               <w:rFonts w:eastAsiaTheme="minorEastAsia"/>
               <w:noProof/>
-              <w:lang w:eastAsia="nl-NL"/>
+              <w:lang w:val="en-NL" w:eastAsia="en-NL"/>
             </w:rPr>
           </w:pPr>
-          <w:hyperlink w:anchor="_Toc224910098" w:history="1">
+          <w:hyperlink w:anchor="_Toc227841342" w:history="1">
             <w:r>
               <w:rPr>
                 <w:rStyle w:val="Hyperlink"/>
                 <w:noProof/>
               </w:rPr>
-              <w:t>Test cases:</w:t>
+              <w:t>favoriete coins</w:t>
             </w:r>
             <w:r>
               <w:rPr>
@@ -1142,7 +1156,7 @@
                 <w:noProof/>
                 <w:webHidden/>
               </w:rPr>
-              <w:instrText xml:space="preserve"> PAGEREF _Toc224910098 \h </w:instrText>
+              <w:instrText xml:space="preserve"> PAGEREF _Toc227841342 \h </w:instrText>
             </w:r>
             <w:r>
               <w:rPr>
@@ -1162,427 +1176,7 @@
                 <w:noProof/>
                 <w:webHidden/>
               </w:rPr>
-              <w:t>3</w:t>
-            </w:r>
-            <w:r>
-              <w:rPr>
-                <w:noProof/>
-                <w:webHidden/>
-              </w:rPr>
-              <w:fldChar w:fldCharType="end"/>
-            </w:r>
-          </w:hyperlink>
-        </w:p>
-        <w:p>
-          <w:pPr>
-            <w:pStyle w:val="Inhopg2"/>
-            <w:tabs>
-              <w:tab w:val="right" w:leader="dot" w:pos="9062"/>
-            </w:tabs>
-            <w:rPr>
-              <w:rFonts w:eastAsiaTheme="minorEastAsia"/>
-              <w:noProof/>
-              <w:lang w:eastAsia="nl-NL"/>
-            </w:rPr>
-          </w:pPr>
-          <w:hyperlink w:anchor="_Toc224910099" w:history="1">
-            <w:r>
-              <w:rPr>
-                <w:rStyle w:val="Hyperlink"/>
-                <w:noProof/>
-              </w:rPr>
-              <w:t>Lijst van maximaal 100 coins laten zien</w:t>
-            </w:r>
-            <w:r>
-              <w:rPr>
-                <w:noProof/>
-                <w:webHidden/>
-              </w:rPr>
-              <w:tab/>
-            </w:r>
-            <w:r>
-              <w:rPr>
-                <w:noProof/>
-                <w:webHidden/>
-              </w:rPr>
-              <w:fldChar w:fldCharType="begin"/>
-            </w:r>
-            <w:r>
-              <w:rPr>
-                <w:noProof/>
-                <w:webHidden/>
-              </w:rPr>
-              <w:instrText xml:space="preserve"> PAGEREF _Toc224910099 \h </w:instrText>
-            </w:r>
-            <w:r>
-              <w:rPr>
-                <w:noProof/>
-                <w:webHidden/>
-              </w:rPr>
-            </w:r>
-            <w:r>
-              <w:rPr>
-                <w:noProof/>
-                <w:webHidden/>
-              </w:rPr>
-              <w:fldChar w:fldCharType="separate"/>
-            </w:r>
-            <w:r>
-              <w:rPr>
-                <w:noProof/>
-                <w:webHidden/>
-              </w:rPr>
-              <w:t>3</w:t>
-            </w:r>
-            <w:r>
-              <w:rPr>
-                <w:noProof/>
-                <w:webHidden/>
-              </w:rPr>
-              <w:fldChar w:fldCharType="end"/>
-            </w:r>
-          </w:hyperlink>
-        </w:p>
-        <w:p>
-          <w:pPr>
-            <w:pStyle w:val="Inhopg3"/>
-            <w:tabs>
-              <w:tab w:val="right" w:leader="dot" w:pos="9062"/>
-            </w:tabs>
-            <w:rPr>
-              <w:rFonts w:eastAsiaTheme="minorEastAsia"/>
-              <w:noProof/>
-              <w:lang w:eastAsia="nl-NL"/>
-            </w:rPr>
-          </w:pPr>
-          <w:hyperlink w:anchor="_Toc224910100" w:history="1">
-            <w:r>
-              <w:rPr>
-                <w:rStyle w:val="Hyperlink"/>
-                <w:noProof/>
-              </w:rPr>
-              <w:t>Test cases:</w:t>
-            </w:r>
-            <w:r>
-              <w:rPr>
-                <w:noProof/>
-                <w:webHidden/>
-              </w:rPr>
-              <w:tab/>
-            </w:r>
-            <w:r>
-              <w:rPr>
-                <w:noProof/>
-                <w:webHidden/>
-              </w:rPr>
-              <w:fldChar w:fldCharType="begin"/>
-            </w:r>
-            <w:r>
-              <w:rPr>
-                <w:noProof/>
-                <w:webHidden/>
-              </w:rPr>
-              <w:instrText xml:space="preserve"> PAGEREF _Toc224910100 \h </w:instrText>
-            </w:r>
-            <w:r>
-              <w:rPr>
-                <w:noProof/>
-                <w:webHidden/>
-              </w:rPr>
-            </w:r>
-            <w:r>
-              <w:rPr>
-                <w:noProof/>
-                <w:webHidden/>
-              </w:rPr>
-              <w:fldChar w:fldCharType="separate"/>
-            </w:r>
-            <w:r>
-              <w:rPr>
-                <w:noProof/>
-                <w:webHidden/>
-              </w:rPr>
-              <w:t>3</w:t>
-            </w:r>
-            <w:r>
-              <w:rPr>
-                <w:noProof/>
-                <w:webHidden/>
-              </w:rPr>
-              <w:fldChar w:fldCharType="end"/>
-            </w:r>
-          </w:hyperlink>
-        </w:p>
-        <w:p>
-          <w:pPr>
-            <w:pStyle w:val="Inhopg2"/>
-            <w:tabs>
-              <w:tab w:val="right" w:leader="dot" w:pos="9062"/>
-            </w:tabs>
-            <w:rPr>
-              <w:rFonts w:eastAsiaTheme="minorEastAsia"/>
-              <w:noProof/>
-              <w:lang w:eastAsia="nl-NL"/>
-            </w:rPr>
-          </w:pPr>
-          <w:hyperlink w:anchor="_Toc224910101" w:history="1">
-            <w:r>
-              <w:rPr>
-                <w:rStyle w:val="Hyperlink"/>
-                <w:noProof/>
-              </w:rPr>
-              <w:t>Detail pagina openen bij het kikken op een coin</w:t>
-            </w:r>
-            <w:r>
-              <w:rPr>
-                <w:noProof/>
-                <w:webHidden/>
-              </w:rPr>
-              <w:tab/>
-            </w:r>
-            <w:r>
-              <w:rPr>
-                <w:noProof/>
-                <w:webHidden/>
-              </w:rPr>
-              <w:fldChar w:fldCharType="begin"/>
-            </w:r>
-            <w:r>
-              <w:rPr>
-                <w:noProof/>
-                <w:webHidden/>
-              </w:rPr>
-              <w:instrText xml:space="preserve"> PAGEREF _Toc224910101 \h </w:instrText>
-            </w:r>
-            <w:r>
-              <w:rPr>
-                <w:noProof/>
-                <w:webHidden/>
-              </w:rPr>
-            </w:r>
-            <w:r>
-              <w:rPr>
-                <w:noProof/>
-                <w:webHidden/>
-              </w:rPr>
-              <w:fldChar w:fldCharType="separate"/>
-            </w:r>
-            <w:r>
-              <w:rPr>
-                <w:noProof/>
-                <w:webHidden/>
-              </w:rPr>
-              <w:t>3</w:t>
-            </w:r>
-            <w:r>
-              <w:rPr>
-                <w:noProof/>
-                <w:webHidden/>
-              </w:rPr>
-              <w:fldChar w:fldCharType="end"/>
-            </w:r>
-          </w:hyperlink>
-        </w:p>
-        <w:p>
-          <w:pPr>
-            <w:pStyle w:val="Inhopg3"/>
-            <w:tabs>
-              <w:tab w:val="right" w:leader="dot" w:pos="9062"/>
-            </w:tabs>
-            <w:rPr>
-              <w:rFonts w:eastAsiaTheme="minorEastAsia"/>
-              <w:noProof/>
-              <w:lang w:eastAsia="nl-NL"/>
-            </w:rPr>
-          </w:pPr>
-          <w:hyperlink w:anchor="_Toc224910102" w:history="1">
-            <w:r>
-              <w:rPr>
-                <w:rStyle w:val="Hyperlink"/>
-                <w:noProof/>
-              </w:rPr>
-              <w:t>Test cases:</w:t>
-            </w:r>
-            <w:r>
-              <w:rPr>
-                <w:noProof/>
-                <w:webHidden/>
-              </w:rPr>
-              <w:tab/>
-            </w:r>
-            <w:r>
-              <w:rPr>
-                <w:noProof/>
-                <w:webHidden/>
-              </w:rPr>
-              <w:fldChar w:fldCharType="begin"/>
-            </w:r>
-            <w:r>
-              <w:rPr>
-                <w:noProof/>
-                <w:webHidden/>
-              </w:rPr>
-              <w:instrText xml:space="preserve"> PAGEREF _Toc224910102 \h </w:instrText>
-            </w:r>
-            <w:r>
-              <w:rPr>
-                <w:noProof/>
-                <w:webHidden/>
-              </w:rPr>
-            </w:r>
-            <w:r>
-              <w:rPr>
-                <w:noProof/>
-                <w:webHidden/>
-              </w:rPr>
-              <w:fldChar w:fldCharType="separate"/>
-            </w:r>
-            <w:r>
-              <w:rPr>
-                <w:noProof/>
-                <w:webHidden/>
-              </w:rPr>
-              <w:t>3</w:t>
-            </w:r>
-            <w:r>
-              <w:rPr>
-                <w:noProof/>
-                <w:webHidden/>
-              </w:rPr>
-              <w:fldChar w:fldCharType="end"/>
-            </w:r>
-          </w:hyperlink>
-        </w:p>
-        <w:p>
-          <w:pPr>
-            <w:pStyle w:val="Inhopg2"/>
-            <w:tabs>
-              <w:tab w:val="right" w:leader="dot" w:pos="9062"/>
-            </w:tabs>
-            <w:rPr>
-              <w:rFonts w:eastAsiaTheme="minorEastAsia"/>
-              <w:noProof/>
-              <w:lang w:eastAsia="nl-NL"/>
-            </w:rPr>
-          </w:pPr>
-          <w:hyperlink w:anchor="_Toc224910103" w:history="1">
-            <w:r>
-              <w:rPr>
-                <w:rStyle w:val="Hyperlink"/>
-                <w:noProof/>
-              </w:rPr>
-              <w:t>Detail pagina openen bij het kikken op een coin</w:t>
-            </w:r>
-            <w:r>
-              <w:rPr>
-                <w:noProof/>
-                <w:webHidden/>
-              </w:rPr>
-              <w:tab/>
-            </w:r>
-            <w:r>
-              <w:rPr>
-                <w:noProof/>
-                <w:webHidden/>
-              </w:rPr>
-              <w:fldChar w:fldCharType="begin"/>
-            </w:r>
-            <w:r>
-              <w:rPr>
-                <w:noProof/>
-                <w:webHidden/>
-              </w:rPr>
-              <w:instrText xml:space="preserve"> PAGEREF _Toc224910103 \h </w:instrText>
-            </w:r>
-            <w:r>
-              <w:rPr>
-                <w:noProof/>
-                <w:webHidden/>
-              </w:rPr>
-            </w:r>
-            <w:r>
-              <w:rPr>
-                <w:noProof/>
-                <w:webHidden/>
-              </w:rPr>
-              <w:fldChar w:fldCharType="separate"/>
-            </w:r>
-            <w:r>
-              <w:rPr>
-                <w:noProof/>
-                <w:webHidden/>
-              </w:rPr>
-              <w:t>3</w:t>
-            </w:r>
-            <w:r>
-              <w:rPr>
-                <w:noProof/>
-                <w:webHidden/>
-              </w:rPr>
-              <w:fldChar w:fldCharType="end"/>
-            </w:r>
-          </w:hyperlink>
-        </w:p>
-        <w:p>
-          <w:pPr>
-            <w:pStyle w:val="Inhopg3"/>
-            <w:tabs>
-              <w:tab w:val="right" w:leader="dot" w:pos="9062"/>
-            </w:tabs>
-            <w:rPr>
-              <w:rFonts w:eastAsiaTheme="minorEastAsia"/>
-              <w:noProof/>
-              <w:lang w:eastAsia="nl-NL"/>
-            </w:rPr>
-          </w:pPr>
-          <w:hyperlink w:anchor="_Toc224910104" w:history="1">
-            <w:r>
-              <w:rPr>
-                <w:rStyle w:val="Hyperlink"/>
-                <w:noProof/>
-              </w:rPr>
-              <w:t>Test cases:</w:t>
-            </w:r>
-            <w:r>
-              <w:rPr>
-                <w:noProof/>
-                <w:webHidden/>
-              </w:rPr>
-              <w:tab/>
-            </w:r>
-            <w:r>
-              <w:rPr>
-                <w:noProof/>
-                <w:webHidden/>
-              </w:rPr>
-              <w:fldChar w:fldCharType="begin"/>
-            </w:r>
-            <w:r>
-              <w:rPr>
-                <w:noProof/>
-                <w:webHidden/>
-              </w:rPr>
-              <w:instrText xml:space="preserve"> PAGEREF _Toc224910104 \h </w:instrText>
-            </w:r>
-            <w:r>
-              <w:rPr>
-                <w:noProof/>
-                <w:webHidden/>
-              </w:rPr>
-            </w:r>
-            <w:r>
-              <w:rPr>
-                <w:noProof/>
-                <w:webHidden/>
-              </w:rPr>
-              <w:fldChar w:fldCharType="separate"/>
-            </w:r>
-            <w:r>
-              <w:rPr>
-                <w:noProof/>
-                <w:webHidden/>
-              </w:rPr>
-              <w:t>3</w:t>
+              <w:t>4</w:t>
             </w:r>
             <w:r>
               <w:rPr>
@@ -1611,13 +1205,13 @@
     </w:p>
     <w:p>
       <w:pPr>
-        <w:pStyle w:val="Kop1"/>
+        <w:pStyle w:val="Heading1"/>
         <w:rPr>
           <w:b/>
           <w:bCs/>
         </w:rPr>
       </w:pPr>
-      <w:bookmarkStart w:id="0" w:name="_Toc224910091"/>
+      <w:bookmarkStart w:id="0" w:name="_Toc227841335"/>
       <w:r>
         <w:rPr>
           <w:b/>
@@ -1630,429 +1224,2981 @@
     </w:p>
     <w:p>
       <w:pPr>
-        <w:pStyle w:val="Lijstalinea"/>
-        <w:numPr>
-          <w:ilvl w:val="0"/>
-          <w:numId w:val="3"/>
-        </w:numPr>
+        <w:pStyle w:val="Heading2"/>
+      </w:pPr>
+      <w:bookmarkStart w:id="1" w:name="_Toc227841336"/>
+      <w:r>
+        <w:rPr>
+          <w:szCs w:val="28"/>
+        </w:rPr>
+        <w:t>Live prijsgegevens van verschillende producten</w:t>
+      </w:r>
+      <w:bookmarkEnd w:id="1"/>
+    </w:p>
+    <w:tbl>
+      <w:tblPr>
+        <w:tblStyle w:val="TableGrid"/>
+        <w:tblpPr w:leftFromText="180" w:rightFromText="180" w:vertAnchor="text" w:horzAnchor="margin" w:tblpY="734"/>
+        <w:tblW w:w="14265" w:type="dxa"/>
+        <w:tblLook w:val="04A0" w:firstRow="1" w:lastRow="0" w:firstColumn="1" w:lastColumn="0" w:noHBand="0" w:noVBand="1"/>
+      </w:tblPr>
+      <w:tblGrid>
+        <w:gridCol w:w="7305"/>
+        <w:gridCol w:w="6960"/>
+      </w:tblGrid>
+      <w:tr>
+        <w:tc>
+          <w:tcPr>
+            <w:tcW w:w="7305" w:type="dxa"/>
+          </w:tcPr>
+          <w:p>
+            <w:r>
+              <w:rPr>
+                <w:b/>
+                <w:bCs/>
+              </w:rPr>
+              <w:t xml:space="preserve">Test case ID: </w:t>
+            </w:r>
+            <w:r>
+              <w:rPr>
+                <w:szCs w:val="28"/>
+              </w:rPr>
+              <w:t xml:space="preserve"> </w:t>
+            </w:r>
+            <w:r>
+              <w:rPr>
+                <w:szCs w:val="28"/>
+              </w:rPr>
+              <w:t>prijsgegevens</w:t>
+            </w:r>
+            <w:r>
+              <w:t>-1</w:t>
+            </w:r>
+          </w:p>
+          <w:p/>
+        </w:tc>
+        <w:tc>
+          <w:tcPr>
+            <w:tcW w:w="6960" w:type="dxa"/>
+          </w:tcPr>
+          <w:p>
+            <w:r>
+              <w:rPr>
+                <w:b/>
+                <w:bCs/>
+              </w:rPr>
+              <w:t>Prioriteit</w:t>
+            </w:r>
+            <w:r>
+              <w:t>: Hoog</w:t>
+            </w:r>
+          </w:p>
+        </w:tc>
+      </w:tr>
+      <w:tr>
+        <w:tc>
+          <w:tcPr>
+            <w:tcW w:w="7305" w:type="dxa"/>
+          </w:tcPr>
+          <w:p>
+            <w:r>
+              <w:rPr>
+                <w:b/>
+              </w:rPr>
+              <w:t>Pre-condition</w:t>
+            </w:r>
+            <w:r>
+              <w:t xml:space="preserve">: </w:t>
+            </w:r>
+          </w:p>
+          <w:p>
+            <w:pPr>
+              <w:rPr>
+                <w:b/>
+                <w:bCs/>
+              </w:rPr>
+            </w:pPr>
+          </w:p>
+        </w:tc>
+        <w:tc>
+          <w:tcPr>
+            <w:tcW w:w="6960" w:type="dxa"/>
+          </w:tcPr>
+          <w:p>
+            <w:pPr>
+              <w:rPr>
+                <w:b/>
+                <w:bCs/>
+              </w:rPr>
+            </w:pPr>
+            <w:r>
+              <w:rPr>
+                <w:b/>
+                <w:bCs/>
+              </w:rPr>
+              <w:t>Test uitgevoerd door:</w:t>
+            </w:r>
+          </w:p>
+        </w:tc>
+      </w:tr>
+      <w:tr>
+        <w:tc>
+          <w:tcPr>
+            <w:tcW w:w="7305" w:type="dxa"/>
+          </w:tcPr>
+          <w:p>
+            <w:r>
+              <w:rPr>
+                <w:b/>
+                <w:bCs/>
+              </w:rPr>
+              <w:t>Test case title:</w:t>
+            </w:r>
+            <w:r>
+              <w:t xml:space="preserve"> </w:t>
+            </w:r>
+            <w:r>
+              <w:t>crypto</w:t>
+            </w:r>
+            <w:r>
+              <w:t xml:space="preserve"> </w:t>
+            </w:r>
+            <w:r>
+              <w:t>prijsgegevens laten zie</w:t>
+            </w:r>
+            <w:r>
+              <w:t>n</w:t>
+            </w:r>
+          </w:p>
+          <w:p/>
+        </w:tc>
+        <w:tc>
+          <w:tcPr>
+            <w:tcW w:w="6960" w:type="dxa"/>
+          </w:tcPr>
+          <w:p>
+            <w:pPr>
+              <w:rPr>
+                <w:b/>
+                <w:bCs/>
+              </w:rPr>
+            </w:pPr>
+            <w:r>
+              <w:rPr>
+                <w:b/>
+                <w:bCs/>
+              </w:rPr>
+              <w:t>Test uitgevoerd op:</w:t>
+            </w:r>
+          </w:p>
+        </w:tc>
+      </w:tr>
+      <w:tr>
+        <w:tc>
+          <w:tcPr>
+            <w:tcW w:w="7305" w:type="dxa"/>
+          </w:tcPr>
+          <w:p>
+            <w:r>
+              <w:rPr>
+                <w:b/>
+                <w:bCs/>
+              </w:rPr>
+              <w:t>Test case description:</w:t>
+            </w:r>
+            <w:r>
+              <w:t xml:space="preserve"> </w:t>
+            </w:r>
+            <w:r>
+              <w:t>prijs ophalen van een</w:t>
+            </w:r>
+            <w:r>
+              <w:t xml:space="preserve"> api, correct laten zien op het dashboard</w:t>
+            </w:r>
+          </w:p>
+        </w:tc>
+        <w:tc>
+          <w:tcPr>
+            <w:tcW w:w="6960" w:type="dxa"/>
+          </w:tcPr>
+          <w:p>
+            <w:pPr>
+              <w:rPr>
+                <w:b/>
+                <w:bCs/>
+              </w:rPr>
+            </w:pPr>
+            <w:r>
+              <w:rPr>
+                <w:b/>
+                <w:bCs/>
+              </w:rPr>
+              <w:t xml:space="preserve">Test status: </w:t>
+            </w:r>
+          </w:p>
+        </w:tc>
+      </w:tr>
+    </w:tbl>
+    <w:p>
+      <w:r>
+        <w:rPr>
+          <w:b/>
+          <w:bCs/>
+        </w:rPr>
+        <w:t xml:space="preserve">Test scenario: </w:t>
+      </w:r>
+      <w:r>
+        <w:t>Live prijsgegevens van verschillende producten</w:t>
+      </w:r>
+      <w:r>
+        <w:t xml:space="preserve"> laten zien</w:t>
+      </w:r>
+    </w:p>
+    <w:tbl>
+      <w:tblPr>
+        <w:tblStyle w:val="TableGrid"/>
+        <w:tblpPr w:leftFromText="180" w:rightFromText="180" w:vertAnchor="text" w:horzAnchor="margin" w:tblpXSpec="center" w:tblpY="2601"/>
+        <w:tblW w:w="14008" w:type="dxa"/>
+        <w:tblLook w:val="04A0" w:firstRow="1" w:lastRow="0" w:firstColumn="1" w:lastColumn="0" w:noHBand="0" w:noVBand="1"/>
+      </w:tblPr>
+      <w:tblGrid>
+        <w:gridCol w:w="957"/>
+        <w:gridCol w:w="4828"/>
+        <w:gridCol w:w="2669"/>
+        <w:gridCol w:w="3073"/>
+        <w:gridCol w:w="1181"/>
+        <w:gridCol w:w="1300"/>
+      </w:tblGrid>
+      <w:tr>
+        <w:trPr>
+          <w:trHeight w:val="526"/>
+        </w:trPr>
+        <w:tc>
+          <w:tcPr>
+            <w:tcW w:w="957" w:type="dxa"/>
+          </w:tcPr>
+          <w:p>
+            <w:pPr>
+              <w:rPr>
+                <w:b/>
+                <w:bCs/>
+              </w:rPr>
+            </w:pPr>
+            <w:r>
+              <w:rPr>
+                <w:b/>
+                <w:bCs/>
+              </w:rPr>
+              <w:t>Stap #</w:t>
+            </w:r>
+          </w:p>
+        </w:tc>
+        <w:tc>
+          <w:tcPr>
+            <w:tcW w:w="4828" w:type="dxa"/>
+          </w:tcPr>
+          <w:p>
+            <w:pPr>
+              <w:rPr>
+                <w:b/>
+                <w:bCs/>
+              </w:rPr>
+            </w:pPr>
+            <w:r>
+              <w:rPr>
+                <w:b/>
+                <w:bCs/>
+              </w:rPr>
+              <w:t>Test stap</w:t>
+            </w:r>
+          </w:p>
+        </w:tc>
+        <w:tc>
+          <w:tcPr>
+            <w:tcW w:w="2669" w:type="dxa"/>
+          </w:tcPr>
+          <w:p>
+            <w:pPr>
+              <w:rPr>
+                <w:b/>
+                <w:bCs/>
+              </w:rPr>
+            </w:pPr>
+            <w:r>
+              <w:rPr>
+                <w:b/>
+                <w:bCs/>
+              </w:rPr>
+              <w:t>Verwacht resultaat</w:t>
+            </w:r>
+          </w:p>
+        </w:tc>
+        <w:tc>
+          <w:tcPr>
+            <w:tcW w:w="3073" w:type="dxa"/>
+          </w:tcPr>
+          <w:p>
+            <w:pPr>
+              <w:rPr>
+                <w:b/>
+                <w:bCs/>
+              </w:rPr>
+            </w:pPr>
+            <w:r>
+              <w:rPr>
+                <w:b/>
+                <w:bCs/>
+              </w:rPr>
+              <w:t>Test Data</w:t>
+            </w:r>
+          </w:p>
+        </w:tc>
+        <w:tc>
+          <w:tcPr>
+            <w:tcW w:w="1181" w:type="dxa"/>
+          </w:tcPr>
+          <w:p>
+            <w:pPr>
+              <w:rPr>
+                <w:b/>
+                <w:bCs/>
+              </w:rPr>
+            </w:pPr>
+            <w:r>
+              <w:rPr>
+                <w:b/>
+                <w:bCs/>
+              </w:rPr>
+              <w:t>Werkelijk resultaat</w:t>
+            </w:r>
+          </w:p>
+        </w:tc>
+        <w:tc>
+          <w:tcPr>
+            <w:tcW w:w="1300" w:type="dxa"/>
+          </w:tcPr>
+          <w:p>
+            <w:pPr>
+              <w:rPr>
+                <w:b/>
+                <w:bCs/>
+              </w:rPr>
+            </w:pPr>
+            <w:r>
+              <w:rPr>
+                <w:b/>
+                <w:bCs/>
+              </w:rPr>
+              <w:t>Geslaagd</w:t>
+            </w:r>
+            <w:r>
+              <w:rPr>
+                <w:b/>
+                <w:bCs/>
+              </w:rPr>
+              <w:t xml:space="preserve"> </w:t>
+            </w:r>
+            <w:r>
+              <w:rPr>
+                <w:b/>
+                <w:bCs/>
+              </w:rPr>
+              <w:t xml:space="preserve">/ </w:t>
+            </w:r>
+          </w:p>
+          <w:p>
+            <w:pPr>
+              <w:rPr>
+                <w:b/>
+                <w:bCs/>
+              </w:rPr>
+            </w:pPr>
+            <w:r>
+              <w:rPr>
+                <w:b/>
+                <w:bCs/>
+              </w:rPr>
+              <w:t>niet geslaagd</w:t>
+            </w:r>
+          </w:p>
+        </w:tc>
+      </w:tr>
+      <w:tr>
+        <w:trPr>
+          <w:trHeight w:val="541"/>
+        </w:trPr>
+        <w:tc>
+          <w:tcPr>
+            <w:tcW w:w="957" w:type="dxa"/>
+          </w:tcPr>
+          <w:p>
+            <w:r>
+              <w:t>1</w:t>
+            </w:r>
+          </w:p>
+        </w:tc>
+        <w:tc>
+          <w:tcPr>
+            <w:tcW w:w="4828" w:type="dxa"/>
+          </w:tcPr>
+          <w:p>
+            <w:r>
+              <w:t>Navigeer naar het dashboard</w:t>
+            </w:r>
+          </w:p>
+        </w:tc>
+        <w:tc>
+          <w:tcPr>
+            <w:tcW w:w="2669" w:type="dxa"/>
+          </w:tcPr>
+          <w:p>
+            <w:r>
+              <w:t>Dashboard met skaleten</w:t>
+            </w:r>
+          </w:p>
+        </w:tc>
+        <w:tc>
+          <w:tcPr>
+            <w:tcW w:w="3073" w:type="dxa"/>
+          </w:tcPr>
+          <w:p>
+            <w:r>
+              <w:t>http://localhost:5173/</w:t>
+            </w:r>
+          </w:p>
+        </w:tc>
+        <w:tc>
+          <w:tcPr>
+            <w:tcW w:w="1181" w:type="dxa"/>
+          </w:tcPr>
+          <w:p/>
+        </w:tc>
+        <w:tc>
+          <w:tcPr>
+            <w:tcW w:w="1300" w:type="dxa"/>
+          </w:tcPr>
+          <w:p/>
+        </w:tc>
+      </w:tr>
+      <w:tr>
+        <w:trPr>
+          <w:trHeight w:val="526"/>
+        </w:trPr>
+        <w:tc>
+          <w:tcPr>
+            <w:tcW w:w="957" w:type="dxa"/>
+          </w:tcPr>
+          <w:p>
+            <w:r>
+              <w:t>2</w:t>
+            </w:r>
+          </w:p>
+        </w:tc>
+        <w:tc>
+          <w:tcPr>
+            <w:tcW w:w="4828" w:type="dxa"/>
+          </w:tcPr>
+          <w:p>
+            <w:r>
+              <w:t>Wacht tot de pagina is geladen</w:t>
+            </w:r>
+          </w:p>
+        </w:tc>
+        <w:tc>
+          <w:tcPr>
+            <w:tcW w:w="2669" w:type="dxa"/>
+          </w:tcPr>
+          <w:p>
+            <w:r>
+              <w:t>Skaletten verdwijnen</w:t>
+            </w:r>
+          </w:p>
+        </w:tc>
+        <w:tc>
+          <w:tcPr>
+            <w:tcW w:w="3073" w:type="dxa"/>
+          </w:tcPr>
+          <w:p/>
+        </w:tc>
+        <w:tc>
+          <w:tcPr>
+            <w:tcW w:w="1181" w:type="dxa"/>
+          </w:tcPr>
+          <w:p/>
+        </w:tc>
+        <w:tc>
+          <w:tcPr>
+            <w:tcW w:w="1300" w:type="dxa"/>
+          </w:tcPr>
+          <w:p/>
+        </w:tc>
+      </w:tr>
+      <w:tr>
+        <w:trPr>
+          <w:trHeight w:val="541"/>
+        </w:trPr>
+        <w:tc>
+          <w:tcPr>
+            <w:tcW w:w="957" w:type="dxa"/>
+          </w:tcPr>
+          <w:p>
+            <w:r>
+              <w:t>3</w:t>
+            </w:r>
+          </w:p>
+        </w:tc>
+        <w:tc>
+          <w:tcPr>
+            <w:tcW w:w="4828" w:type="dxa"/>
+          </w:tcPr>
+          <w:p>
+            <w:r>
+              <w:t>Check prijs gegevens voor datum/tijd weegeven</w:t>
+            </w:r>
+            <w:r>
+              <w:t xml:space="preserve"> in grafiek</w:t>
+            </w:r>
+          </w:p>
+        </w:tc>
+        <w:tc>
+          <w:tcPr>
+            <w:tcW w:w="2669" w:type="dxa"/>
+          </w:tcPr>
+          <w:p>
+            <w:r>
+              <w:t>Prijs is historisch correct</w:t>
+            </w:r>
+          </w:p>
+        </w:tc>
+        <w:tc>
+          <w:tcPr>
+            <w:tcW w:w="3073" w:type="dxa"/>
+          </w:tcPr>
+          <w:p/>
+        </w:tc>
+        <w:tc>
+          <w:tcPr>
+            <w:tcW w:w="1181" w:type="dxa"/>
+          </w:tcPr>
+          <w:p/>
+        </w:tc>
+        <w:tc>
+          <w:tcPr>
+            <w:tcW w:w="1300" w:type="dxa"/>
+          </w:tcPr>
+          <w:p/>
+        </w:tc>
+      </w:tr>
+    </w:tbl>
+    <w:p/>
+    <w:p>
+      <w:pPr>
+        <w:pStyle w:val="Heading2"/>
+      </w:pPr>
+      <w:bookmarkStart w:id="2" w:name="_Toc227841337"/>
+      <w:r>
+        <w:rPr>
+          <w:szCs w:val="28"/>
+        </w:rPr>
+        <w:t>Visueel zichtbaar maken hoeveel een product is gestegen of gedaald</w:t>
+      </w:r>
+      <w:bookmarkEnd w:id="2"/>
+    </w:p>
+    <w:tbl>
+      <w:tblPr>
+        <w:tblStyle w:val="TableGrid"/>
+        <w:tblpPr w:leftFromText="180" w:rightFromText="180" w:vertAnchor="text" w:horzAnchor="margin" w:tblpY="734"/>
+        <w:tblW w:w="14265" w:type="dxa"/>
+        <w:tblLook w:val="04A0" w:firstRow="1" w:lastRow="0" w:firstColumn="1" w:lastColumn="0" w:noHBand="0" w:noVBand="1"/>
+      </w:tblPr>
+      <w:tblGrid>
+        <w:gridCol w:w="7305"/>
+        <w:gridCol w:w="6960"/>
+      </w:tblGrid>
+      <w:tr>
+        <w:tc>
+          <w:tcPr>
+            <w:tcW w:w="7305" w:type="dxa"/>
+          </w:tcPr>
+          <w:p>
+            <w:r>
+              <w:rPr>
+                <w:b/>
+                <w:bCs/>
+              </w:rPr>
+              <w:t xml:space="preserve">Test case ID: </w:t>
+            </w:r>
+            <w:r>
+              <w:rPr>
+                <w:szCs w:val="28"/>
+              </w:rPr>
+              <w:t xml:space="preserve"> prijs</w:t>
+            </w:r>
+            <w:r>
+              <w:rPr>
+                <w:szCs w:val="28"/>
+              </w:rPr>
+              <w:t>verschil</w:t>
+            </w:r>
+            <w:r>
+              <w:t>-1</w:t>
+            </w:r>
+          </w:p>
+          <w:p/>
+        </w:tc>
+        <w:tc>
+          <w:tcPr>
+            <w:tcW w:w="6960" w:type="dxa"/>
+          </w:tcPr>
+          <w:p>
+            <w:r>
+              <w:rPr>
+                <w:b/>
+                <w:bCs/>
+              </w:rPr>
+              <w:t>Prioriteit</w:t>
+            </w:r>
+            <w:r>
+              <w:t>: Hoog</w:t>
+            </w:r>
+          </w:p>
+        </w:tc>
+      </w:tr>
+      <w:tr>
+        <w:tc>
+          <w:tcPr>
+            <w:tcW w:w="7305" w:type="dxa"/>
+          </w:tcPr>
+          <w:p>
+            <w:r>
+              <w:rPr>
+                <w:b/>
+              </w:rPr>
+              <w:t>Pre-condition</w:t>
+            </w:r>
+            <w:r>
+              <w:t xml:space="preserve">: </w:t>
+            </w:r>
+          </w:p>
+          <w:p>
+            <w:pPr>
+              <w:rPr>
+                <w:b/>
+                <w:bCs/>
+              </w:rPr>
+            </w:pPr>
+          </w:p>
+        </w:tc>
+        <w:tc>
+          <w:tcPr>
+            <w:tcW w:w="6960" w:type="dxa"/>
+          </w:tcPr>
+          <w:p>
+            <w:pPr>
+              <w:rPr>
+                <w:b/>
+                <w:bCs/>
+              </w:rPr>
+            </w:pPr>
+            <w:r>
+              <w:rPr>
+                <w:b/>
+                <w:bCs/>
+              </w:rPr>
+              <w:t>Test uitgevoerd door:</w:t>
+            </w:r>
+          </w:p>
+        </w:tc>
+      </w:tr>
+      <w:tr>
+        <w:tc>
+          <w:tcPr>
+            <w:tcW w:w="7305" w:type="dxa"/>
+          </w:tcPr>
+          <w:p>
+            <w:r>
+              <w:rPr>
+                <w:b/>
+                <w:bCs/>
+              </w:rPr>
+              <w:t>Test case title:</w:t>
+            </w:r>
+            <w:r>
+              <w:t xml:space="preserve"> </w:t>
+            </w:r>
+            <w:r>
+              <w:rPr>
+                <w:szCs w:val="28"/>
+              </w:rPr>
+              <w:t xml:space="preserve"> </w:t>
+            </w:r>
+            <w:r>
+              <w:rPr>
+                <w:szCs w:val="28"/>
+              </w:rPr>
+              <w:t>Visueel zichtbaar maken</w:t>
+            </w:r>
+            <w:r>
+              <w:rPr>
+                <w:szCs w:val="28"/>
+              </w:rPr>
+              <w:t xml:space="preserve"> prijsverschil</w:t>
+            </w:r>
+          </w:p>
+          <w:p/>
+        </w:tc>
+        <w:tc>
+          <w:tcPr>
+            <w:tcW w:w="6960" w:type="dxa"/>
+          </w:tcPr>
+          <w:p>
+            <w:pPr>
+              <w:rPr>
+                <w:b/>
+                <w:bCs/>
+              </w:rPr>
+            </w:pPr>
+            <w:r>
+              <w:rPr>
+                <w:b/>
+                <w:bCs/>
+              </w:rPr>
+              <w:t>Test uitgevoerd op:</w:t>
+            </w:r>
+          </w:p>
+        </w:tc>
+      </w:tr>
+      <w:tr>
+        <w:tc>
+          <w:tcPr>
+            <w:tcW w:w="7305" w:type="dxa"/>
+          </w:tcPr>
+          <w:p>
+            <w:r>
+              <w:rPr>
+                <w:b/>
+                <w:bCs/>
+              </w:rPr>
+              <w:t>Test case description:</w:t>
+            </w:r>
+            <w:r>
+              <w:t xml:space="preserve"> </w:t>
+            </w:r>
+            <w:r>
+              <w:rPr>
+                <w:szCs w:val="28"/>
+              </w:rPr>
+              <w:t xml:space="preserve"> Berekenen hoeveel </w:t>
+            </w:r>
+            <w:r>
+              <w:rPr>
+                <w:szCs w:val="28"/>
+              </w:rPr>
+              <w:t>de prijhs is gestegen / gedaald en dat correct laten zien</w:t>
+            </w:r>
+          </w:p>
+        </w:tc>
+        <w:tc>
+          <w:tcPr>
+            <w:tcW w:w="6960" w:type="dxa"/>
+          </w:tcPr>
+          <w:p>
+            <w:pPr>
+              <w:rPr>
+                <w:b/>
+                <w:bCs/>
+              </w:rPr>
+            </w:pPr>
+            <w:r>
+              <w:rPr>
+                <w:b/>
+                <w:bCs/>
+              </w:rPr>
+              <w:t xml:space="preserve">Test status: </w:t>
+            </w:r>
+          </w:p>
+        </w:tc>
+      </w:tr>
+    </w:tbl>
+    <w:p>
+      <w:r>
+        <w:rPr>
+          <w:b/>
+          <w:bCs/>
+        </w:rPr>
+        <w:t xml:space="preserve">Test scenario: </w:t>
+      </w:r>
+      <w:r>
+        <w:rPr>
+          <w:szCs w:val="28"/>
+        </w:rPr>
+        <w:t xml:space="preserve">Visueel zichtbaar maken hoeveel een </w:t>
+      </w:r>
+      <w:r>
+        <w:rPr>
+          <w:szCs w:val="28"/>
+        </w:rPr>
+        <w:t>coin</w:t>
+      </w:r>
+      <w:r>
+        <w:rPr>
+          <w:szCs w:val="28"/>
+        </w:rPr>
+        <w:t xml:space="preserve"> is gestegen of gedaald</w:t>
+      </w:r>
+    </w:p>
+    <w:tbl>
+      <w:tblPr>
+        <w:tblStyle w:val="TableGrid"/>
+        <w:tblpPr w:leftFromText="180" w:rightFromText="180" w:vertAnchor="text" w:horzAnchor="margin" w:tblpXSpec="center" w:tblpY="2601"/>
+        <w:tblW w:w="14008" w:type="dxa"/>
+        <w:tblLook w:val="04A0" w:firstRow="1" w:lastRow="0" w:firstColumn="1" w:lastColumn="0" w:noHBand="0" w:noVBand="1"/>
+      </w:tblPr>
+      <w:tblGrid>
+        <w:gridCol w:w="957"/>
+        <w:gridCol w:w="4828"/>
+        <w:gridCol w:w="2669"/>
+        <w:gridCol w:w="3073"/>
+        <w:gridCol w:w="1181"/>
+        <w:gridCol w:w="1300"/>
+      </w:tblGrid>
+      <w:tr>
+        <w:trPr>
+          <w:trHeight w:val="526"/>
+        </w:trPr>
+        <w:tc>
+          <w:tcPr>
+            <w:tcW w:w="957" w:type="dxa"/>
+          </w:tcPr>
+          <w:p>
+            <w:pPr>
+              <w:rPr>
+                <w:b/>
+                <w:bCs/>
+              </w:rPr>
+            </w:pPr>
+            <w:r>
+              <w:rPr>
+                <w:b/>
+                <w:bCs/>
+              </w:rPr>
+              <w:t>Stap #</w:t>
+            </w:r>
+          </w:p>
+        </w:tc>
+        <w:tc>
+          <w:tcPr>
+            <w:tcW w:w="4828" w:type="dxa"/>
+          </w:tcPr>
+          <w:p>
+            <w:pPr>
+              <w:rPr>
+                <w:b/>
+                <w:bCs/>
+              </w:rPr>
+            </w:pPr>
+            <w:r>
+              <w:rPr>
+                <w:b/>
+                <w:bCs/>
+              </w:rPr>
+              <w:t>Test stap</w:t>
+            </w:r>
+          </w:p>
+        </w:tc>
+        <w:tc>
+          <w:tcPr>
+            <w:tcW w:w="2669" w:type="dxa"/>
+          </w:tcPr>
+          <w:p>
+            <w:pPr>
+              <w:rPr>
+                <w:b/>
+                <w:bCs/>
+              </w:rPr>
+            </w:pPr>
+            <w:r>
+              <w:rPr>
+                <w:b/>
+                <w:bCs/>
+              </w:rPr>
+              <w:t>Verwacht resultaat</w:t>
+            </w:r>
+          </w:p>
+        </w:tc>
+        <w:tc>
+          <w:tcPr>
+            <w:tcW w:w="3073" w:type="dxa"/>
+          </w:tcPr>
+          <w:p>
+            <w:pPr>
+              <w:rPr>
+                <w:b/>
+                <w:bCs/>
+              </w:rPr>
+            </w:pPr>
+            <w:r>
+              <w:rPr>
+                <w:b/>
+                <w:bCs/>
+              </w:rPr>
+              <w:t>Test Data</w:t>
+            </w:r>
+          </w:p>
+        </w:tc>
+        <w:tc>
+          <w:tcPr>
+            <w:tcW w:w="1181" w:type="dxa"/>
+          </w:tcPr>
+          <w:p>
+            <w:pPr>
+              <w:rPr>
+                <w:b/>
+                <w:bCs/>
+              </w:rPr>
+            </w:pPr>
+            <w:r>
+              <w:rPr>
+                <w:b/>
+                <w:bCs/>
+              </w:rPr>
+              <w:t>Werkelijk resultaat</w:t>
+            </w:r>
+          </w:p>
+        </w:tc>
+        <w:tc>
+          <w:tcPr>
+            <w:tcW w:w="1300" w:type="dxa"/>
+          </w:tcPr>
+          <w:p>
+            <w:pPr>
+              <w:rPr>
+                <w:b/>
+                <w:bCs/>
+              </w:rPr>
+            </w:pPr>
+            <w:r>
+              <w:rPr>
+                <w:b/>
+                <w:bCs/>
+              </w:rPr>
+              <w:t>Geslaagd</w:t>
+            </w:r>
+            <w:r>
+              <w:rPr>
+                <w:b/>
+                <w:bCs/>
+              </w:rPr>
+              <w:t xml:space="preserve"> </w:t>
+            </w:r>
+            <w:r>
+              <w:rPr>
+                <w:b/>
+                <w:bCs/>
+              </w:rPr>
+              <w:t xml:space="preserve">/ </w:t>
+            </w:r>
+          </w:p>
+          <w:p>
+            <w:pPr>
+              <w:rPr>
+                <w:b/>
+                <w:bCs/>
+              </w:rPr>
+            </w:pPr>
+            <w:r>
+              <w:rPr>
+                <w:b/>
+                <w:bCs/>
+              </w:rPr>
+              <w:t>niet geslaagd</w:t>
+            </w:r>
+          </w:p>
+        </w:tc>
+      </w:tr>
+      <w:tr>
+        <w:trPr>
+          <w:trHeight w:val="541"/>
+        </w:trPr>
+        <w:tc>
+          <w:tcPr>
+            <w:tcW w:w="957" w:type="dxa"/>
+          </w:tcPr>
+          <w:p>
+            <w:r>
+              <w:t>1</w:t>
+            </w:r>
+          </w:p>
+        </w:tc>
+        <w:tc>
+          <w:tcPr>
+            <w:tcW w:w="4828" w:type="dxa"/>
+          </w:tcPr>
+          <w:p>
+            <w:r>
+              <w:t>Navigeer naar het dashboard</w:t>
+            </w:r>
+          </w:p>
+        </w:tc>
+        <w:tc>
+          <w:tcPr>
+            <w:tcW w:w="2669" w:type="dxa"/>
+          </w:tcPr>
+          <w:p>
+            <w:r>
+              <w:t>Dashboard met skaleten</w:t>
+            </w:r>
+          </w:p>
+        </w:tc>
+        <w:tc>
+          <w:tcPr>
+            <w:tcW w:w="3073" w:type="dxa"/>
+          </w:tcPr>
+          <w:p>
+            <w:r>
+              <w:t>http://localhost:5173/</w:t>
+            </w:r>
+          </w:p>
+        </w:tc>
+        <w:tc>
+          <w:tcPr>
+            <w:tcW w:w="1181" w:type="dxa"/>
+          </w:tcPr>
+          <w:p/>
+        </w:tc>
+        <w:tc>
+          <w:tcPr>
+            <w:tcW w:w="1300" w:type="dxa"/>
+          </w:tcPr>
+          <w:p/>
+        </w:tc>
+      </w:tr>
+      <w:tr>
+        <w:trPr>
+          <w:trHeight w:val="526"/>
+        </w:trPr>
+        <w:tc>
+          <w:tcPr>
+            <w:tcW w:w="957" w:type="dxa"/>
+          </w:tcPr>
+          <w:p>
+            <w:r>
+              <w:t>2</w:t>
+            </w:r>
+          </w:p>
+        </w:tc>
+        <w:tc>
+          <w:tcPr>
+            <w:tcW w:w="4828" w:type="dxa"/>
+          </w:tcPr>
+          <w:p>
+            <w:r>
+              <w:t>Wacht tot de pagina is geladen</w:t>
+            </w:r>
+          </w:p>
+        </w:tc>
+        <w:tc>
+          <w:tcPr>
+            <w:tcW w:w="2669" w:type="dxa"/>
+          </w:tcPr>
+          <w:p>
+            <w:r>
+              <w:t>Skaletten verdwijnen</w:t>
+            </w:r>
+          </w:p>
+        </w:tc>
+        <w:tc>
+          <w:tcPr>
+            <w:tcW w:w="3073" w:type="dxa"/>
+          </w:tcPr>
+          <w:p/>
+        </w:tc>
+        <w:tc>
+          <w:tcPr>
+            <w:tcW w:w="1181" w:type="dxa"/>
+          </w:tcPr>
+          <w:p/>
+        </w:tc>
+        <w:tc>
+          <w:tcPr>
+            <w:tcW w:w="1300" w:type="dxa"/>
+          </w:tcPr>
+          <w:p/>
+        </w:tc>
+      </w:tr>
+      <w:tr>
+        <w:trPr>
+          <w:trHeight w:val="541"/>
+        </w:trPr>
+        <w:tc>
+          <w:tcPr>
+            <w:tcW w:w="957" w:type="dxa"/>
+          </w:tcPr>
+          <w:p>
+            <w:r>
+              <w:t>3</w:t>
+            </w:r>
+          </w:p>
+        </w:tc>
+        <w:tc>
+          <w:tcPr>
+            <w:tcW w:w="4828" w:type="dxa"/>
+          </w:tcPr>
+          <w:p>
+            <w:r>
+              <w:t>Kijk naast de grafiek of het percentage correct is</w:t>
+            </w:r>
+          </w:p>
+        </w:tc>
+        <w:tc>
+          <w:tcPr>
+            <w:tcW w:w="2669" w:type="dxa"/>
+          </w:tcPr>
+          <w:p>
+            <w:r>
+              <w:t>Stijging / daling is correct berekend en laten zien (groen omhoog, rood omlaag)</w:t>
+            </w:r>
+          </w:p>
+        </w:tc>
+        <w:tc>
+          <w:tcPr>
+            <w:tcW w:w="3073" w:type="dxa"/>
+          </w:tcPr>
+          <w:p/>
+        </w:tc>
+        <w:tc>
+          <w:tcPr>
+            <w:tcW w:w="1181" w:type="dxa"/>
+          </w:tcPr>
+          <w:p/>
+        </w:tc>
+        <w:tc>
+          <w:tcPr>
+            <w:tcW w:w="1300" w:type="dxa"/>
+          </w:tcPr>
+          <w:p/>
+        </w:tc>
+      </w:tr>
+    </w:tbl>
+    <w:p>
+      <w:pPr>
+        <w:pStyle w:val="Heading2"/>
+        <w:rPr>
+          <w:szCs w:val="28"/>
+        </w:rPr>
+      </w:pPr>
+    </w:p>
+    <w:p>
+      <w:pPr>
+        <w:rPr>
+          <w:rFonts w:asciiTheme="majorHAnsi" w:eastAsiaTheme="majorEastAsia" w:hAnsiTheme="majorHAnsi" w:cstheme="majorBidi"/>
+          <w:color w:val="0F4761" w:themeColor="accent1" w:themeShade="BF"/>
+          <w:sz w:val="32"/>
+          <w:szCs w:val="28"/>
+        </w:rPr>
       </w:pPr>
       <w:r>
-        <w:t xml:space="preserve">Live prijsgegevens </w:t>
-      </w:r>
-      <w:r>
-        <w:t>laten zien op het dashboard</w:t>
+        <w:rPr>
+          <w:szCs w:val="28"/>
+        </w:rPr>
+        <w:br w:type="page"/>
       </w:r>
     </w:p>
     <w:p>
       <w:pPr>
-        <w:pStyle w:val="Lijstalinea"/>
-        <w:numPr>
-          <w:ilvl w:val="0"/>
-          <w:numId w:val="3"/>
-        </w:numPr>
+        <w:pStyle w:val="Heading2"/>
       </w:pPr>
+      <w:bookmarkStart w:id="3" w:name="_Toc227841338"/>
       <w:r>
-        <w:t xml:space="preserve">Stijging en daling tonen per </w:t>
+        <w:rPr>
+          <w:szCs w:val="28"/>
+        </w:rPr>
+        <w:lastRenderedPageBreak/>
+        <w:t>Een circle diagram van de top 10 coins</w:t>
       </w:r>
-      <w:proofErr w:type="spellStart"/>
       <w:r>
-        <w:t>coin</w:t>
+        <w:rPr>
+          <w:szCs w:val="28"/>
+        </w:rPr>
+        <w:t xml:space="preserve"> in wallet</w:t>
       </w:r>
-      <w:proofErr w:type="spellEnd"/>
+      <w:bookmarkEnd w:id="3"/>
     </w:p>
+    <w:tbl>
+      <w:tblPr>
+        <w:tblStyle w:val="TableGrid"/>
+        <w:tblpPr w:leftFromText="180" w:rightFromText="180" w:vertAnchor="text" w:horzAnchor="margin" w:tblpY="734"/>
+        <w:tblW w:w="14265" w:type="dxa"/>
+        <w:tblLook w:val="04A0" w:firstRow="1" w:lastRow="0" w:firstColumn="1" w:lastColumn="0" w:noHBand="0" w:noVBand="1"/>
+      </w:tblPr>
+      <w:tblGrid>
+        <w:gridCol w:w="7305"/>
+        <w:gridCol w:w="6960"/>
+      </w:tblGrid>
+      <w:tr>
+        <w:tc>
+          <w:tcPr>
+            <w:tcW w:w="7305" w:type="dxa"/>
+          </w:tcPr>
+          <w:p>
+            <w:r>
+              <w:rPr>
+                <w:b/>
+                <w:bCs/>
+              </w:rPr>
+              <w:t xml:space="preserve">Test case ID: </w:t>
+            </w:r>
+            <w:r>
+              <w:rPr>
+                <w:szCs w:val="28"/>
+              </w:rPr>
+              <w:t xml:space="preserve"> </w:t>
+            </w:r>
+            <w:r>
+              <w:rPr>
+                <w:szCs w:val="28"/>
+              </w:rPr>
+              <w:t>marktaandeel</w:t>
+            </w:r>
+            <w:r>
+              <w:t>-1</w:t>
+            </w:r>
+          </w:p>
+          <w:p/>
+        </w:tc>
+        <w:tc>
+          <w:tcPr>
+            <w:tcW w:w="6960" w:type="dxa"/>
+          </w:tcPr>
+          <w:p>
+            <w:r>
+              <w:rPr>
+                <w:b/>
+                <w:bCs/>
+              </w:rPr>
+              <w:t>Prioriteit</w:t>
+            </w:r>
+            <w:r>
+              <w:t xml:space="preserve">: </w:t>
+            </w:r>
+            <w:r>
+              <w:t>Laag</w:t>
+            </w:r>
+          </w:p>
+        </w:tc>
+      </w:tr>
+      <w:tr>
+        <w:tc>
+          <w:tcPr>
+            <w:tcW w:w="7305" w:type="dxa"/>
+          </w:tcPr>
+          <w:p>
+            <w:r>
+              <w:rPr>
+                <w:b/>
+              </w:rPr>
+              <w:t>Pre-condition</w:t>
+            </w:r>
+            <w:r>
+              <w:t xml:space="preserve">: </w:t>
+            </w:r>
+            <w:r>
+              <w:t xml:space="preserve">gebruiker bezit meer dan </w:t>
+            </w:r>
+            <w:r>
+              <w:t>2</w:t>
+            </w:r>
+            <w:r>
+              <w:t xml:space="preserve"> coin</w:t>
+            </w:r>
+            <w:r>
+              <w:t>s</w:t>
+            </w:r>
+          </w:p>
+          <w:p>
+            <w:pPr>
+              <w:rPr>
+                <w:b/>
+                <w:bCs/>
+              </w:rPr>
+            </w:pPr>
+          </w:p>
+        </w:tc>
+        <w:tc>
+          <w:tcPr>
+            <w:tcW w:w="6960" w:type="dxa"/>
+          </w:tcPr>
+          <w:p>
+            <w:pPr>
+              <w:rPr>
+                <w:b/>
+                <w:bCs/>
+              </w:rPr>
+            </w:pPr>
+            <w:r>
+              <w:rPr>
+                <w:b/>
+                <w:bCs/>
+              </w:rPr>
+              <w:t>Test uitgevoerd door:</w:t>
+            </w:r>
+          </w:p>
+        </w:tc>
+      </w:tr>
+      <w:tr>
+        <w:tc>
+          <w:tcPr>
+            <w:tcW w:w="7305" w:type="dxa"/>
+          </w:tcPr>
+          <w:p>
+            <w:pPr>
+              <w:rPr>
+                <w:lang w:val="en-GB"/>
+              </w:rPr>
+            </w:pPr>
+            <w:r>
+              <w:rPr>
+                <w:b/>
+                <w:bCs/>
+                <w:lang w:val="en-GB"/>
+              </w:rPr>
+              <w:t>Test case title:</w:t>
+            </w:r>
+            <w:r>
+              <w:rPr>
+                <w:lang w:val="en-GB"/>
+              </w:rPr>
+              <w:t xml:space="preserve"> </w:t>
+            </w:r>
+            <w:r>
+              <w:rPr>
+                <w:szCs w:val="28"/>
+                <w:lang w:val="en-GB"/>
+              </w:rPr>
+              <w:t xml:space="preserve"> </w:t>
+            </w:r>
+            <w:r>
+              <w:rPr>
+                <w:szCs w:val="28"/>
+                <w:lang w:val="en-GB"/>
+              </w:rPr>
+              <w:t xml:space="preserve"> </w:t>
+            </w:r>
+            <w:r>
+              <w:rPr>
+                <w:szCs w:val="28"/>
+                <w:lang w:val="en-GB"/>
+              </w:rPr>
+              <w:t>Een circle diagram van de top 10 coins</w:t>
+            </w:r>
+          </w:p>
+          <w:p>
+            <w:pPr>
+              <w:rPr>
+                <w:lang w:val="en-GB"/>
+              </w:rPr>
+            </w:pPr>
+          </w:p>
+        </w:tc>
+        <w:tc>
+          <w:tcPr>
+            <w:tcW w:w="6960" w:type="dxa"/>
+          </w:tcPr>
+          <w:p>
+            <w:pPr>
+              <w:rPr>
+                <w:b/>
+                <w:bCs/>
+              </w:rPr>
+            </w:pPr>
+            <w:r>
+              <w:rPr>
+                <w:b/>
+                <w:bCs/>
+              </w:rPr>
+              <w:t>Test uitgevoerd op:</w:t>
+            </w:r>
+          </w:p>
+        </w:tc>
+      </w:tr>
+      <w:tr>
+        <w:tc>
+          <w:tcPr>
+            <w:tcW w:w="7305" w:type="dxa"/>
+          </w:tcPr>
+          <w:p>
+            <w:r>
+              <w:rPr>
+                <w:b/>
+                <w:bCs/>
+              </w:rPr>
+              <w:t>Test case description:</w:t>
+            </w:r>
+            <w:r>
+              <w:t xml:space="preserve"> </w:t>
+            </w:r>
+            <w:r>
+              <w:rPr>
+                <w:szCs w:val="28"/>
+              </w:rPr>
+              <w:t xml:space="preserve"> </w:t>
+            </w:r>
+            <w:r>
+              <w:rPr>
+                <w:szCs w:val="28"/>
+              </w:rPr>
+              <w:t xml:space="preserve">visueel laten zien </w:t>
+            </w:r>
+            <w:r>
+              <w:rPr>
+                <w:szCs w:val="28"/>
+              </w:rPr>
+              <w:t>welk deel een coin opneemt binnen de wallet</w:t>
+            </w:r>
+          </w:p>
+        </w:tc>
+        <w:tc>
+          <w:tcPr>
+            <w:tcW w:w="6960" w:type="dxa"/>
+          </w:tcPr>
+          <w:p>
+            <w:pPr>
+              <w:rPr>
+                <w:b/>
+                <w:bCs/>
+              </w:rPr>
+            </w:pPr>
+            <w:r>
+              <w:rPr>
+                <w:b/>
+                <w:bCs/>
+              </w:rPr>
+              <w:t xml:space="preserve">Test status: </w:t>
+            </w:r>
+          </w:p>
+        </w:tc>
+      </w:tr>
+    </w:tbl>
+    <w:p>
+      <w:r>
+        <w:rPr>
+          <w:b/>
+          <w:bCs/>
+        </w:rPr>
+        <w:t xml:space="preserve">Test scenario: </w:t>
+      </w:r>
+      <w:r>
+        <w:rPr>
+          <w:szCs w:val="28"/>
+        </w:rPr>
+        <w:t>Een circle diagram van de top 10 coins in wallet</w:t>
+      </w:r>
+    </w:p>
+    <w:tbl>
+      <w:tblPr>
+        <w:tblStyle w:val="TableGrid"/>
+        <w:tblpPr w:leftFromText="180" w:rightFromText="180" w:vertAnchor="text" w:horzAnchor="margin" w:tblpXSpec="center" w:tblpY="2601"/>
+        <w:tblW w:w="14008" w:type="dxa"/>
+        <w:tblLook w:val="04A0" w:firstRow="1" w:lastRow="0" w:firstColumn="1" w:lastColumn="0" w:noHBand="0" w:noVBand="1"/>
+      </w:tblPr>
+      <w:tblGrid>
+        <w:gridCol w:w="957"/>
+        <w:gridCol w:w="4828"/>
+        <w:gridCol w:w="2669"/>
+        <w:gridCol w:w="3073"/>
+        <w:gridCol w:w="1181"/>
+        <w:gridCol w:w="1300"/>
+      </w:tblGrid>
+      <w:tr>
+        <w:trPr>
+          <w:trHeight w:val="526"/>
+        </w:trPr>
+        <w:tc>
+          <w:tcPr>
+            <w:tcW w:w="957" w:type="dxa"/>
+          </w:tcPr>
+          <w:p>
+            <w:pPr>
+              <w:rPr>
+                <w:b/>
+                <w:bCs/>
+              </w:rPr>
+            </w:pPr>
+            <w:r>
+              <w:rPr>
+                <w:b/>
+                <w:bCs/>
+              </w:rPr>
+              <w:t>Stap #</w:t>
+            </w:r>
+          </w:p>
+        </w:tc>
+        <w:tc>
+          <w:tcPr>
+            <w:tcW w:w="4828" w:type="dxa"/>
+          </w:tcPr>
+          <w:p>
+            <w:pPr>
+              <w:rPr>
+                <w:b/>
+                <w:bCs/>
+              </w:rPr>
+            </w:pPr>
+            <w:r>
+              <w:rPr>
+                <w:b/>
+                <w:bCs/>
+              </w:rPr>
+              <w:t>Test stap</w:t>
+            </w:r>
+          </w:p>
+        </w:tc>
+        <w:tc>
+          <w:tcPr>
+            <w:tcW w:w="2669" w:type="dxa"/>
+          </w:tcPr>
+          <w:p>
+            <w:pPr>
+              <w:rPr>
+                <w:b/>
+                <w:bCs/>
+              </w:rPr>
+            </w:pPr>
+            <w:r>
+              <w:rPr>
+                <w:b/>
+                <w:bCs/>
+              </w:rPr>
+              <w:t>Verwacht resultaat</w:t>
+            </w:r>
+          </w:p>
+        </w:tc>
+        <w:tc>
+          <w:tcPr>
+            <w:tcW w:w="3073" w:type="dxa"/>
+          </w:tcPr>
+          <w:p>
+            <w:pPr>
+              <w:rPr>
+                <w:b/>
+                <w:bCs/>
+              </w:rPr>
+            </w:pPr>
+            <w:r>
+              <w:rPr>
+                <w:b/>
+                <w:bCs/>
+              </w:rPr>
+              <w:t>Test Data</w:t>
+            </w:r>
+          </w:p>
+        </w:tc>
+        <w:tc>
+          <w:tcPr>
+            <w:tcW w:w="1181" w:type="dxa"/>
+          </w:tcPr>
+          <w:p>
+            <w:pPr>
+              <w:rPr>
+                <w:b/>
+                <w:bCs/>
+              </w:rPr>
+            </w:pPr>
+            <w:r>
+              <w:rPr>
+                <w:b/>
+                <w:bCs/>
+              </w:rPr>
+              <w:t>Werkelijk resultaat</w:t>
+            </w:r>
+          </w:p>
+        </w:tc>
+        <w:tc>
+          <w:tcPr>
+            <w:tcW w:w="1300" w:type="dxa"/>
+          </w:tcPr>
+          <w:p>
+            <w:pPr>
+              <w:rPr>
+                <w:b/>
+                <w:bCs/>
+              </w:rPr>
+            </w:pPr>
+            <w:r>
+              <w:rPr>
+                <w:b/>
+                <w:bCs/>
+              </w:rPr>
+              <w:t>Geslaagd</w:t>
+            </w:r>
+            <w:r>
+              <w:rPr>
+                <w:b/>
+                <w:bCs/>
+              </w:rPr>
+              <w:t xml:space="preserve"> </w:t>
+            </w:r>
+            <w:r>
+              <w:rPr>
+                <w:b/>
+                <w:bCs/>
+              </w:rPr>
+              <w:t xml:space="preserve">/ </w:t>
+            </w:r>
+          </w:p>
+          <w:p>
+            <w:pPr>
+              <w:rPr>
+                <w:b/>
+                <w:bCs/>
+              </w:rPr>
+            </w:pPr>
+            <w:r>
+              <w:rPr>
+                <w:b/>
+                <w:bCs/>
+              </w:rPr>
+              <w:t>niet geslaagd</w:t>
+            </w:r>
+          </w:p>
+        </w:tc>
+      </w:tr>
+      <w:tr>
+        <w:trPr>
+          <w:trHeight w:val="541"/>
+        </w:trPr>
+        <w:tc>
+          <w:tcPr>
+            <w:tcW w:w="957" w:type="dxa"/>
+          </w:tcPr>
+          <w:p>
+            <w:r>
+              <w:t>1</w:t>
+            </w:r>
+          </w:p>
+        </w:tc>
+        <w:tc>
+          <w:tcPr>
+            <w:tcW w:w="4828" w:type="dxa"/>
+          </w:tcPr>
+          <w:p>
+            <w:r>
+              <w:t>Navigeer naar het dashboard</w:t>
+            </w:r>
+          </w:p>
+        </w:tc>
+        <w:tc>
+          <w:tcPr>
+            <w:tcW w:w="2669" w:type="dxa"/>
+          </w:tcPr>
+          <w:p>
+            <w:r>
+              <w:t>Dashboard met skaleten</w:t>
+            </w:r>
+          </w:p>
+        </w:tc>
+        <w:tc>
+          <w:tcPr>
+            <w:tcW w:w="3073" w:type="dxa"/>
+          </w:tcPr>
+          <w:p>
+            <w:r>
+              <w:t>http://localhost:5173/</w:t>
+            </w:r>
+          </w:p>
+        </w:tc>
+        <w:tc>
+          <w:tcPr>
+            <w:tcW w:w="1181" w:type="dxa"/>
+          </w:tcPr>
+          <w:p/>
+        </w:tc>
+        <w:tc>
+          <w:tcPr>
+            <w:tcW w:w="1300" w:type="dxa"/>
+          </w:tcPr>
+          <w:p/>
+        </w:tc>
+      </w:tr>
+      <w:tr>
+        <w:trPr>
+          <w:trHeight w:val="526"/>
+        </w:trPr>
+        <w:tc>
+          <w:tcPr>
+            <w:tcW w:w="957" w:type="dxa"/>
+          </w:tcPr>
+          <w:p>
+            <w:r>
+              <w:t>2</w:t>
+            </w:r>
+          </w:p>
+        </w:tc>
+        <w:tc>
+          <w:tcPr>
+            <w:tcW w:w="4828" w:type="dxa"/>
+          </w:tcPr>
+          <w:p>
+            <w:r>
+              <w:t>Bekijk de circle diagram op de pagina</w:t>
+            </w:r>
+          </w:p>
+        </w:tc>
+        <w:tc>
+          <w:tcPr>
+            <w:tcW w:w="2669" w:type="dxa"/>
+          </w:tcPr>
+          <w:p>
+            <w:r>
+              <w:t>Circle diagram is accuraat</w:t>
+            </w:r>
+          </w:p>
+        </w:tc>
+        <w:tc>
+          <w:tcPr>
+            <w:tcW w:w="3073" w:type="dxa"/>
+          </w:tcPr>
+          <w:p/>
+        </w:tc>
+        <w:tc>
+          <w:tcPr>
+            <w:tcW w:w="1181" w:type="dxa"/>
+          </w:tcPr>
+          <w:p/>
+        </w:tc>
+        <w:tc>
+          <w:tcPr>
+            <w:tcW w:w="1300" w:type="dxa"/>
+          </w:tcPr>
+          <w:p/>
+        </w:tc>
+      </w:tr>
+    </w:tbl>
+    <w:p/>
     <w:p>
       <w:pPr>
-        <w:pStyle w:val="Lijstalinea"/>
-        <w:numPr>
-          <w:ilvl w:val="0"/>
-          <w:numId w:val="3"/>
-        </w:numPr>
+        <w:pStyle w:val="Heading2"/>
       </w:pPr>
-      <w:proofErr w:type="spellStart"/>
+      <w:bookmarkStart w:id="4" w:name="_Toc227841339"/>
       <w:r>
-        <w:t>circle</w:t>
+        <w:rPr>
+          <w:szCs w:val="28"/>
+        </w:rPr>
+        <w:t xml:space="preserve">Een lijst van alle </w:t>
       </w:r>
-      <w:proofErr w:type="spellEnd"/>
       <w:r>
-        <w:t xml:space="preserve"> diagram over het marktaandeel van de top 10  </w:t>
-      </w:r>
-      <w:proofErr w:type="spellStart"/>
-      <w:r>
+        <w:rPr>
+          <w:szCs w:val="28"/>
+        </w:rPr>
         <w:t>coins</w:t>
       </w:r>
-      <w:proofErr w:type="spellEnd"/>
+      <w:bookmarkEnd w:id="4"/>
+    </w:p>
+    <w:tbl>
+      <w:tblPr>
+        <w:tblStyle w:val="TableGrid"/>
+        <w:tblpPr w:leftFromText="180" w:rightFromText="180" w:vertAnchor="text" w:horzAnchor="margin" w:tblpY="734"/>
+        <w:tblW w:w="14265" w:type="dxa"/>
+        <w:tblLook w:val="04A0" w:firstRow="1" w:lastRow="0" w:firstColumn="1" w:lastColumn="0" w:noHBand="0" w:noVBand="1"/>
+      </w:tblPr>
+      <w:tblGrid>
+        <w:gridCol w:w="7305"/>
+        <w:gridCol w:w="6960"/>
+      </w:tblGrid>
+      <w:tr>
+        <w:tc>
+          <w:tcPr>
+            <w:tcW w:w="7305" w:type="dxa"/>
+          </w:tcPr>
+          <w:p>
+            <w:r>
+              <w:rPr>
+                <w:b/>
+                <w:bCs/>
+              </w:rPr>
+              <w:t xml:space="preserve">Test case ID: </w:t>
+            </w:r>
+            <w:r>
+              <w:rPr>
+                <w:szCs w:val="28"/>
+              </w:rPr>
+              <w:t xml:space="preserve"> </w:t>
+            </w:r>
+            <w:r>
+              <w:rPr>
+                <w:szCs w:val="28"/>
+              </w:rPr>
+              <w:t>markt</w:t>
+            </w:r>
+            <w:r>
+              <w:t>-1</w:t>
+            </w:r>
+          </w:p>
+          <w:p/>
+        </w:tc>
+        <w:tc>
+          <w:tcPr>
+            <w:tcW w:w="6960" w:type="dxa"/>
+          </w:tcPr>
+          <w:p>
+            <w:r>
+              <w:rPr>
+                <w:b/>
+                <w:bCs/>
+              </w:rPr>
+              <w:t>Prioriteit</w:t>
+            </w:r>
+            <w:r>
+              <w:t>: Laag</w:t>
+            </w:r>
+          </w:p>
+        </w:tc>
+      </w:tr>
+      <w:tr>
+        <w:tc>
+          <w:tcPr>
+            <w:tcW w:w="7305" w:type="dxa"/>
+          </w:tcPr>
+          <w:p>
+            <w:r>
+              <w:rPr>
+                <w:b/>
+              </w:rPr>
+              <w:t>Pre-condition</w:t>
+            </w:r>
+            <w:r>
+              <w:t xml:space="preserve">: </w:t>
+            </w:r>
+          </w:p>
+          <w:p>
+            <w:pPr>
+              <w:rPr>
+                <w:b/>
+                <w:bCs/>
+              </w:rPr>
+            </w:pPr>
+          </w:p>
+        </w:tc>
+        <w:tc>
+          <w:tcPr>
+            <w:tcW w:w="6960" w:type="dxa"/>
+          </w:tcPr>
+          <w:p>
+            <w:pPr>
+              <w:rPr>
+                <w:b/>
+                <w:bCs/>
+              </w:rPr>
+            </w:pPr>
+            <w:r>
+              <w:rPr>
+                <w:b/>
+                <w:bCs/>
+              </w:rPr>
+              <w:t>Test uitgevoerd door:</w:t>
+            </w:r>
+          </w:p>
+        </w:tc>
+      </w:tr>
+      <w:tr>
+        <w:tc>
+          <w:tcPr>
+            <w:tcW w:w="7305" w:type="dxa"/>
+          </w:tcPr>
+          <w:p>
+            <w:r>
+              <w:rPr>
+                <w:b/>
+                <w:bCs/>
+              </w:rPr>
+              <w:t>Test case title:</w:t>
+            </w:r>
+            <w:r>
+              <w:t xml:space="preserve"> </w:t>
+            </w:r>
+            <w:r>
+              <w:rPr>
+                <w:szCs w:val="28"/>
+              </w:rPr>
+              <w:t xml:space="preserve">  </w:t>
+            </w:r>
+            <w:r>
+              <w:rPr>
+                <w:szCs w:val="28"/>
+              </w:rPr>
+              <w:t xml:space="preserve"> </w:t>
+            </w:r>
+            <w:r>
+              <w:rPr>
+                <w:szCs w:val="28"/>
+              </w:rPr>
+              <w:t>Een lijst van alle coins</w:t>
+            </w:r>
+          </w:p>
+          <w:p/>
+        </w:tc>
+        <w:tc>
+          <w:tcPr>
+            <w:tcW w:w="6960" w:type="dxa"/>
+          </w:tcPr>
+          <w:p>
+            <w:pPr>
+              <w:rPr>
+                <w:b/>
+                <w:bCs/>
+              </w:rPr>
+            </w:pPr>
+            <w:r>
+              <w:rPr>
+                <w:b/>
+                <w:bCs/>
+              </w:rPr>
+              <w:t>Test uitgevoerd op:</w:t>
+            </w:r>
+          </w:p>
+        </w:tc>
+      </w:tr>
+      <w:tr>
+        <w:tc>
+          <w:tcPr>
+            <w:tcW w:w="7305" w:type="dxa"/>
+          </w:tcPr>
+          <w:p>
+            <w:r>
+              <w:rPr>
+                <w:b/>
+                <w:bCs/>
+              </w:rPr>
+              <w:t>Test case description:</w:t>
+            </w:r>
+            <w:r>
+              <w:t xml:space="preserve"> </w:t>
+            </w:r>
+            <w:r>
+              <w:rPr>
+                <w:szCs w:val="28"/>
+              </w:rPr>
+              <w:t xml:space="preserve"> </w:t>
+            </w:r>
+            <w:r>
+              <w:rPr>
+                <w:szCs w:val="28"/>
+              </w:rPr>
+              <w:t>een pagina waar alle onderste</w:t>
+            </w:r>
+            <w:r>
+              <w:rPr>
+                <w:szCs w:val="28"/>
+              </w:rPr>
+              <w:t>unde coins gezien kunnen worden</w:t>
+            </w:r>
+          </w:p>
+        </w:tc>
+        <w:tc>
+          <w:tcPr>
+            <w:tcW w:w="6960" w:type="dxa"/>
+          </w:tcPr>
+          <w:p>
+            <w:pPr>
+              <w:rPr>
+                <w:b/>
+                <w:bCs/>
+              </w:rPr>
+            </w:pPr>
+            <w:r>
+              <w:rPr>
+                <w:b/>
+                <w:bCs/>
+              </w:rPr>
+              <w:t xml:space="preserve">Test status: </w:t>
+            </w:r>
+          </w:p>
+        </w:tc>
+      </w:tr>
+    </w:tbl>
+    <w:p>
       <w:r>
-        <w:t xml:space="preserve"> laten zien op het dashboard</w:t>
+        <w:rPr>
+          <w:b/>
+          <w:bCs/>
+        </w:rPr>
+        <w:t xml:space="preserve">Test scenario: </w:t>
+      </w:r>
+      <w:r>
+        <w:rPr>
+          <w:szCs w:val="28"/>
+        </w:rPr>
+        <w:t xml:space="preserve">Een lijst van </w:t>
+      </w:r>
+      <w:r>
+        <w:rPr>
+          <w:szCs w:val="28"/>
+        </w:rPr>
+        <w:t>alle coins</w:t>
       </w:r>
     </w:p>
+    <w:tbl>
+      <w:tblPr>
+        <w:tblStyle w:val="TableGrid"/>
+        <w:tblpPr w:leftFromText="180" w:rightFromText="180" w:vertAnchor="text" w:horzAnchor="margin" w:tblpXSpec="center" w:tblpY="2601"/>
+        <w:tblW w:w="14008" w:type="dxa"/>
+        <w:tblLook w:val="04A0" w:firstRow="1" w:lastRow="0" w:firstColumn="1" w:lastColumn="0" w:noHBand="0" w:noVBand="1"/>
+      </w:tblPr>
+      <w:tblGrid>
+        <w:gridCol w:w="957"/>
+        <w:gridCol w:w="4828"/>
+        <w:gridCol w:w="2669"/>
+        <w:gridCol w:w="3073"/>
+        <w:gridCol w:w="1181"/>
+        <w:gridCol w:w="1300"/>
+      </w:tblGrid>
+      <w:tr>
+        <w:trPr>
+          <w:trHeight w:val="526"/>
+        </w:trPr>
+        <w:tc>
+          <w:tcPr>
+            <w:tcW w:w="957" w:type="dxa"/>
+          </w:tcPr>
+          <w:p>
+            <w:pPr>
+              <w:rPr>
+                <w:b/>
+                <w:bCs/>
+              </w:rPr>
+            </w:pPr>
+            <w:r>
+              <w:rPr>
+                <w:b/>
+                <w:bCs/>
+              </w:rPr>
+              <w:t>Stap #</w:t>
+            </w:r>
+          </w:p>
+        </w:tc>
+        <w:tc>
+          <w:tcPr>
+            <w:tcW w:w="4828" w:type="dxa"/>
+          </w:tcPr>
+          <w:p>
+            <w:pPr>
+              <w:rPr>
+                <w:b/>
+                <w:bCs/>
+              </w:rPr>
+            </w:pPr>
+            <w:r>
+              <w:rPr>
+                <w:b/>
+                <w:bCs/>
+              </w:rPr>
+              <w:t>Test stap</w:t>
+            </w:r>
+          </w:p>
+        </w:tc>
+        <w:tc>
+          <w:tcPr>
+            <w:tcW w:w="2669" w:type="dxa"/>
+          </w:tcPr>
+          <w:p>
+            <w:pPr>
+              <w:rPr>
+                <w:b/>
+                <w:bCs/>
+              </w:rPr>
+            </w:pPr>
+            <w:r>
+              <w:rPr>
+                <w:b/>
+                <w:bCs/>
+              </w:rPr>
+              <w:t>Verwacht resultaat</w:t>
+            </w:r>
+          </w:p>
+        </w:tc>
+        <w:tc>
+          <w:tcPr>
+            <w:tcW w:w="3073" w:type="dxa"/>
+          </w:tcPr>
+          <w:p>
+            <w:pPr>
+              <w:rPr>
+                <w:b/>
+                <w:bCs/>
+              </w:rPr>
+            </w:pPr>
+            <w:r>
+              <w:rPr>
+                <w:b/>
+                <w:bCs/>
+              </w:rPr>
+              <w:t>Test Data</w:t>
+            </w:r>
+          </w:p>
+        </w:tc>
+        <w:tc>
+          <w:tcPr>
+            <w:tcW w:w="1181" w:type="dxa"/>
+          </w:tcPr>
+          <w:p>
+            <w:pPr>
+              <w:rPr>
+                <w:b/>
+                <w:bCs/>
+              </w:rPr>
+            </w:pPr>
+            <w:r>
+              <w:rPr>
+                <w:b/>
+                <w:bCs/>
+              </w:rPr>
+              <w:t>Werkelijk resultaat</w:t>
+            </w:r>
+          </w:p>
+        </w:tc>
+        <w:tc>
+          <w:tcPr>
+            <w:tcW w:w="1300" w:type="dxa"/>
+          </w:tcPr>
+          <w:p>
+            <w:pPr>
+              <w:rPr>
+                <w:b/>
+                <w:bCs/>
+              </w:rPr>
+            </w:pPr>
+            <w:r>
+              <w:rPr>
+                <w:b/>
+                <w:bCs/>
+              </w:rPr>
+              <w:t>Geslaagd</w:t>
+            </w:r>
+            <w:r>
+              <w:rPr>
+                <w:b/>
+                <w:bCs/>
+              </w:rPr>
+              <w:t xml:space="preserve"> </w:t>
+            </w:r>
+            <w:r>
+              <w:rPr>
+                <w:b/>
+                <w:bCs/>
+              </w:rPr>
+              <w:t xml:space="preserve">/ </w:t>
+            </w:r>
+          </w:p>
+          <w:p>
+            <w:pPr>
+              <w:rPr>
+                <w:b/>
+                <w:bCs/>
+              </w:rPr>
+            </w:pPr>
+            <w:r>
+              <w:rPr>
+                <w:b/>
+                <w:bCs/>
+              </w:rPr>
+              <w:t>niet geslaagd</w:t>
+            </w:r>
+          </w:p>
+        </w:tc>
+      </w:tr>
+      <w:tr>
+        <w:trPr>
+          <w:trHeight w:val="541"/>
+        </w:trPr>
+        <w:tc>
+          <w:tcPr>
+            <w:tcW w:w="957" w:type="dxa"/>
+          </w:tcPr>
+          <w:p>
+            <w:r>
+              <w:t>1</w:t>
+            </w:r>
+          </w:p>
+        </w:tc>
+        <w:tc>
+          <w:tcPr>
+            <w:tcW w:w="4828" w:type="dxa"/>
+          </w:tcPr>
+          <w:p>
+            <w:r>
+              <w:t>Navigeer naar het dashboard</w:t>
+            </w:r>
+          </w:p>
+        </w:tc>
+        <w:tc>
+          <w:tcPr>
+            <w:tcW w:w="2669" w:type="dxa"/>
+          </w:tcPr>
+          <w:p>
+            <w:r>
+              <w:t>Dashboard met skaleten</w:t>
+            </w:r>
+          </w:p>
+        </w:tc>
+        <w:tc>
+          <w:tcPr>
+            <w:tcW w:w="3073" w:type="dxa"/>
+          </w:tcPr>
+          <w:p>
+            <w:r>
+              <w:t>http://localhost:5173/</w:t>
+            </w:r>
+          </w:p>
+        </w:tc>
+        <w:tc>
+          <w:tcPr>
+            <w:tcW w:w="1181" w:type="dxa"/>
+          </w:tcPr>
+          <w:p/>
+        </w:tc>
+        <w:tc>
+          <w:tcPr>
+            <w:tcW w:w="1300" w:type="dxa"/>
+          </w:tcPr>
+          <w:p/>
+        </w:tc>
+      </w:tr>
+      <w:tr>
+        <w:trPr>
+          <w:trHeight w:val="526"/>
+        </w:trPr>
+        <w:tc>
+          <w:tcPr>
+            <w:tcW w:w="957" w:type="dxa"/>
+          </w:tcPr>
+          <w:p>
+            <w:r>
+              <w:t>2</w:t>
+            </w:r>
+          </w:p>
+        </w:tc>
+        <w:tc>
+          <w:tcPr>
+            <w:tcW w:w="4828" w:type="dxa"/>
+          </w:tcPr>
+          <w:p>
+            <w:r>
+              <w:t>Klik op market in de zijbalk</w:t>
+            </w:r>
+          </w:p>
+        </w:tc>
+        <w:tc>
+          <w:tcPr>
+            <w:tcW w:w="2669" w:type="dxa"/>
+          </w:tcPr>
+          <w:p>
+            <w:r>
+              <w:t>Marktpagina met coins</w:t>
+            </w:r>
+          </w:p>
+        </w:tc>
+        <w:tc>
+          <w:tcPr>
+            <w:tcW w:w="3073" w:type="dxa"/>
+          </w:tcPr>
+          <w:p>
+            <w:r>
+              <w:t>http://localhost:5173/Market</w:t>
+            </w:r>
+          </w:p>
+        </w:tc>
+        <w:tc>
+          <w:tcPr>
+            <w:tcW w:w="1181" w:type="dxa"/>
+          </w:tcPr>
+          <w:p/>
+        </w:tc>
+        <w:tc>
+          <w:tcPr>
+            <w:tcW w:w="1300" w:type="dxa"/>
+          </w:tcPr>
+          <w:p/>
+        </w:tc>
+      </w:tr>
+    </w:tbl>
     <w:p>
       <w:pPr>
-        <w:pStyle w:val="Lijstalinea"/>
-        <w:numPr>
-          <w:ilvl w:val="0"/>
-          <w:numId w:val="3"/>
-        </w:numPr>
-      </w:pPr>
-      <w:r>
-        <w:t xml:space="preserve">Lijst van maximaal 100 </w:t>
-      </w:r>
-      <w:proofErr w:type="spellStart"/>
-      <w:r>
-        <w:t>coins</w:t>
-      </w:r>
-      <w:proofErr w:type="spellEnd"/>
-      <w:r>
-        <w:t xml:space="preserve"> laten zien</w:t>
-      </w:r>
-    </w:p>
-    <w:p>
-      <w:pPr>
-        <w:pStyle w:val="Lijstalinea"/>
-        <w:numPr>
-          <w:ilvl w:val="0"/>
-          <w:numId w:val="3"/>
-        </w:numPr>
-      </w:pPr>
-      <w:r>
-        <w:t xml:space="preserve">Detail pagina openen bij het kikken op een </w:t>
-      </w:r>
-      <w:proofErr w:type="spellStart"/>
-      <w:r>
-        <w:t>coin</w:t>
-      </w:r>
-      <w:proofErr w:type="spellEnd"/>
-    </w:p>
-    <w:p>
-      <w:pPr>
-        <w:pStyle w:val="Lijstalinea"/>
-        <w:numPr>
-          <w:ilvl w:val="0"/>
-          <w:numId w:val="3"/>
-        </w:numPr>
-      </w:pPr>
-      <w:proofErr w:type="spellStart"/>
-      <w:r>
-        <w:t>Coins</w:t>
-      </w:r>
-      <w:proofErr w:type="spellEnd"/>
-      <w:r>
-        <w:t xml:space="preserve"> zoeken met een zoekbalk</w:t>
-      </w:r>
-    </w:p>
-    <w:p>
-      <w:pPr>
-        <w:pStyle w:val="Lijstalinea"/>
-        <w:numPr>
-          <w:ilvl w:val="0"/>
-          <w:numId w:val="3"/>
-        </w:numPr>
-      </w:pPr>
-      <w:r>
-        <w:t xml:space="preserve">Een </w:t>
-      </w:r>
-      <w:proofErr w:type="spellStart"/>
-      <w:r>
-        <w:t>coin</w:t>
-      </w:r>
-      <w:proofErr w:type="spellEnd"/>
-      <w:r>
-        <w:t xml:space="preserve"> aan favorieten kunnen toevoegen</w:t>
-      </w:r>
-    </w:p>
-    <w:p>
-      <w:pPr>
-        <w:pStyle w:val="Lijstalinea"/>
-        <w:numPr>
-          <w:ilvl w:val="0"/>
-          <w:numId w:val="3"/>
-        </w:numPr>
-      </w:pPr>
-      <w:r>
-        <w:t xml:space="preserve">Alle details van een </w:t>
-      </w:r>
-      <w:proofErr w:type="spellStart"/>
-      <w:r>
-        <w:t>coin</w:t>
-      </w:r>
-      <w:proofErr w:type="spellEnd"/>
-      <w:r>
-        <w:t xml:space="preserve"> laten zien op de details pagina</w:t>
-      </w:r>
-    </w:p>
-    <w:p>
-      <w:pPr>
-        <w:pStyle w:val="Lijstalinea"/>
-        <w:numPr>
-          <w:ilvl w:val="0"/>
-          <w:numId w:val="3"/>
-        </w:numPr>
-      </w:pPr>
-      <w:r>
-        <w:t xml:space="preserve">Een lijn grafiek tonen op basis van </w:t>
-      </w:r>
-      <w:proofErr w:type="spellStart"/>
-      <w:r>
-        <w:t>coin</w:t>
-      </w:r>
-      <w:proofErr w:type="spellEnd"/>
-      <w:r>
-        <w:t xml:space="preserve"> prijzen</w:t>
-      </w:r>
-    </w:p>
-    <w:p>
-      <w:pPr>
-        <w:pStyle w:val="Lijstalinea"/>
-        <w:ind w:left="1431"/>
+        <w:pStyle w:val="Heading2"/>
+        <w:rPr>
+          <w:szCs w:val="28"/>
+        </w:rPr>
       </w:pPr>
     </w:p>
     <w:p>
       <w:pPr>
-        <w:pStyle w:val="Kop1"/>
+        <w:pStyle w:val="Heading2"/>
       </w:pPr>
-      <w:bookmarkStart w:id="1" w:name="_Toc224910092"/>
+      <w:bookmarkStart w:id="5" w:name="_Toc227841340"/>
       <w:r>
-        <w:t>Test Cases</w:t>
+        <w:rPr>
+          <w:szCs w:val="28"/>
+        </w:rPr>
+        <w:t>Details paginas</w:t>
       </w:r>
-      <w:bookmarkEnd w:id="1"/>
+      <w:r>
+        <w:rPr>
+          <w:szCs w:val="28"/>
+        </w:rPr>
+        <w:t xml:space="preserve"> </w:t>
+      </w:r>
+      <w:r>
+        <w:rPr>
+          <w:szCs w:val="28"/>
+        </w:rPr>
+        <w:t>coins</w:t>
+      </w:r>
+      <w:bookmarkEnd w:id="5"/>
     </w:p>
+    <w:tbl>
+      <w:tblPr>
+        <w:tblStyle w:val="TableGrid"/>
+        <w:tblpPr w:leftFromText="180" w:rightFromText="180" w:vertAnchor="text" w:horzAnchor="margin" w:tblpY="734"/>
+        <w:tblW w:w="14265" w:type="dxa"/>
+        <w:tblLook w:val="04A0" w:firstRow="1" w:lastRow="0" w:firstColumn="1" w:lastColumn="0" w:noHBand="0" w:noVBand="1"/>
+      </w:tblPr>
+      <w:tblGrid>
+        <w:gridCol w:w="7305"/>
+        <w:gridCol w:w="6960"/>
+      </w:tblGrid>
+      <w:tr>
+        <w:tc>
+          <w:tcPr>
+            <w:tcW w:w="7305" w:type="dxa"/>
+          </w:tcPr>
+          <w:p>
+            <w:r>
+              <w:rPr>
+                <w:b/>
+                <w:bCs/>
+              </w:rPr>
+              <w:t xml:space="preserve">Test case ID: </w:t>
+            </w:r>
+            <w:r>
+              <w:rPr>
+                <w:szCs w:val="28"/>
+              </w:rPr>
+              <w:t xml:space="preserve"> </w:t>
+            </w:r>
+            <w:r>
+              <w:rPr>
+                <w:szCs w:val="28"/>
+              </w:rPr>
+              <w:t>markt</w:t>
+            </w:r>
+            <w:r>
+              <w:t>-1</w:t>
+            </w:r>
+          </w:p>
+          <w:p/>
+        </w:tc>
+        <w:tc>
+          <w:tcPr>
+            <w:tcW w:w="6960" w:type="dxa"/>
+          </w:tcPr>
+          <w:p>
+            <w:r>
+              <w:rPr>
+                <w:b/>
+                <w:bCs/>
+              </w:rPr>
+              <w:t>Prioriteit</w:t>
+            </w:r>
+            <w:r>
+              <w:t>: Laag</w:t>
+            </w:r>
+          </w:p>
+        </w:tc>
+      </w:tr>
+      <w:tr>
+        <w:tc>
+          <w:tcPr>
+            <w:tcW w:w="7305" w:type="dxa"/>
+          </w:tcPr>
+          <w:p>
+            <w:r>
+              <w:rPr>
+                <w:b/>
+              </w:rPr>
+              <w:t>Pre-condition</w:t>
+            </w:r>
+            <w:r>
+              <w:t xml:space="preserve">: </w:t>
+            </w:r>
+          </w:p>
+          <w:p>
+            <w:pPr>
+              <w:rPr>
+                <w:b/>
+                <w:bCs/>
+              </w:rPr>
+            </w:pPr>
+          </w:p>
+        </w:tc>
+        <w:tc>
+          <w:tcPr>
+            <w:tcW w:w="6960" w:type="dxa"/>
+          </w:tcPr>
+          <w:p>
+            <w:pPr>
+              <w:rPr>
+                <w:b/>
+                <w:bCs/>
+              </w:rPr>
+            </w:pPr>
+            <w:r>
+              <w:rPr>
+                <w:b/>
+                <w:bCs/>
+              </w:rPr>
+              <w:t>Test uitgevoerd door:</w:t>
+            </w:r>
+          </w:p>
+        </w:tc>
+      </w:tr>
+      <w:tr>
+        <w:tc>
+          <w:tcPr>
+            <w:tcW w:w="7305" w:type="dxa"/>
+          </w:tcPr>
+          <w:p>
+            <w:pPr>
+              <w:rPr>
+                <w:lang w:val="en-GB"/>
+              </w:rPr>
+            </w:pPr>
+            <w:r>
+              <w:rPr>
+                <w:b/>
+                <w:bCs/>
+                <w:lang w:val="en-GB"/>
+              </w:rPr>
+              <w:t>Test case title:</w:t>
+            </w:r>
+            <w:r>
+              <w:rPr>
+                <w:lang w:val="en-GB"/>
+              </w:rPr>
+              <w:t xml:space="preserve"> </w:t>
+            </w:r>
+            <w:r>
+              <w:rPr>
+                <w:szCs w:val="28"/>
+                <w:lang w:val="en-GB"/>
+              </w:rPr>
+              <w:t xml:space="preserve">   </w:t>
+            </w:r>
+            <w:r>
+              <w:rPr>
+                <w:szCs w:val="28"/>
+                <w:lang w:val="en-GB"/>
+              </w:rPr>
+              <w:t xml:space="preserve"> </w:t>
+            </w:r>
+            <w:r>
+              <w:rPr>
+                <w:szCs w:val="28"/>
+                <w:lang w:val="en-GB"/>
+              </w:rPr>
+              <w:t xml:space="preserve">Details </w:t>
+            </w:r>
+            <w:proofErr w:type="spellStart"/>
+            <w:r>
+              <w:rPr>
+                <w:szCs w:val="28"/>
+                <w:lang w:val="en-GB"/>
+              </w:rPr>
+              <w:t>pagina</w:t>
+            </w:r>
+            <w:proofErr w:type="spellEnd"/>
+            <w:r>
+              <w:rPr>
+                <w:szCs w:val="28"/>
+                <w:lang w:val="en-GB"/>
+              </w:rPr>
+              <w:t xml:space="preserve"> </w:t>
+            </w:r>
+            <w:r>
+              <w:rPr>
+                <w:szCs w:val="28"/>
+                <w:lang w:val="en-GB"/>
+              </w:rPr>
+              <w:t>coins</w:t>
+            </w:r>
+            <w:r>
+              <w:rPr>
+                <w:lang w:val="en-GB"/>
+              </w:rPr>
+              <w:t xml:space="preserve"> </w:t>
+            </w:r>
+          </w:p>
+          <w:p>
+            <w:pPr>
+              <w:rPr>
+                <w:lang w:val="en-GB"/>
+              </w:rPr>
+            </w:pPr>
+          </w:p>
+        </w:tc>
+        <w:tc>
+          <w:tcPr>
+            <w:tcW w:w="6960" w:type="dxa"/>
+          </w:tcPr>
+          <w:p>
+            <w:pPr>
+              <w:rPr>
+                <w:b/>
+                <w:bCs/>
+              </w:rPr>
+            </w:pPr>
+            <w:r>
+              <w:rPr>
+                <w:b/>
+                <w:bCs/>
+              </w:rPr>
+              <w:t>Test uitgevoerd op:</w:t>
+            </w:r>
+          </w:p>
+        </w:tc>
+      </w:tr>
+      <w:tr>
+        <w:tc>
+          <w:tcPr>
+            <w:tcW w:w="7305" w:type="dxa"/>
+          </w:tcPr>
+          <w:p>
+            <w:r>
+              <w:rPr>
+                <w:b/>
+                <w:bCs/>
+              </w:rPr>
+              <w:t>Test case description:</w:t>
+            </w:r>
+            <w:r>
+              <w:t xml:space="preserve"> </w:t>
+            </w:r>
+            <w:r>
+              <w:rPr>
+                <w:szCs w:val="28"/>
+              </w:rPr>
+              <w:t xml:space="preserve"> </w:t>
+            </w:r>
+            <w:r>
+              <w:rPr>
+                <w:szCs w:val="28"/>
+              </w:rPr>
+              <w:t>een</w:t>
+            </w:r>
+            <w:r>
+              <w:rPr>
+                <w:szCs w:val="28"/>
+              </w:rPr>
+              <w:t xml:space="preserve"> pagina </w:t>
+            </w:r>
+            <w:r>
+              <w:rPr>
+                <w:szCs w:val="28"/>
+              </w:rPr>
+              <w:t xml:space="preserve">waar alle data van een </w:t>
+            </w:r>
+            <w:r>
+              <w:rPr>
+                <w:szCs w:val="28"/>
+              </w:rPr>
+              <w:t>individuele coin</w:t>
+            </w:r>
+            <w:r>
+              <w:rPr>
+                <w:szCs w:val="28"/>
+              </w:rPr>
+              <w:t xml:space="preserve"> staa</w:t>
+            </w:r>
+            <w:r>
+              <w:rPr>
+                <w:szCs w:val="28"/>
+              </w:rPr>
+              <w:t>t</w:t>
+            </w:r>
+          </w:p>
+        </w:tc>
+        <w:tc>
+          <w:tcPr>
+            <w:tcW w:w="6960" w:type="dxa"/>
+          </w:tcPr>
+          <w:p>
+            <w:pPr>
+              <w:rPr>
+                <w:b/>
+                <w:bCs/>
+              </w:rPr>
+            </w:pPr>
+            <w:r>
+              <w:rPr>
+                <w:b/>
+                <w:bCs/>
+              </w:rPr>
+              <w:t xml:space="preserve">Test status: </w:t>
+            </w:r>
+          </w:p>
+        </w:tc>
+      </w:tr>
+    </w:tbl>
     <w:p>
       <w:pPr>
-        <w:pStyle w:val="Kop2"/>
-        <w:ind w:firstLine="708"/>
-      </w:pPr>
-      <w:bookmarkStart w:id="2" w:name="_Toc224910093"/>
-      <w:r>
-        <w:t>Live prijsgegevens laten zien op het dashboard</w:t>
-      </w:r>
-      <w:bookmarkEnd w:id="2"/>
-    </w:p>
-    <w:p>
-      <w:pPr>
-        <w:pStyle w:val="Kop3"/>
+        <w:rPr>
+          <w:lang w:val="en-GB"/>
+        </w:rPr>
       </w:pPr>
       <w:r>
-        <w:tab/>
+        <w:rPr>
+          <w:b/>
+          <w:bCs/>
+          <w:lang w:val="en-GB"/>
+        </w:rPr>
+        <w:t xml:space="preserve">Test scenario: </w:t>
       </w:r>
       <w:r>
-        <w:tab/>
-      </w:r>
-      <w:bookmarkStart w:id="3" w:name="_Toc224910094"/>
-      <w:r>
-        <w:t>Test cases:</w:t>
-      </w:r>
-      <w:bookmarkEnd w:id="3"/>
-    </w:p>
-    <w:p>
-      <w:pPr>
-        <w:pStyle w:val="Lijstalinea"/>
-        <w:numPr>
-          <w:ilvl w:val="0"/>
-          <w:numId w:val="4"/>
-        </w:numPr>
-      </w:pPr>
-      <w:r>
-        <w:t xml:space="preserve">Prijs van de </w:t>
+        <w:rPr>
+          <w:szCs w:val="28"/>
+          <w:lang w:val="en-GB"/>
+        </w:rPr>
+        <w:t xml:space="preserve">Details </w:t>
       </w:r>
       <w:proofErr w:type="spellStart"/>
       <w:r>
-        <w:t>coin</w:t>
+        <w:rPr>
+          <w:szCs w:val="28"/>
+          <w:lang w:val="en-GB"/>
+        </w:rPr>
+        <w:t>pagina</w:t>
       </w:r>
       <w:proofErr w:type="spellEnd"/>
       <w:r>
-        <w:t xml:space="preserve"> word laten zien</w:t>
-      </w:r>
-    </w:p>
-    <w:p>
-      <w:pPr>
-        <w:pStyle w:val="Lijstalinea"/>
-        <w:numPr>
-          <w:ilvl w:val="0"/>
-          <w:numId w:val="4"/>
-        </w:numPr>
-      </w:pPr>
-      <w:r>
-        <w:t xml:space="preserve">Bij het eerste bezoek worden 50 </w:t>
-      </w:r>
-      <w:proofErr w:type="spellStart"/>
-      <w:r>
-        <w:t>coins</w:t>
-      </w:r>
-      <w:proofErr w:type="spellEnd"/>
-      <w:r>
+        <w:rPr>
+          <w:szCs w:val="28"/>
+          <w:lang w:val="en-GB"/>
+        </w:rPr>
         <w:t xml:space="preserve"> </w:t>
       </w:r>
       <w:proofErr w:type="spellStart"/>
       <w:r>
-        <w:t>gecached</w:t>
+        <w:rPr>
+          <w:szCs w:val="28"/>
+          <w:lang w:val="en-GB"/>
+        </w:rPr>
+        <w:t>i</w:t>
+      </w:r>
+      <w:r>
+        <w:rPr>
+          <w:szCs w:val="28"/>
+          <w:lang w:val="en-GB"/>
+        </w:rPr>
+        <w:t>ndividuele</w:t>
       </w:r>
       <w:proofErr w:type="spellEnd"/>
       <w:r>
-        <w:t xml:space="preserve"> zodat de rest van de app zonder extra </w:t>
-      </w:r>
-      <w:proofErr w:type="spellStart"/>
-      <w:r>
-        <w:t>requests</w:t>
-      </w:r>
-      <w:proofErr w:type="spellEnd"/>
-      <w:r>
-        <w:t xml:space="preserve"> werkt</w:t>
+        <w:rPr>
+          <w:szCs w:val="28"/>
+          <w:lang w:val="en-GB"/>
+        </w:rPr>
+        <w:t xml:space="preserve"> coins</w:t>
       </w:r>
     </w:p>
-    <w:p>
-      <w:pPr>
-        <w:pStyle w:val="Lijstalinea"/>
-        <w:numPr>
-          <w:ilvl w:val="0"/>
-          <w:numId w:val="4"/>
-        </w:numPr>
-      </w:pPr>
-      <w:r>
-        <w:t xml:space="preserve">Je kan meerdere </w:t>
-      </w:r>
-      <w:proofErr w:type="spellStart"/>
-      <w:r>
-        <w:t>coins</w:t>
-      </w:r>
-      <w:proofErr w:type="spellEnd"/>
-      <w:r>
-        <w:t xml:space="preserve"> op het dashboard zien</w:t>
-      </w:r>
-    </w:p>
-    <w:p>
-      <w:pPr>
-        <w:pStyle w:val="Lijstalinea"/>
-        <w:numPr>
-          <w:ilvl w:val="0"/>
-          <w:numId w:val="4"/>
-        </w:numPr>
-      </w:pPr>
-      <w:r>
-        <w:t xml:space="preserve">Als de cache nog niet klaar is dan word er een </w:t>
-      </w:r>
-      <w:proofErr w:type="spellStart"/>
-      <w:r>
-        <w:t>skeleton</w:t>
-      </w:r>
-      <w:proofErr w:type="spellEnd"/>
-      <w:r>
-        <w:t xml:space="preserve"> laten zien</w:t>
-      </w:r>
-    </w:p>
-    <w:p>
-      <w:pPr>
-        <w:pStyle w:val="Lijstalinea"/>
-        <w:numPr>
-          <w:ilvl w:val="0"/>
-          <w:numId w:val="4"/>
-        </w:numPr>
-      </w:pPr>
-      <w:r>
-        <w:t xml:space="preserve">De </w:t>
-      </w:r>
-      <w:proofErr w:type="spellStart"/>
-      <w:r>
-        <w:t>coins</w:t>
-      </w:r>
-      <w:proofErr w:type="spellEnd"/>
-      <w:r>
-        <w:t xml:space="preserve"> komen op het dashboard in een card te staan samen met een lijn grafiek</w:t>
-      </w:r>
-    </w:p>
-    <w:p>
-      <w:pPr>
-        <w:pStyle w:val="Lijstalinea"/>
-        <w:numPr>
-          <w:ilvl w:val="0"/>
-          <w:numId w:val="4"/>
-        </w:numPr>
-      </w:pPr>
-      <w:r>
-        <w:t xml:space="preserve">Als er geen data is om te laten zien dan word er </w:t>
-      </w:r>
-      <w:proofErr w:type="spellStart"/>
-      <w:r>
-        <w:t>placeholder</w:t>
-      </w:r>
-      <w:proofErr w:type="spellEnd"/>
-      <w:r>
-        <w:t xml:space="preserve"> data laten zien</w:t>
-      </w:r>
-    </w:p>
-    <w:p>
-      <w:pPr>
-        <w:pStyle w:val="Lijstalinea"/>
-        <w:ind w:left="2846"/>
-      </w:pPr>
-    </w:p>
-    <w:p>
-      <w:pPr>
-        <w:pStyle w:val="Kop2"/>
-        <w:ind w:firstLine="708"/>
-      </w:pPr>
-      <w:bookmarkStart w:id="4" w:name="_Toc224910095"/>
-      <w:r>
-        <w:t xml:space="preserve">Stijging en daling tonen per </w:t>
-      </w:r>
-      <w:proofErr w:type="spellStart"/>
-      <w:r>
-        <w:t>coin</w:t>
-      </w:r>
-      <w:bookmarkEnd w:id="4"/>
-      <w:proofErr w:type="spellEnd"/>
-      <w:r>
-        <w:tab/>
-      </w:r>
-    </w:p>
-    <w:p>
-      <w:pPr>
-        <w:pStyle w:val="Kop3"/>
-        <w:ind w:firstLine="708"/>
-      </w:pPr>
-      <w:r>
-        <w:tab/>
-      </w:r>
-      <w:bookmarkStart w:id="5" w:name="_Toc224910096"/>
-      <w:r>
-        <w:t>Test cases:</w:t>
-      </w:r>
-      <w:bookmarkEnd w:id="5"/>
-    </w:p>
-    <w:p>
-      <w:pPr>
-        <w:pStyle w:val="Lijstalinea"/>
-        <w:numPr>
-          <w:ilvl w:val="0"/>
-          <w:numId w:val="4"/>
-        </w:numPr>
-      </w:pPr>
-      <w:r>
-        <w:t>De verandering word correct berekend</w:t>
-      </w:r>
-    </w:p>
-    <w:p>
-      <w:pPr>
-        <w:pStyle w:val="Lijstalinea"/>
-        <w:numPr>
-          <w:ilvl w:val="0"/>
-          <w:numId w:val="4"/>
-        </w:numPr>
-      </w:pPr>
-      <w:r>
-        <w:t>De verandering staat naast de grafiek op de card</w:t>
-      </w:r>
-    </w:p>
-    <w:p>
-      <w:pPr>
-        <w:pStyle w:val="Lijstalinea"/>
-        <w:numPr>
-          <w:ilvl w:val="0"/>
-          <w:numId w:val="4"/>
-        </w:numPr>
-      </w:pPr>
-      <w:r>
-        <w:t>De verandering krijgt een groene kleur bij stijgen en een rode kleur bij dalen</w:t>
-      </w:r>
-    </w:p>
+    <w:tbl>
+      <w:tblPr>
+        <w:tblStyle w:val="TableGrid"/>
+        <w:tblpPr w:leftFromText="180" w:rightFromText="180" w:vertAnchor="text" w:horzAnchor="margin" w:tblpXSpec="center" w:tblpY="2601"/>
+        <w:tblW w:w="14008" w:type="dxa"/>
+        <w:tblLook w:val="04A0" w:firstRow="1" w:lastRow="0" w:firstColumn="1" w:lastColumn="0" w:noHBand="0" w:noVBand="1"/>
+      </w:tblPr>
+      <w:tblGrid>
+        <w:gridCol w:w="897"/>
+        <w:gridCol w:w="4050"/>
+        <w:gridCol w:w="2373"/>
+        <w:gridCol w:w="4241"/>
+        <w:gridCol w:w="1178"/>
+        <w:gridCol w:w="1269"/>
+      </w:tblGrid>
+      <w:tr>
+        <w:trPr>
+          <w:trHeight w:val="526"/>
+        </w:trPr>
+        <w:tc>
+          <w:tcPr>
+            <w:tcW w:w="957" w:type="dxa"/>
+          </w:tcPr>
+          <w:p>
+            <w:pPr>
+              <w:rPr>
+                <w:b/>
+                <w:bCs/>
+              </w:rPr>
+            </w:pPr>
+            <w:r>
+              <w:rPr>
+                <w:b/>
+                <w:bCs/>
+              </w:rPr>
+              <w:t>Stap #</w:t>
+            </w:r>
+          </w:p>
+        </w:tc>
+        <w:tc>
+          <w:tcPr>
+            <w:tcW w:w="4828" w:type="dxa"/>
+          </w:tcPr>
+          <w:p>
+            <w:pPr>
+              <w:rPr>
+                <w:b/>
+                <w:bCs/>
+              </w:rPr>
+            </w:pPr>
+            <w:r>
+              <w:rPr>
+                <w:b/>
+                <w:bCs/>
+              </w:rPr>
+              <w:t>Test stap</w:t>
+            </w:r>
+          </w:p>
+        </w:tc>
+        <w:tc>
+          <w:tcPr>
+            <w:tcW w:w="2669" w:type="dxa"/>
+          </w:tcPr>
+          <w:p>
+            <w:pPr>
+              <w:rPr>
+                <w:b/>
+                <w:bCs/>
+              </w:rPr>
+            </w:pPr>
+            <w:r>
+              <w:rPr>
+                <w:b/>
+                <w:bCs/>
+              </w:rPr>
+              <w:t>Verwacht resultaat</w:t>
+            </w:r>
+          </w:p>
+        </w:tc>
+        <w:tc>
+          <w:tcPr>
+            <w:tcW w:w="3073" w:type="dxa"/>
+          </w:tcPr>
+          <w:p>
+            <w:pPr>
+              <w:rPr>
+                <w:b/>
+                <w:bCs/>
+              </w:rPr>
+            </w:pPr>
+            <w:r>
+              <w:rPr>
+                <w:b/>
+                <w:bCs/>
+              </w:rPr>
+              <w:t>Test Data</w:t>
+            </w:r>
+          </w:p>
+        </w:tc>
+        <w:tc>
+          <w:tcPr>
+            <w:tcW w:w="1181" w:type="dxa"/>
+          </w:tcPr>
+          <w:p>
+            <w:pPr>
+              <w:rPr>
+                <w:b/>
+                <w:bCs/>
+              </w:rPr>
+            </w:pPr>
+            <w:r>
+              <w:rPr>
+                <w:b/>
+                <w:bCs/>
+              </w:rPr>
+              <w:t>Werkelijk resultaat</w:t>
+            </w:r>
+          </w:p>
+        </w:tc>
+        <w:tc>
+          <w:tcPr>
+            <w:tcW w:w="1300" w:type="dxa"/>
+          </w:tcPr>
+          <w:p>
+            <w:pPr>
+              <w:rPr>
+                <w:b/>
+                <w:bCs/>
+              </w:rPr>
+            </w:pPr>
+            <w:r>
+              <w:rPr>
+                <w:b/>
+                <w:bCs/>
+              </w:rPr>
+              <w:t>Geslaagd</w:t>
+            </w:r>
+            <w:r>
+              <w:rPr>
+                <w:b/>
+                <w:bCs/>
+              </w:rPr>
+              <w:t xml:space="preserve"> </w:t>
+            </w:r>
+            <w:r>
+              <w:rPr>
+                <w:b/>
+                <w:bCs/>
+              </w:rPr>
+              <w:t xml:space="preserve">/ </w:t>
+            </w:r>
+          </w:p>
+          <w:p>
+            <w:pPr>
+              <w:rPr>
+                <w:b/>
+                <w:bCs/>
+              </w:rPr>
+            </w:pPr>
+            <w:r>
+              <w:rPr>
+                <w:b/>
+                <w:bCs/>
+              </w:rPr>
+              <w:t>niet geslaagd</w:t>
+            </w:r>
+          </w:p>
+        </w:tc>
+      </w:tr>
+      <w:tr>
+        <w:trPr>
+          <w:trHeight w:val="541"/>
+        </w:trPr>
+        <w:tc>
+          <w:tcPr>
+            <w:tcW w:w="957" w:type="dxa"/>
+          </w:tcPr>
+          <w:p>
+            <w:r>
+              <w:t>1</w:t>
+            </w:r>
+          </w:p>
+        </w:tc>
+        <w:tc>
+          <w:tcPr>
+            <w:tcW w:w="4828" w:type="dxa"/>
+          </w:tcPr>
+          <w:p>
+            <w:r>
+              <w:t>Navigeer naar het dashboard</w:t>
+            </w:r>
+          </w:p>
+        </w:tc>
+        <w:tc>
+          <w:tcPr>
+            <w:tcW w:w="2669" w:type="dxa"/>
+          </w:tcPr>
+          <w:p>
+            <w:r>
+              <w:t>Dashboard met skaleten</w:t>
+            </w:r>
+          </w:p>
+        </w:tc>
+        <w:tc>
+          <w:tcPr>
+            <w:tcW w:w="3073" w:type="dxa"/>
+          </w:tcPr>
+          <w:p>
+            <w:r>
+              <w:t>http://localhost:5173/</w:t>
+            </w:r>
+          </w:p>
+        </w:tc>
+        <w:tc>
+          <w:tcPr>
+            <w:tcW w:w="1181" w:type="dxa"/>
+          </w:tcPr>
+          <w:p/>
+        </w:tc>
+        <w:tc>
+          <w:tcPr>
+            <w:tcW w:w="1300" w:type="dxa"/>
+          </w:tcPr>
+          <w:p/>
+        </w:tc>
+      </w:tr>
+      <w:tr>
+        <w:trPr>
+          <w:trHeight w:val="526"/>
+        </w:trPr>
+        <w:tc>
+          <w:tcPr>
+            <w:tcW w:w="957" w:type="dxa"/>
+          </w:tcPr>
+          <w:p>
+            <w:r>
+              <w:t>2</w:t>
+            </w:r>
+          </w:p>
+        </w:tc>
+        <w:tc>
+          <w:tcPr>
+            <w:tcW w:w="4828" w:type="dxa"/>
+          </w:tcPr>
+          <w:p>
+            <w:r>
+              <w:t xml:space="preserve">Klik op </w:t>
+            </w:r>
+            <w:r>
+              <w:t>een crypto kaart</w:t>
+            </w:r>
+          </w:p>
+        </w:tc>
+        <w:tc>
+          <w:tcPr>
+            <w:tcW w:w="2669" w:type="dxa"/>
+          </w:tcPr>
+          <w:p>
+            <w:r>
+              <w:t>Details pagina van aangeklikte coin</w:t>
+            </w:r>
+          </w:p>
+        </w:tc>
+        <w:tc>
+          <w:tcPr>
+            <w:tcW w:w="3073" w:type="dxa"/>
+          </w:tcPr>
+          <w:p>
+            <w:r>
+              <w:t>http://localhost:5173/Detail/</w:t>
+            </w:r>
+            <w:r>
+              <w:t>&lt;coin_naam&gt;</w:t>
+            </w:r>
+          </w:p>
+        </w:tc>
+        <w:tc>
+          <w:tcPr>
+            <w:tcW w:w="1181" w:type="dxa"/>
+          </w:tcPr>
+          <w:p/>
+        </w:tc>
+        <w:tc>
+          <w:tcPr>
+            <w:tcW w:w="1300" w:type="dxa"/>
+          </w:tcPr>
+          <w:p/>
+        </w:tc>
+      </w:tr>
+    </w:tbl>
+    <w:p/>
     <w:p>
       <w:r>
         <w:br w:type="page"/>
@@ -2060,371 +4206,1316 @@
     </w:p>
     <w:p>
       <w:pPr>
-        <w:pStyle w:val="Kop2"/>
-        <w:ind w:left="708"/>
+        <w:pStyle w:val="Heading2"/>
       </w:pPr>
-      <w:bookmarkStart w:id="6" w:name="_Toc224910097"/>
-      <w:proofErr w:type="spellStart"/>
+      <w:bookmarkStart w:id="6" w:name="_Toc227841341"/>
       <w:r>
+        <w:rPr>
+          <w:szCs w:val="28"/>
+        </w:rPr>
         <w:lastRenderedPageBreak/>
-        <w:t>circle</w:t>
+        <w:t xml:space="preserve">zoekfunctie </w:t>
       </w:r>
-      <w:proofErr w:type="spellEnd"/>
       <w:r>
-        <w:t xml:space="preserve"> diagram over het marktaandeel van de top 10  </w:t>
-      </w:r>
-      <w:proofErr w:type="spellStart"/>
-      <w:r>
+        <w:rPr>
+          <w:szCs w:val="28"/>
+        </w:rPr>
         <w:t>coins</w:t>
       </w:r>
-      <w:proofErr w:type="spellEnd"/>
+      <w:bookmarkEnd w:id="6"/>
+    </w:p>
+    <w:tbl>
+      <w:tblPr>
+        <w:tblStyle w:val="TableGrid"/>
+        <w:tblpPr w:leftFromText="180" w:rightFromText="180" w:vertAnchor="text" w:horzAnchor="margin" w:tblpY="734"/>
+        <w:tblW w:w="14265" w:type="dxa"/>
+        <w:tblLook w:val="04A0" w:firstRow="1" w:lastRow="0" w:firstColumn="1" w:lastColumn="0" w:noHBand="0" w:noVBand="1"/>
+      </w:tblPr>
+      <w:tblGrid>
+        <w:gridCol w:w="7305"/>
+        <w:gridCol w:w="6960"/>
+      </w:tblGrid>
+      <w:tr>
+        <w:tc>
+          <w:tcPr>
+            <w:tcW w:w="7305" w:type="dxa"/>
+          </w:tcPr>
+          <w:p>
+            <w:r>
+              <w:rPr>
+                <w:b/>
+                <w:bCs/>
+              </w:rPr>
+              <w:t xml:space="preserve">Test case ID: </w:t>
+            </w:r>
+            <w:r>
+              <w:rPr>
+                <w:szCs w:val="28"/>
+              </w:rPr>
+              <w:t xml:space="preserve"> </w:t>
+            </w:r>
+            <w:r>
+              <w:rPr>
+                <w:szCs w:val="28"/>
+              </w:rPr>
+              <w:t>zoeken</w:t>
+            </w:r>
+            <w:r>
+              <w:t>-1</w:t>
+            </w:r>
+          </w:p>
+          <w:p/>
+        </w:tc>
+        <w:tc>
+          <w:tcPr>
+            <w:tcW w:w="6960" w:type="dxa"/>
+          </w:tcPr>
+          <w:p>
+            <w:r>
+              <w:rPr>
+                <w:b/>
+                <w:bCs/>
+              </w:rPr>
+              <w:t>Prioriteit</w:t>
+            </w:r>
+            <w:r>
+              <w:t>: Laag</w:t>
+            </w:r>
+          </w:p>
+        </w:tc>
+      </w:tr>
+      <w:tr>
+        <w:tc>
+          <w:tcPr>
+            <w:tcW w:w="7305" w:type="dxa"/>
+          </w:tcPr>
+          <w:p>
+            <w:r>
+              <w:rPr>
+                <w:b/>
+              </w:rPr>
+              <w:t>Pre-condition</w:t>
+            </w:r>
+            <w:r>
+              <w:t xml:space="preserve">: </w:t>
+            </w:r>
+          </w:p>
+          <w:p>
+            <w:pPr>
+              <w:rPr>
+                <w:b/>
+                <w:bCs/>
+              </w:rPr>
+            </w:pPr>
+          </w:p>
+        </w:tc>
+        <w:tc>
+          <w:tcPr>
+            <w:tcW w:w="6960" w:type="dxa"/>
+          </w:tcPr>
+          <w:p>
+            <w:pPr>
+              <w:rPr>
+                <w:b/>
+                <w:bCs/>
+              </w:rPr>
+            </w:pPr>
+            <w:r>
+              <w:rPr>
+                <w:b/>
+                <w:bCs/>
+              </w:rPr>
+              <w:t>Test uitgevoerd door:</w:t>
+            </w:r>
+          </w:p>
+        </w:tc>
+      </w:tr>
+      <w:tr>
+        <w:tc>
+          <w:tcPr>
+            <w:tcW w:w="7305" w:type="dxa"/>
+          </w:tcPr>
+          <w:p>
+            <w:pPr>
+              <w:rPr>
+                <w:lang w:val="en-GB"/>
+              </w:rPr>
+            </w:pPr>
+            <w:r>
+              <w:rPr>
+                <w:b/>
+                <w:bCs/>
+                <w:lang w:val="en-GB"/>
+              </w:rPr>
+              <w:t>Test case title:</w:t>
+            </w:r>
+            <w:r>
+              <w:rPr>
+                <w:lang w:val="en-GB"/>
+              </w:rPr>
+              <w:t xml:space="preserve"> </w:t>
+            </w:r>
+            <w:r>
+              <w:rPr>
+                <w:szCs w:val="28"/>
+                <w:lang w:val="en-GB"/>
+              </w:rPr>
+              <w:t xml:space="preserve">   </w:t>
+            </w:r>
+            <w:r>
+              <w:rPr>
+                <w:szCs w:val="28"/>
+                <w:lang w:val="en-GB"/>
+              </w:rPr>
+              <w:t xml:space="preserve"> Details </w:t>
+            </w:r>
+            <w:proofErr w:type="spellStart"/>
+            <w:r>
+              <w:rPr>
+                <w:szCs w:val="28"/>
+                <w:lang w:val="en-GB"/>
+              </w:rPr>
+              <w:t>pagina</w:t>
+            </w:r>
+            <w:proofErr w:type="spellEnd"/>
+            <w:r>
+              <w:rPr>
+                <w:szCs w:val="28"/>
+                <w:lang w:val="en-GB"/>
+              </w:rPr>
+              <w:t xml:space="preserve"> </w:t>
+            </w:r>
+            <w:r>
+              <w:rPr>
+                <w:szCs w:val="28"/>
+                <w:lang w:val="en-GB"/>
+              </w:rPr>
+              <w:t>coins</w:t>
+            </w:r>
+            <w:r>
+              <w:rPr>
+                <w:lang w:val="en-GB"/>
+              </w:rPr>
+              <w:t xml:space="preserve"> </w:t>
+            </w:r>
+          </w:p>
+          <w:p>
+            <w:pPr>
+              <w:rPr>
+                <w:lang w:val="en-GB"/>
+              </w:rPr>
+            </w:pPr>
+          </w:p>
+        </w:tc>
+        <w:tc>
+          <w:tcPr>
+            <w:tcW w:w="6960" w:type="dxa"/>
+          </w:tcPr>
+          <w:p>
+            <w:pPr>
+              <w:rPr>
+                <w:b/>
+                <w:bCs/>
+              </w:rPr>
+            </w:pPr>
+            <w:r>
+              <w:rPr>
+                <w:b/>
+                <w:bCs/>
+              </w:rPr>
+              <w:t>Test uitgevoerd op:</w:t>
+            </w:r>
+          </w:p>
+        </w:tc>
+      </w:tr>
+      <w:tr>
+        <w:tc>
+          <w:tcPr>
+            <w:tcW w:w="7305" w:type="dxa"/>
+          </w:tcPr>
+          <w:p>
+            <w:r>
+              <w:rPr>
+                <w:b/>
+                <w:bCs/>
+              </w:rPr>
+              <w:t>Test case description:</w:t>
+            </w:r>
+            <w:r>
+              <w:t xml:space="preserve"> </w:t>
+            </w:r>
+            <w:r>
+              <w:rPr>
+                <w:szCs w:val="28"/>
+              </w:rPr>
+              <w:t xml:space="preserve"> </w:t>
+            </w:r>
+            <w:r>
+              <w:t xml:space="preserve"> </w:t>
+            </w:r>
+            <w:r>
+              <w:rPr>
+                <w:szCs w:val="28"/>
+              </w:rPr>
+              <w:t>Een zoekfunctie waarmee gebruikers specifieke producten / coins kunnen zoeken.</w:t>
+            </w:r>
+          </w:p>
+        </w:tc>
+        <w:tc>
+          <w:tcPr>
+            <w:tcW w:w="6960" w:type="dxa"/>
+          </w:tcPr>
+          <w:p>
+            <w:pPr>
+              <w:rPr>
+                <w:b/>
+                <w:bCs/>
+              </w:rPr>
+            </w:pPr>
+            <w:r>
+              <w:rPr>
+                <w:b/>
+                <w:bCs/>
+              </w:rPr>
+              <w:t xml:space="preserve">Test status: </w:t>
+            </w:r>
+          </w:p>
+        </w:tc>
+      </w:tr>
+    </w:tbl>
+    <w:p>
       <w:r>
-        <w:t xml:space="preserve"> laten zien op het dashboard</w:t>
+        <w:rPr>
+          <w:b/>
+          <w:bCs/>
+        </w:rPr>
+        <w:t xml:space="preserve">Test scenario: </w:t>
       </w:r>
-      <w:bookmarkEnd w:id="6"/>
       <w:r>
-        <w:tab/>
+        <w:rPr>
+          <w:szCs w:val="28"/>
+        </w:rPr>
+        <w:t>zoekfunctie</w:t>
+      </w:r>
+      <w:r>
+        <w:rPr>
+          <w:szCs w:val="28"/>
+        </w:rPr>
+        <w:t xml:space="preserve"> voor coins</w:t>
       </w:r>
     </w:p>
+    <w:tbl>
+      <w:tblPr>
+        <w:tblStyle w:val="TableGrid"/>
+        <w:tblpPr w:leftFromText="180" w:rightFromText="180" w:vertAnchor="text" w:horzAnchor="margin" w:tblpXSpec="center" w:tblpY="2601"/>
+        <w:tblW w:w="14008" w:type="dxa"/>
+        <w:tblLook w:val="04A0" w:firstRow="1" w:lastRow="0" w:firstColumn="1" w:lastColumn="0" w:noHBand="0" w:noVBand="1"/>
+      </w:tblPr>
+      <w:tblGrid>
+        <w:gridCol w:w="957"/>
+        <w:gridCol w:w="4828"/>
+        <w:gridCol w:w="2669"/>
+        <w:gridCol w:w="3073"/>
+        <w:gridCol w:w="1181"/>
+        <w:gridCol w:w="1300"/>
+      </w:tblGrid>
+      <w:tr>
+        <w:trPr>
+          <w:trHeight w:val="526"/>
+        </w:trPr>
+        <w:tc>
+          <w:tcPr>
+            <w:tcW w:w="957" w:type="dxa"/>
+          </w:tcPr>
+          <w:p>
+            <w:pPr>
+              <w:rPr>
+                <w:b/>
+                <w:bCs/>
+              </w:rPr>
+            </w:pPr>
+            <w:r>
+              <w:rPr>
+                <w:b/>
+                <w:bCs/>
+              </w:rPr>
+              <w:t>Stap #</w:t>
+            </w:r>
+          </w:p>
+        </w:tc>
+        <w:tc>
+          <w:tcPr>
+            <w:tcW w:w="4828" w:type="dxa"/>
+          </w:tcPr>
+          <w:p>
+            <w:pPr>
+              <w:rPr>
+                <w:b/>
+                <w:bCs/>
+              </w:rPr>
+            </w:pPr>
+            <w:r>
+              <w:rPr>
+                <w:b/>
+                <w:bCs/>
+              </w:rPr>
+              <w:t>Test stap</w:t>
+            </w:r>
+          </w:p>
+        </w:tc>
+        <w:tc>
+          <w:tcPr>
+            <w:tcW w:w="2669" w:type="dxa"/>
+          </w:tcPr>
+          <w:p>
+            <w:pPr>
+              <w:rPr>
+                <w:b/>
+                <w:bCs/>
+              </w:rPr>
+            </w:pPr>
+            <w:r>
+              <w:rPr>
+                <w:b/>
+                <w:bCs/>
+              </w:rPr>
+              <w:t>Verwacht resultaat</w:t>
+            </w:r>
+          </w:p>
+        </w:tc>
+        <w:tc>
+          <w:tcPr>
+            <w:tcW w:w="3073" w:type="dxa"/>
+          </w:tcPr>
+          <w:p>
+            <w:pPr>
+              <w:rPr>
+                <w:b/>
+                <w:bCs/>
+              </w:rPr>
+            </w:pPr>
+            <w:r>
+              <w:rPr>
+                <w:b/>
+                <w:bCs/>
+              </w:rPr>
+              <w:t>Test Data</w:t>
+            </w:r>
+          </w:p>
+        </w:tc>
+        <w:tc>
+          <w:tcPr>
+            <w:tcW w:w="1181" w:type="dxa"/>
+          </w:tcPr>
+          <w:p>
+            <w:pPr>
+              <w:rPr>
+                <w:b/>
+                <w:bCs/>
+              </w:rPr>
+            </w:pPr>
+            <w:r>
+              <w:rPr>
+                <w:b/>
+                <w:bCs/>
+              </w:rPr>
+              <w:t>Werkelijk resultaat</w:t>
+            </w:r>
+          </w:p>
+        </w:tc>
+        <w:tc>
+          <w:tcPr>
+            <w:tcW w:w="1300" w:type="dxa"/>
+          </w:tcPr>
+          <w:p>
+            <w:pPr>
+              <w:rPr>
+                <w:b/>
+                <w:bCs/>
+              </w:rPr>
+            </w:pPr>
+            <w:r>
+              <w:rPr>
+                <w:b/>
+                <w:bCs/>
+              </w:rPr>
+              <w:t>Geslaagd</w:t>
+            </w:r>
+            <w:r>
+              <w:rPr>
+                <w:b/>
+                <w:bCs/>
+              </w:rPr>
+              <w:t xml:space="preserve"> </w:t>
+            </w:r>
+            <w:r>
+              <w:rPr>
+                <w:b/>
+                <w:bCs/>
+              </w:rPr>
+              <w:t xml:space="preserve">/ </w:t>
+            </w:r>
+          </w:p>
+          <w:p>
+            <w:pPr>
+              <w:rPr>
+                <w:b/>
+                <w:bCs/>
+              </w:rPr>
+            </w:pPr>
+            <w:r>
+              <w:rPr>
+                <w:b/>
+                <w:bCs/>
+              </w:rPr>
+              <w:t>niet geslaagd</w:t>
+            </w:r>
+          </w:p>
+        </w:tc>
+      </w:tr>
+      <w:tr>
+        <w:trPr>
+          <w:trHeight w:val="541"/>
+        </w:trPr>
+        <w:tc>
+          <w:tcPr>
+            <w:tcW w:w="957" w:type="dxa"/>
+          </w:tcPr>
+          <w:p>
+            <w:r>
+              <w:t>1</w:t>
+            </w:r>
+          </w:p>
+        </w:tc>
+        <w:tc>
+          <w:tcPr>
+            <w:tcW w:w="4828" w:type="dxa"/>
+          </w:tcPr>
+          <w:p>
+            <w:r>
+              <w:t>Navigeer naar het dashboard</w:t>
+            </w:r>
+          </w:p>
+        </w:tc>
+        <w:tc>
+          <w:tcPr>
+            <w:tcW w:w="2669" w:type="dxa"/>
+          </w:tcPr>
+          <w:p>
+            <w:r>
+              <w:t>Dashboard met skaleten</w:t>
+            </w:r>
+          </w:p>
+        </w:tc>
+        <w:tc>
+          <w:tcPr>
+            <w:tcW w:w="3073" w:type="dxa"/>
+          </w:tcPr>
+          <w:p>
+            <w:r>
+              <w:t>http://localhost:5173/</w:t>
+            </w:r>
+          </w:p>
+        </w:tc>
+        <w:tc>
+          <w:tcPr>
+            <w:tcW w:w="1181" w:type="dxa"/>
+          </w:tcPr>
+          <w:p/>
+        </w:tc>
+        <w:tc>
+          <w:tcPr>
+            <w:tcW w:w="1300" w:type="dxa"/>
+          </w:tcPr>
+          <w:p/>
+        </w:tc>
+      </w:tr>
+      <w:tr>
+        <w:trPr>
+          <w:trHeight w:val="526"/>
+        </w:trPr>
+        <w:tc>
+          <w:tcPr>
+            <w:tcW w:w="957" w:type="dxa"/>
+          </w:tcPr>
+          <w:p>
+            <w:r>
+              <w:t>2</w:t>
+            </w:r>
+          </w:p>
+        </w:tc>
+        <w:tc>
+          <w:tcPr>
+            <w:tcW w:w="4828" w:type="dxa"/>
+          </w:tcPr>
+          <w:p>
+            <w:r>
+              <w:t xml:space="preserve">Klik op een </w:t>
+            </w:r>
+            <w:r>
+              <w:t>Market</w:t>
+            </w:r>
+            <w:r>
+              <w:t xml:space="preserve"> kaart</w:t>
+            </w:r>
+          </w:p>
+        </w:tc>
+        <w:tc>
+          <w:tcPr>
+            <w:tcW w:w="2669" w:type="dxa"/>
+          </w:tcPr>
+          <w:p>
+            <w:r>
+              <w:t>Markt pagina</w:t>
+            </w:r>
+          </w:p>
+        </w:tc>
+        <w:tc>
+          <w:tcPr>
+            <w:tcW w:w="3073" w:type="dxa"/>
+          </w:tcPr>
+          <w:p>
+            <w:r>
+              <w:t>http://localhost:5173/Market</w:t>
+            </w:r>
+          </w:p>
+        </w:tc>
+        <w:tc>
+          <w:tcPr>
+            <w:tcW w:w="1181" w:type="dxa"/>
+          </w:tcPr>
+          <w:p/>
+        </w:tc>
+        <w:tc>
+          <w:tcPr>
+            <w:tcW w:w="1300" w:type="dxa"/>
+          </w:tcPr>
+          <w:p/>
+        </w:tc>
+      </w:tr>
+      <w:tr>
+        <w:trPr>
+          <w:trHeight w:val="526"/>
+        </w:trPr>
+        <w:tc>
+          <w:tcPr>
+            <w:tcW w:w="957" w:type="dxa"/>
+          </w:tcPr>
+          <w:p>
+            <w:r>
+              <w:t>3</w:t>
+            </w:r>
+          </w:p>
+        </w:tc>
+        <w:tc>
+          <w:tcPr>
+            <w:tcW w:w="4828" w:type="dxa"/>
+          </w:tcPr>
+          <w:p>
+            <w:r>
+              <w:t>Typ de naam van de coin in het zoekvak</w:t>
+            </w:r>
+          </w:p>
+        </w:tc>
+        <w:tc>
+          <w:tcPr>
+            <w:tcW w:w="2669" w:type="dxa"/>
+          </w:tcPr>
+          <w:p>
+            <w:r>
+              <w:t>Alleen coins die overeenkomen met de ingevoerde naam word laten zien</w:t>
+            </w:r>
+          </w:p>
+        </w:tc>
+        <w:tc>
+          <w:tcPr>
+            <w:tcW w:w="3073" w:type="dxa"/>
+          </w:tcPr>
+          <w:p/>
+        </w:tc>
+        <w:tc>
+          <w:tcPr>
+            <w:tcW w:w="1181" w:type="dxa"/>
+          </w:tcPr>
+          <w:p/>
+        </w:tc>
+        <w:tc>
+          <w:tcPr>
+            <w:tcW w:w="1300" w:type="dxa"/>
+          </w:tcPr>
+          <w:p/>
+        </w:tc>
+      </w:tr>
+    </w:tbl>
     <w:p>
       <w:pPr>
-        <w:pStyle w:val="Kop3"/>
-        <w:ind w:left="708" w:firstLine="708"/>
-      </w:pPr>
-      <w:bookmarkStart w:id="7" w:name="_Toc224910098"/>
-      <w:r>
-        <w:t>Test cases:</w:t>
-      </w:r>
-      <w:bookmarkEnd w:id="7"/>
-    </w:p>
-    <w:p>
-      <w:pPr>
-        <w:pStyle w:val="Lijstalinea"/>
-        <w:numPr>
-          <w:ilvl w:val="0"/>
-          <w:numId w:val="4"/>
-        </w:numPr>
-      </w:pPr>
-      <w:r>
-        <w:t xml:space="preserve">Een </w:t>
-      </w:r>
-      <w:proofErr w:type="spellStart"/>
-      <w:r>
-        <w:t>coin</w:t>
-      </w:r>
-      <w:proofErr w:type="spellEnd"/>
-      <w:r>
-        <w:t xml:space="preserve"> heeft een proportioneel deel van het </w:t>
-      </w:r>
-      <w:proofErr w:type="spellStart"/>
-      <w:r>
-        <w:t>circle</w:t>
-      </w:r>
-      <w:proofErr w:type="spellEnd"/>
-      <w:r>
-        <w:t xml:space="preserve"> </w:t>
-      </w:r>
-      <w:proofErr w:type="spellStart"/>
-      <w:r>
-        <w:t>digram</w:t>
-      </w:r>
-      <w:proofErr w:type="spellEnd"/>
-    </w:p>
-    <w:p>
-      <w:pPr>
-        <w:pStyle w:val="Lijstalinea"/>
-        <w:numPr>
-          <w:ilvl w:val="0"/>
-          <w:numId w:val="4"/>
-        </w:numPr>
-      </w:pPr>
-      <w:r>
-        <w:t xml:space="preserve">Het </w:t>
-      </w:r>
-      <w:proofErr w:type="spellStart"/>
-      <w:r>
-        <w:t>circle</w:t>
-      </w:r>
-      <w:proofErr w:type="spellEnd"/>
-      <w:r>
-        <w:t xml:space="preserve"> diagram staat in een card op het dashboard</w:t>
-      </w:r>
-    </w:p>
-    <w:p>
-      <w:pPr>
-        <w:pStyle w:val="Lijstalinea"/>
-        <w:numPr>
-          <w:ilvl w:val="0"/>
-          <w:numId w:val="4"/>
-        </w:numPr>
-      </w:pPr>
-      <w:r>
-        <w:t xml:space="preserve">De kleuren van de segmenten matchen de kleuren van de </w:t>
-      </w:r>
-      <w:proofErr w:type="spellStart"/>
-      <w:r>
-        <w:t>coins</w:t>
-      </w:r>
-      <w:proofErr w:type="spellEnd"/>
-    </w:p>
-    <w:p>
-      <w:pPr>
-        <w:pStyle w:val="Lijstalinea"/>
-        <w:numPr>
-          <w:ilvl w:val="0"/>
-          <w:numId w:val="4"/>
-        </w:numPr>
-      </w:pPr>
-      <w:r>
-        <w:t>De top 10 word naast het diagram laten zien met icoontje en percentage van aandeel</w:t>
-      </w:r>
-    </w:p>
-    <w:p>
-      <w:pPr>
-        <w:pStyle w:val="Lijstalinea"/>
-        <w:ind w:left="2846"/>
+        <w:pStyle w:val="Heading2"/>
+        <w:rPr>
+          <w:szCs w:val="28"/>
+        </w:rPr>
       </w:pPr>
     </w:p>
     <w:p>
       <w:pPr>
-        <w:pStyle w:val="Kop2"/>
-        <w:ind w:firstLine="708"/>
+        <w:pStyle w:val="Heading2"/>
       </w:pPr>
-      <w:bookmarkStart w:id="8" w:name="_Toc224910099"/>
+      <w:bookmarkStart w:id="7" w:name="_Toc227841342"/>
       <w:r>
-        <w:t xml:space="preserve">Lijst van maximaal 100 </w:t>
+        <w:rPr>
+          <w:szCs w:val="28"/>
+        </w:rPr>
+        <w:t>favoriet</w:t>
       </w:r>
-      <w:proofErr w:type="spellStart"/>
       <w:r>
-        <w:t>coins</w:t>
+        <w:rPr>
+          <w:szCs w:val="28"/>
+        </w:rPr>
+        <w:t>e</w:t>
       </w:r>
-      <w:proofErr w:type="spellEnd"/>
       <w:r>
-        <w:t xml:space="preserve"> laten zien</w:t>
+        <w:rPr>
+          <w:szCs w:val="28"/>
+        </w:rPr>
+        <w:t xml:space="preserve"> coins</w:t>
       </w:r>
-      <w:bookmarkEnd w:id="8"/>
+      <w:bookmarkEnd w:id="7"/>
     </w:p>
+    <w:tbl>
+      <w:tblPr>
+        <w:tblStyle w:val="TableGrid"/>
+        <w:tblpPr w:leftFromText="180" w:rightFromText="180" w:vertAnchor="text" w:horzAnchor="margin" w:tblpY="734"/>
+        <w:tblW w:w="14265" w:type="dxa"/>
+        <w:tblLook w:val="04A0" w:firstRow="1" w:lastRow="0" w:firstColumn="1" w:lastColumn="0" w:noHBand="0" w:noVBand="1"/>
+      </w:tblPr>
+      <w:tblGrid>
+        <w:gridCol w:w="7305"/>
+        <w:gridCol w:w="6960"/>
+      </w:tblGrid>
+      <w:tr>
+        <w:tc>
+          <w:tcPr>
+            <w:tcW w:w="7305" w:type="dxa"/>
+          </w:tcPr>
+          <w:p>
+            <w:r>
+              <w:rPr>
+                <w:b/>
+                <w:bCs/>
+              </w:rPr>
+              <w:t xml:space="preserve">Test case ID: </w:t>
+            </w:r>
+            <w:r>
+              <w:rPr>
+                <w:szCs w:val="28"/>
+              </w:rPr>
+              <w:t xml:space="preserve"> </w:t>
+            </w:r>
+            <w:r>
+              <w:rPr>
+                <w:szCs w:val="28"/>
+              </w:rPr>
+              <w:t>favorieten</w:t>
+            </w:r>
+            <w:r>
+              <w:t>-1</w:t>
+            </w:r>
+          </w:p>
+          <w:p/>
+        </w:tc>
+        <w:tc>
+          <w:tcPr>
+            <w:tcW w:w="6960" w:type="dxa"/>
+          </w:tcPr>
+          <w:p>
+            <w:r>
+              <w:rPr>
+                <w:b/>
+                <w:bCs/>
+              </w:rPr>
+              <w:t>Prioriteit</w:t>
+            </w:r>
+            <w:r>
+              <w:t>: Laag</w:t>
+            </w:r>
+          </w:p>
+        </w:tc>
+      </w:tr>
+      <w:tr>
+        <w:tc>
+          <w:tcPr>
+            <w:tcW w:w="7305" w:type="dxa"/>
+          </w:tcPr>
+          <w:p>
+            <w:r>
+              <w:rPr>
+                <w:b/>
+              </w:rPr>
+              <w:t>Pre-condition</w:t>
+            </w:r>
+            <w:r>
+              <w:t xml:space="preserve">: </w:t>
+            </w:r>
+          </w:p>
+          <w:p>
+            <w:pPr>
+              <w:rPr>
+                <w:b/>
+                <w:bCs/>
+              </w:rPr>
+            </w:pPr>
+          </w:p>
+        </w:tc>
+        <w:tc>
+          <w:tcPr>
+            <w:tcW w:w="6960" w:type="dxa"/>
+          </w:tcPr>
+          <w:p>
+            <w:pPr>
+              <w:rPr>
+                <w:b/>
+                <w:bCs/>
+              </w:rPr>
+            </w:pPr>
+            <w:r>
+              <w:rPr>
+                <w:b/>
+                <w:bCs/>
+              </w:rPr>
+              <w:t>Test uitgevoerd door:</w:t>
+            </w:r>
+          </w:p>
+        </w:tc>
+      </w:tr>
+      <w:tr>
+        <w:tc>
+          <w:tcPr>
+            <w:tcW w:w="7305" w:type="dxa"/>
+          </w:tcPr>
+          <w:p>
+            <w:pPr>
+              <w:rPr>
+                <w:lang w:val="en-GB"/>
+              </w:rPr>
+            </w:pPr>
+            <w:r>
+              <w:rPr>
+                <w:b/>
+                <w:bCs/>
+                <w:lang w:val="en-GB"/>
+              </w:rPr>
+              <w:t>Test case title:</w:t>
+            </w:r>
+            <w:r>
+              <w:rPr>
+                <w:lang w:val="en-GB"/>
+              </w:rPr>
+              <w:t xml:space="preserve"> </w:t>
+            </w:r>
+            <w:r>
+              <w:rPr>
+                <w:szCs w:val="28"/>
+                <w:lang w:val="en-GB"/>
+              </w:rPr>
+              <w:t xml:space="preserve">   </w:t>
+            </w:r>
+            <w:r>
+              <w:rPr>
+                <w:szCs w:val="28"/>
+                <w:lang w:val="en-GB"/>
+              </w:rPr>
+              <w:t xml:space="preserve"> </w:t>
+            </w:r>
+            <w:r>
+              <w:rPr>
+                <w:szCs w:val="28"/>
+                <w:lang w:val="en-GB"/>
+              </w:rPr>
+              <w:t xml:space="preserve">colins </w:t>
+            </w:r>
+            <w:proofErr w:type="spellStart"/>
+            <w:r>
+              <w:rPr>
+                <w:szCs w:val="28"/>
+                <w:lang w:val="en-GB"/>
+              </w:rPr>
+              <w:t>favoriete</w:t>
+            </w:r>
+            <w:r>
+              <w:rPr>
+                <w:szCs w:val="28"/>
+                <w:lang w:val="en-GB"/>
+              </w:rPr>
+              <w:t>n</w:t>
+            </w:r>
+            <w:proofErr w:type="spellEnd"/>
+            <w:r>
+              <w:rPr>
+                <w:lang w:val="en-GB"/>
+              </w:rPr>
+              <w:t xml:space="preserve"> </w:t>
+            </w:r>
+          </w:p>
+          <w:p>
+            <w:pPr>
+              <w:rPr>
+                <w:lang w:val="en-GB"/>
+              </w:rPr>
+            </w:pPr>
+          </w:p>
+        </w:tc>
+        <w:tc>
+          <w:tcPr>
+            <w:tcW w:w="6960" w:type="dxa"/>
+          </w:tcPr>
+          <w:p>
+            <w:pPr>
+              <w:rPr>
+                <w:b/>
+                <w:bCs/>
+              </w:rPr>
+            </w:pPr>
+            <w:r>
+              <w:rPr>
+                <w:b/>
+                <w:bCs/>
+              </w:rPr>
+              <w:t>Test uitgevoerd op:</w:t>
+            </w:r>
+          </w:p>
+        </w:tc>
+      </w:tr>
+      <w:tr>
+        <w:tc>
+          <w:tcPr>
+            <w:tcW w:w="7305" w:type="dxa"/>
+          </w:tcPr>
+          <w:p>
+            <w:pPr>
+              <w:spacing w:after="120"/>
+              <w:rPr>
+                <w:szCs w:val="28"/>
+              </w:rPr>
+            </w:pPr>
+            <w:r>
+              <w:rPr>
+                <w:b/>
+                <w:bCs/>
+              </w:rPr>
+              <w:t>Test case description:</w:t>
+            </w:r>
+            <w:r>
+              <w:t xml:space="preserve"> </w:t>
+            </w:r>
+            <w:r>
+              <w:rPr>
+                <w:szCs w:val="28"/>
+              </w:rPr>
+              <w:t xml:space="preserve"> </w:t>
+            </w:r>
+            <w:r>
+              <w:t xml:space="preserve"> </w:t>
+            </w:r>
+            <w:r>
+              <w:rPr>
+                <w:szCs w:val="28"/>
+              </w:rPr>
+              <w:t xml:space="preserve"> </w:t>
+            </w:r>
+            <w:r>
+              <w:rPr>
+                <w:szCs w:val="28"/>
+              </w:rPr>
+              <w:t>Je kan een coin favoriet maken en zodra je iets favoriet, moet dit direct zichtbaar zijn.</w:t>
+            </w:r>
+          </w:p>
+          <w:p/>
+        </w:tc>
+        <w:tc>
+          <w:tcPr>
+            <w:tcW w:w="6960" w:type="dxa"/>
+          </w:tcPr>
+          <w:p>
+            <w:pPr>
+              <w:rPr>
+                <w:b/>
+                <w:bCs/>
+              </w:rPr>
+            </w:pPr>
+            <w:r>
+              <w:rPr>
+                <w:b/>
+                <w:bCs/>
+              </w:rPr>
+              <w:t xml:space="preserve">Test status: </w:t>
+            </w:r>
+          </w:p>
+        </w:tc>
+      </w:tr>
+    </w:tbl>
     <w:p>
-      <w:pPr>
-        <w:pStyle w:val="Kop3"/>
-        <w:ind w:left="708" w:firstLine="708"/>
-      </w:pPr>
-      <w:bookmarkStart w:id="9" w:name="_Toc224910100"/>
       <w:r>
-        <w:t>Test cases:</w:t>
+        <w:rPr>
+          <w:b/>
+          <w:bCs/>
+        </w:rPr>
+        <w:t xml:space="preserve">Test scenario: </w:t>
       </w:r>
-      <w:bookmarkEnd w:id="9"/>
-    </w:p>
-    <w:p>
-      <w:pPr>
-        <w:pStyle w:val="Lijstalinea"/>
-        <w:numPr>
-          <w:ilvl w:val="0"/>
-          <w:numId w:val="4"/>
-        </w:numPr>
-      </w:pPr>
       <w:r>
-        <w:t xml:space="preserve">Alle </w:t>
-      </w:r>
-      <w:proofErr w:type="spellStart"/>
-      <w:r>
-        <w:t>coins</w:t>
-      </w:r>
-      <w:proofErr w:type="spellEnd"/>
-      <w:r>
-        <w:t xml:space="preserve"> uit cache worden laten zien op de Markt pagina (maximaal 50 </w:t>
-      </w:r>
-      <w:proofErr w:type="spellStart"/>
-      <w:r>
-        <w:t>i.p.v</w:t>
-      </w:r>
-      <w:proofErr w:type="spellEnd"/>
-      <w:r>
-        <w:t xml:space="preserve"> 100 door </w:t>
-      </w:r>
-      <w:proofErr w:type="spellStart"/>
-      <w:r>
-        <w:t>limitaties</w:t>
-      </w:r>
-      <w:proofErr w:type="spellEnd"/>
-      <w:r>
-        <w:t xml:space="preserve"> gratis API)</w:t>
+        <w:rPr>
+          <w:szCs w:val="28"/>
+        </w:rPr>
+        <w:t>coins kunnen favorieten</w:t>
       </w:r>
     </w:p>
-    <w:p>
-      <w:pPr>
-        <w:pStyle w:val="Lijstalinea"/>
-        <w:numPr>
-          <w:ilvl w:val="0"/>
-          <w:numId w:val="4"/>
-        </w:numPr>
-      </w:pPr>
-      <w:r>
-        <w:t xml:space="preserve">Alle </w:t>
-      </w:r>
-      <w:proofErr w:type="spellStart"/>
-      <w:r>
-        <w:t>coins</w:t>
-      </w:r>
-      <w:proofErr w:type="spellEnd"/>
-      <w:r>
-        <w:t xml:space="preserve"> hebben een card, grafiek, verandering</w:t>
-      </w:r>
-    </w:p>
+    <w:tbl>
+      <w:tblPr>
+        <w:tblStyle w:val="TableGrid"/>
+        <w:tblpPr w:leftFromText="180" w:rightFromText="180" w:vertAnchor="text" w:horzAnchor="margin" w:tblpXSpec="center" w:tblpY="2601"/>
+        <w:tblW w:w="14008" w:type="dxa"/>
+        <w:tblLook w:val="04A0" w:firstRow="1" w:lastRow="0" w:firstColumn="1" w:lastColumn="0" w:noHBand="0" w:noVBand="1"/>
+      </w:tblPr>
+      <w:tblGrid>
+        <w:gridCol w:w="951"/>
+        <w:gridCol w:w="4753"/>
+        <w:gridCol w:w="2641"/>
+        <w:gridCol w:w="3185"/>
+        <w:gridCol w:w="1181"/>
+        <w:gridCol w:w="1297"/>
+      </w:tblGrid>
+      <w:tr>
+        <w:trPr>
+          <w:trHeight w:val="526"/>
+        </w:trPr>
+        <w:tc>
+          <w:tcPr>
+            <w:tcW w:w="957" w:type="dxa"/>
+          </w:tcPr>
+          <w:p>
+            <w:pPr>
+              <w:rPr>
+                <w:b/>
+                <w:bCs/>
+              </w:rPr>
+            </w:pPr>
+            <w:r>
+              <w:rPr>
+                <w:b/>
+                <w:bCs/>
+              </w:rPr>
+              <w:t>Stap #</w:t>
+            </w:r>
+          </w:p>
+        </w:tc>
+        <w:tc>
+          <w:tcPr>
+            <w:tcW w:w="4828" w:type="dxa"/>
+          </w:tcPr>
+          <w:p>
+            <w:pPr>
+              <w:rPr>
+                <w:b/>
+                <w:bCs/>
+              </w:rPr>
+            </w:pPr>
+            <w:r>
+              <w:rPr>
+                <w:b/>
+                <w:bCs/>
+              </w:rPr>
+              <w:t>Test stap</w:t>
+            </w:r>
+          </w:p>
+        </w:tc>
+        <w:tc>
+          <w:tcPr>
+            <w:tcW w:w="2669" w:type="dxa"/>
+          </w:tcPr>
+          <w:p>
+            <w:pPr>
+              <w:rPr>
+                <w:b/>
+                <w:bCs/>
+              </w:rPr>
+            </w:pPr>
+            <w:r>
+              <w:rPr>
+                <w:b/>
+                <w:bCs/>
+              </w:rPr>
+              <w:t>Verwacht resultaat</w:t>
+            </w:r>
+          </w:p>
+        </w:tc>
+        <w:tc>
+          <w:tcPr>
+            <w:tcW w:w="3073" w:type="dxa"/>
+          </w:tcPr>
+          <w:p>
+            <w:pPr>
+              <w:rPr>
+                <w:b/>
+                <w:bCs/>
+              </w:rPr>
+            </w:pPr>
+            <w:r>
+              <w:rPr>
+                <w:b/>
+                <w:bCs/>
+              </w:rPr>
+              <w:t>Test Data</w:t>
+            </w:r>
+          </w:p>
+        </w:tc>
+        <w:tc>
+          <w:tcPr>
+            <w:tcW w:w="1181" w:type="dxa"/>
+          </w:tcPr>
+          <w:p>
+            <w:pPr>
+              <w:rPr>
+                <w:b/>
+                <w:bCs/>
+              </w:rPr>
+            </w:pPr>
+            <w:r>
+              <w:rPr>
+                <w:b/>
+                <w:bCs/>
+              </w:rPr>
+              <w:t>Werkelijk resultaat</w:t>
+            </w:r>
+          </w:p>
+        </w:tc>
+        <w:tc>
+          <w:tcPr>
+            <w:tcW w:w="1300" w:type="dxa"/>
+          </w:tcPr>
+          <w:p>
+            <w:pPr>
+              <w:rPr>
+                <w:b/>
+                <w:bCs/>
+              </w:rPr>
+            </w:pPr>
+            <w:r>
+              <w:rPr>
+                <w:b/>
+                <w:bCs/>
+              </w:rPr>
+              <w:t>Geslaagd</w:t>
+            </w:r>
+            <w:r>
+              <w:rPr>
+                <w:b/>
+                <w:bCs/>
+              </w:rPr>
+              <w:t xml:space="preserve"> </w:t>
+            </w:r>
+            <w:r>
+              <w:rPr>
+                <w:b/>
+                <w:bCs/>
+              </w:rPr>
+              <w:t xml:space="preserve">/ </w:t>
+            </w:r>
+          </w:p>
+          <w:p>
+            <w:pPr>
+              <w:rPr>
+                <w:b/>
+                <w:bCs/>
+              </w:rPr>
+            </w:pPr>
+            <w:r>
+              <w:rPr>
+                <w:b/>
+                <w:bCs/>
+              </w:rPr>
+              <w:t>niet geslaagd</w:t>
+            </w:r>
+          </w:p>
+        </w:tc>
+      </w:tr>
+      <w:tr>
+        <w:trPr>
+          <w:trHeight w:val="541"/>
+        </w:trPr>
+        <w:tc>
+          <w:tcPr>
+            <w:tcW w:w="957" w:type="dxa"/>
+          </w:tcPr>
+          <w:p>
+            <w:r>
+              <w:t>1</w:t>
+            </w:r>
+          </w:p>
+        </w:tc>
+        <w:tc>
+          <w:tcPr>
+            <w:tcW w:w="4828" w:type="dxa"/>
+          </w:tcPr>
+          <w:p>
+            <w:r>
+              <w:t>Navigeer naar het dashboard</w:t>
+            </w:r>
+          </w:p>
+        </w:tc>
+        <w:tc>
+          <w:tcPr>
+            <w:tcW w:w="2669" w:type="dxa"/>
+          </w:tcPr>
+          <w:p>
+            <w:r>
+              <w:t>Dashboard met skaleten</w:t>
+            </w:r>
+          </w:p>
+        </w:tc>
+        <w:tc>
+          <w:tcPr>
+            <w:tcW w:w="3073" w:type="dxa"/>
+          </w:tcPr>
+          <w:p>
+            <w:r>
+              <w:t>http://localhost:5173/</w:t>
+            </w:r>
+          </w:p>
+        </w:tc>
+        <w:tc>
+          <w:tcPr>
+            <w:tcW w:w="1181" w:type="dxa"/>
+          </w:tcPr>
+          <w:p/>
+        </w:tc>
+        <w:tc>
+          <w:tcPr>
+            <w:tcW w:w="1300" w:type="dxa"/>
+          </w:tcPr>
+          <w:p/>
+        </w:tc>
+      </w:tr>
+      <w:tr>
+        <w:trPr>
+          <w:trHeight w:val="526"/>
+        </w:trPr>
+        <w:tc>
+          <w:tcPr>
+            <w:tcW w:w="957" w:type="dxa"/>
+          </w:tcPr>
+          <w:p>
+            <w:r>
+              <w:t>2</w:t>
+            </w:r>
+          </w:p>
+        </w:tc>
+        <w:tc>
+          <w:tcPr>
+            <w:tcW w:w="4828" w:type="dxa"/>
+          </w:tcPr>
+          <w:p>
+            <w:r>
+              <w:t xml:space="preserve">Klik op een </w:t>
+            </w:r>
+            <w:r>
+              <w:t>favorite</w:t>
+            </w:r>
+          </w:p>
+        </w:tc>
+        <w:tc>
+          <w:tcPr>
+            <w:tcW w:w="2669" w:type="dxa"/>
+          </w:tcPr>
+          <w:p>
+            <w:r>
+              <w:t>Coin word aan favorieten toegev</w:t>
+            </w:r>
+            <w:r>
+              <w:t>oegd</w:t>
+            </w:r>
+          </w:p>
+        </w:tc>
+        <w:tc>
+          <w:tcPr>
+            <w:tcW w:w="3073" w:type="dxa"/>
+          </w:tcPr>
+          <w:p/>
+        </w:tc>
+        <w:tc>
+          <w:tcPr>
+            <w:tcW w:w="1181" w:type="dxa"/>
+          </w:tcPr>
+          <w:p/>
+        </w:tc>
+        <w:tc>
+          <w:tcPr>
+            <w:tcW w:w="1300" w:type="dxa"/>
+          </w:tcPr>
+          <w:p/>
+        </w:tc>
+      </w:tr>
+      <w:tr>
+        <w:trPr>
+          <w:trHeight w:val="526"/>
+        </w:trPr>
+        <w:tc>
+          <w:tcPr>
+            <w:tcW w:w="957" w:type="dxa"/>
+          </w:tcPr>
+          <w:p>
+            <w:r>
+              <w:t>3</w:t>
+            </w:r>
+          </w:p>
+        </w:tc>
+        <w:tc>
+          <w:tcPr>
+            <w:tcW w:w="4828" w:type="dxa"/>
+          </w:tcPr>
+          <w:p>
+            <w:r>
+              <w:t>Klik op favorites</w:t>
+            </w:r>
+          </w:p>
+        </w:tc>
+        <w:tc>
+          <w:tcPr>
+            <w:tcW w:w="2669" w:type="dxa"/>
+          </w:tcPr>
+          <w:p>
+            <w:r>
+              <w:t>Een pagina met alle favorieten word laten zien</w:t>
+            </w:r>
+          </w:p>
+        </w:tc>
+        <w:tc>
+          <w:tcPr>
+            <w:tcW w:w="3073" w:type="dxa"/>
+          </w:tcPr>
+          <w:p>
+            <w:r>
+              <w:t>http://localhost:5173/Favorites</w:t>
+            </w:r>
+          </w:p>
+        </w:tc>
+        <w:tc>
+          <w:tcPr>
+            <w:tcW w:w="1181" w:type="dxa"/>
+          </w:tcPr>
+          <w:p/>
+        </w:tc>
+        <w:tc>
+          <w:tcPr>
+            <w:tcW w:w="1300" w:type="dxa"/>
+          </w:tcPr>
+          <w:p/>
+        </w:tc>
+      </w:tr>
+    </w:tbl>
     <w:p/>
-    <w:p>
-      <w:pPr>
-        <w:pStyle w:val="Kop2"/>
-        <w:ind w:firstLine="708"/>
-      </w:pPr>
-      <w:bookmarkStart w:id="10" w:name="_Toc224910101"/>
-      <w:r>
-        <w:t xml:space="preserve">Detail pagina openen bij het kikken op een </w:t>
-      </w:r>
-      <w:proofErr w:type="spellStart"/>
-      <w:r>
-        <w:t>coin</w:t>
-      </w:r>
-      <w:bookmarkEnd w:id="10"/>
-      <w:proofErr w:type="spellEnd"/>
-    </w:p>
-    <w:p>
-      <w:pPr>
-        <w:pStyle w:val="Kop3"/>
-        <w:ind w:left="708" w:firstLine="708"/>
-      </w:pPr>
-      <w:bookmarkStart w:id="11" w:name="_Toc224910102"/>
-      <w:r>
-        <w:t>Test cases:</w:t>
-      </w:r>
-      <w:bookmarkEnd w:id="11"/>
-    </w:p>
-    <w:p>
-      <w:pPr>
-        <w:pStyle w:val="Lijstalinea"/>
-        <w:numPr>
-          <w:ilvl w:val="0"/>
-          <w:numId w:val="4"/>
-        </w:numPr>
-      </w:pPr>
-      <w:r>
-        <w:t xml:space="preserve">Als je op een card klik dan ga je naar een details pagina van een </w:t>
-      </w:r>
-      <w:proofErr w:type="spellStart"/>
-      <w:r>
-        <w:t>coin</w:t>
-      </w:r>
-      <w:proofErr w:type="spellEnd"/>
-    </w:p>
-    <w:p>
-      <w:pPr>
-        <w:pStyle w:val="Lijstalinea"/>
-        <w:numPr>
-          <w:ilvl w:val="0"/>
-          <w:numId w:val="4"/>
-        </w:numPr>
-      </w:pPr>
-      <w:r>
-        <w:t xml:space="preserve">Op de details pagina staat alle data van een </w:t>
-      </w:r>
-      <w:proofErr w:type="spellStart"/>
-      <w:r>
-        <w:t>coin</w:t>
-      </w:r>
-      <w:proofErr w:type="spellEnd"/>
-    </w:p>
-    <w:p>
-      <w:pPr>
-        <w:pStyle w:val="Lijstalinea"/>
-        <w:numPr>
-          <w:ilvl w:val="0"/>
-          <w:numId w:val="4"/>
-        </w:numPr>
-      </w:pPr>
-      <w:r>
-        <w:t>Op de details pagina staat een grotere grafiek</w:t>
-      </w:r>
-    </w:p>
-    <w:p>
-      <w:pPr>
-        <w:pStyle w:val="Lijstalinea"/>
-        <w:ind w:left="2846"/>
-      </w:pPr>
-    </w:p>
-    <w:p>
-      <w:pPr>
-        <w:pStyle w:val="Kop2"/>
-        <w:ind w:firstLine="708"/>
-      </w:pPr>
-      <w:bookmarkStart w:id="12" w:name="_Toc224910104"/>
-      <w:proofErr w:type="spellStart"/>
-      <w:r>
-        <w:t>Coins</w:t>
-      </w:r>
-      <w:proofErr w:type="spellEnd"/>
-      <w:r>
-        <w:t xml:space="preserve"> zoeken met een zoekbalk</w:t>
-      </w:r>
-    </w:p>
-    <w:p>
-      <w:pPr>
-        <w:pStyle w:val="Kop3"/>
-        <w:ind w:left="708" w:firstLine="708"/>
-      </w:pPr>
-      <w:r>
-        <w:t>Test cases:</w:t>
-      </w:r>
-      <w:bookmarkEnd w:id="12"/>
-    </w:p>
-    <w:p>
-      <w:pPr>
-        <w:pStyle w:val="Lijstalinea"/>
-        <w:numPr>
-          <w:ilvl w:val="0"/>
-          <w:numId w:val="4"/>
-        </w:numPr>
-      </w:pPr>
-      <w:r>
-        <w:t xml:space="preserve">Als je de naam van een </w:t>
-      </w:r>
-      <w:proofErr w:type="spellStart"/>
-      <w:r>
-        <w:t>coin</w:t>
-      </w:r>
-      <w:proofErr w:type="spellEnd"/>
-      <w:r>
-        <w:t xml:space="preserve"> invoert dan moet alle soortgelijke </w:t>
-      </w:r>
-      <w:proofErr w:type="spellStart"/>
-      <w:r>
-        <w:t>coins</w:t>
-      </w:r>
-      <w:proofErr w:type="spellEnd"/>
-      <w:r>
-        <w:t xml:space="preserve"> worden laten zien</w:t>
-      </w:r>
-    </w:p>
-    <w:p>
-      <w:pPr>
-        <w:pStyle w:val="Lijstalinea"/>
-        <w:numPr>
-          <w:ilvl w:val="0"/>
-          <w:numId w:val="4"/>
-        </w:numPr>
-      </w:pPr>
-    </w:p>
-    <w:p/>
-    <w:p>
-      <w:pPr>
-        <w:pStyle w:val="Lijstalinea"/>
-        <w:ind w:left="2846"/>
-      </w:pPr>
-    </w:p>
     <w:p/>
     <w:sectPr>
       <w:headerReference w:type="default" r:id="rId8"/>
       <w:footerReference w:type="default" r:id="rId9"/>
-      <w:pgSz w:w="11906" w:h="16838"/>
+      <w:pgSz w:w="16838" w:h="23811" w:code="8"/>
       <w:pgMar w:top="1417" w:right="1417" w:bottom="1417" w:left="1417" w:header="708" w:footer="708" w:gutter="0"/>
       <w:pgNumType w:start="0"/>
       <w:cols w:space="708"/>
@@ -2473,7 +5564,7 @@
     <w:sdtContent>
       <w:p>
         <w:pPr>
-          <w:pStyle w:val="Voettekst"/>
+          <w:pStyle w:val="Footer"/>
           <w:jc w:val="right"/>
         </w:pPr>
         <w:r>
@@ -2496,7 +5587,7 @@
   </w:sdt>
   <w:p>
     <w:pPr>
-      <w:pStyle w:val="Voettekst"/>
+      <w:pStyle w:val="Footer"/>
     </w:pPr>
   </w:p>
 </w:ftr>
@@ -2531,12 +5622,12 @@
 <w:hdr xmlns:wpc="http://schemas.microsoft.com/office/word/2010/wordprocessingCanvas" xmlns:cx="http://schemas.microsoft.com/office/drawing/2014/chartex" xmlns:cx1="http://schemas.microsoft.com/office/drawing/2015/9/8/chartex" xmlns:cx2="http://schemas.microsoft.com/office/drawing/2015/10/21/chartex" xmlns:cx3="http://schemas.microsoft.com/office/drawing/2016/5/9/chartex" xmlns:cx4="http://schemas.microsoft.com/office/drawing/2016/5/10/chartex" xmlns:cx5="http://schemas.microsoft.com/office/drawing/2016/5/11/chartex" xmlns:cx6="http://schemas.microsoft.com/office/drawing/2016/5/12/chartex" xmlns:cx7="http://schemas.microsoft.com/office/drawing/2016/5/13/chartex" xmlns:cx8="http://schemas.microsoft.com/office/drawing/2016/5/14/chartex" xmlns:mc="http://schemas.openxmlformats.org/markup-compatibility/2006" xmlns:aink="http://schemas.microsoft.com/office/drawing/2016/ink" xmlns:am3d="http://schemas.microsoft.com/office/drawing/2017/model3d" xmlns:o="urn:schemas-microsoft-com:office:office" xmlns:oel="http://schemas.microsoft.com/office/2019/extlst" xmlns:r="http://schemas.openxmlformats.org/officeDocument/2006/relationships" xmlns:m="http://schemas.openxmlformats.org/officeDocument/2006/math" xmlns:v="urn:schemas-microsoft-com:vml" xmlns:wp14="http://schemas.microsoft.com/office/word/2010/wordprocessingDrawing" xmlns:wp="http://schemas.openxmlformats.org/drawingml/2006/wordprocessingDrawing" xmlns:w10="urn:schemas-microsoft-com:office:word" xmlns:w="http://schemas.openxmlformats.org/wordprocessingml/2006/main" xmlns:w14="http://schemas.microsoft.com/office/word/2010/wordml" xmlns:w15="http://schemas.microsoft.com/office/word/2012/wordml" xmlns:w16cex="http://schemas.microsoft.com/office/word/2018/wordml/cex" xmlns:w16cid="http://schemas.microsoft.com/office/word/2016/wordml/cid" xmlns:w16="http://schemas.microsoft.com/office/word/2018/wordml" xmlns:w16du="http://schemas.microsoft.com/office/word/2023/wordml/word16du" xmlns:w16sdtdh="http://schemas.microsoft.com/office/word/2020/wordml/sdtdatahash" xmlns:w16sdtfl="http://schemas.microsoft.com/office/word/2024/wordml/sdtformatlock" xmlns:w16se="http://schemas.microsoft.com/office/word/2015/wordml/symex" xmlns:wpg="http://schemas.microsoft.com/office/word/2010/wordprocessingGroup" xmlns:wpi="http://schemas.microsoft.com/office/word/2010/wordprocessingInk" xmlns:wne="http://schemas.microsoft.com/office/word/2006/wordml" xmlns:wps="http://schemas.microsoft.com/office/word/2010/wordprocessingShape" mc:Ignorable="w14 w15 w16se w16cid w16 w16cex w16sdtdh w16sdtfl w16du wp14">
   <w:p>
     <w:pPr>
-      <w:pStyle w:val="Koptekst"/>
+      <w:pStyle w:val="Header"/>
     </w:pPr>
   </w:p>
   <w:p>
     <w:pPr>
-      <w:pStyle w:val="Koptekst"/>
+      <w:pStyle w:val="Header"/>
     </w:pPr>
   </w:p>
 </w:hdr>
@@ -2969,6 +6060,119 @@
       </w:rPr>
     </w:lvl>
   </w:abstractNum>
+  <w:abstractNum w:abstractNumId="4" w15:restartNumberingAfterBreak="0">
+    <w:nsid w:val="7C0D4ECA"/>
+    <w:multiLevelType w:val="hybridMultilevel"/>
+    <w:tmpl w:val="9CA4D218"/>
+    <w:lvl w:ilvl="0" w:tplc="04130001">
+      <w:start w:val="1"/>
+      <w:numFmt w:val="bullet"/>
+      <w:lvlText w:val=""/>
+      <w:lvlJc w:val="left"/>
+      <w:pPr>
+        <w:ind w:left="720" w:hanging="360"/>
+      </w:pPr>
+      <w:rPr>
+        <w:rFonts w:ascii="Symbol" w:hAnsi="Symbol" w:hint="default"/>
+      </w:rPr>
+    </w:lvl>
+    <w:lvl w:ilvl="1" w:tplc="04130003" w:tentative="1">
+      <w:start w:val="1"/>
+      <w:numFmt w:val="bullet"/>
+      <w:lvlText w:val="o"/>
+      <w:lvlJc w:val="left"/>
+      <w:pPr>
+        <w:ind w:left="1440" w:hanging="360"/>
+      </w:pPr>
+      <w:rPr>
+        <w:rFonts w:ascii="Courier New" w:hAnsi="Courier New" w:cs="Courier New" w:hint="default"/>
+      </w:rPr>
+    </w:lvl>
+    <w:lvl w:ilvl="2" w:tplc="04130005" w:tentative="1">
+      <w:start w:val="1"/>
+      <w:numFmt w:val="bullet"/>
+      <w:lvlText w:val=""/>
+      <w:lvlJc w:val="left"/>
+      <w:pPr>
+        <w:ind w:left="2160" w:hanging="360"/>
+      </w:pPr>
+      <w:rPr>
+        <w:rFonts w:ascii="Wingdings" w:hAnsi="Wingdings" w:hint="default"/>
+      </w:rPr>
+    </w:lvl>
+    <w:lvl w:ilvl="3" w:tplc="04130001" w:tentative="1">
+      <w:start w:val="1"/>
+      <w:numFmt w:val="bullet"/>
+      <w:lvlText w:val=""/>
+      <w:lvlJc w:val="left"/>
+      <w:pPr>
+        <w:ind w:left="2880" w:hanging="360"/>
+      </w:pPr>
+      <w:rPr>
+        <w:rFonts w:ascii="Symbol" w:hAnsi="Symbol" w:hint="default"/>
+      </w:rPr>
+    </w:lvl>
+    <w:lvl w:ilvl="4" w:tplc="04130003" w:tentative="1">
+      <w:start w:val="1"/>
+      <w:numFmt w:val="bullet"/>
+      <w:lvlText w:val="o"/>
+      <w:lvlJc w:val="left"/>
+      <w:pPr>
+        <w:ind w:left="3600" w:hanging="360"/>
+      </w:pPr>
+      <w:rPr>
+        <w:rFonts w:ascii="Courier New" w:hAnsi="Courier New" w:cs="Courier New" w:hint="default"/>
+      </w:rPr>
+    </w:lvl>
+    <w:lvl w:ilvl="5" w:tplc="04130005" w:tentative="1">
+      <w:start w:val="1"/>
+      <w:numFmt w:val="bullet"/>
+      <w:lvlText w:val=""/>
+      <w:lvlJc w:val="left"/>
+      <w:pPr>
+        <w:ind w:left="4320" w:hanging="360"/>
+      </w:pPr>
+      <w:rPr>
+        <w:rFonts w:ascii="Wingdings" w:hAnsi="Wingdings" w:hint="default"/>
+      </w:rPr>
+    </w:lvl>
+    <w:lvl w:ilvl="6" w:tplc="04130001" w:tentative="1">
+      <w:start w:val="1"/>
+      <w:numFmt w:val="bullet"/>
+      <w:lvlText w:val=""/>
+      <w:lvlJc w:val="left"/>
+      <w:pPr>
+        <w:ind w:left="5040" w:hanging="360"/>
+      </w:pPr>
+      <w:rPr>
+        <w:rFonts w:ascii="Symbol" w:hAnsi="Symbol" w:hint="default"/>
+      </w:rPr>
+    </w:lvl>
+    <w:lvl w:ilvl="7" w:tplc="04130003" w:tentative="1">
+      <w:start w:val="1"/>
+      <w:numFmt w:val="bullet"/>
+      <w:lvlText w:val="o"/>
+      <w:lvlJc w:val="left"/>
+      <w:pPr>
+        <w:ind w:left="5760" w:hanging="360"/>
+      </w:pPr>
+      <w:rPr>
+        <w:rFonts w:ascii="Courier New" w:hAnsi="Courier New" w:cs="Courier New" w:hint="default"/>
+      </w:rPr>
+    </w:lvl>
+    <w:lvl w:ilvl="8" w:tplc="04130005" w:tentative="1">
+      <w:start w:val="1"/>
+      <w:numFmt w:val="bullet"/>
+      <w:lvlText w:val=""/>
+      <w:lvlJc w:val="left"/>
+      <w:pPr>
+        <w:ind w:left="6480" w:hanging="360"/>
+      </w:pPr>
+      <w:rPr>
+        <w:rFonts w:ascii="Wingdings" w:hAnsi="Wingdings" w:hint="default"/>
+      </w:rPr>
+    </w:lvl>
+  </w:abstractNum>
   <w:num w:numId="1" w16cid:durableId="2123646849">
     <w:abstractNumId w:val="2"/>
   </w:num>
@@ -2980,6 +6184,9 @@
   </w:num>
   <w:num w:numId="4" w16cid:durableId="1398015680">
     <w:abstractNumId w:val="1"/>
+  </w:num>
+  <w:num w:numId="5" w16cid:durableId="544873783">
+    <w:abstractNumId w:val="4"/>
   </w:num>
 </w:numbering>
 </file>
@@ -3381,16 +6588,16 @@
     <w:lsdException w:name="Unresolved Mention" w:semiHidden="1" w:unhideWhenUsed="1"/>
     <w:lsdException w:name="Smart Link" w:semiHidden="1" w:unhideWhenUsed="1"/>
   </w:latentStyles>
-  <w:style w:type="paragraph" w:default="1" w:styleId="Standaard">
+  <w:style w:type="paragraph" w:default="1" w:styleId="Normal">
     <w:name w:val="Normal"/>
     <w:qFormat/>
     <w:rsid w:val="00CD5673"/>
   </w:style>
-  <w:style w:type="paragraph" w:styleId="Kop1">
+  <w:style w:type="paragraph" w:styleId="Heading1">
     <w:name w:val="heading 1"/>
-    <w:basedOn w:val="Standaard"/>
-    <w:next w:val="Standaard"/>
-    <w:link w:val="Kop1Char"/>
+    <w:basedOn w:val="Normal"/>
+    <w:next w:val="Normal"/>
+    <w:link w:val="Heading1Char"/>
     <w:uiPriority w:val="9"/>
     <w:qFormat/>
     <w:rsid w:val="00860DFC"/>
@@ -3407,11 +6614,11 @@
       <w:szCs w:val="40"/>
     </w:rPr>
   </w:style>
-  <w:style w:type="paragraph" w:styleId="Kop2">
+  <w:style w:type="paragraph" w:styleId="Heading2">
     <w:name w:val="heading 2"/>
-    <w:basedOn w:val="Standaard"/>
-    <w:next w:val="Standaard"/>
-    <w:link w:val="Kop2Char"/>
+    <w:basedOn w:val="Normal"/>
+    <w:next w:val="Normal"/>
+    <w:link w:val="Heading2Char"/>
     <w:uiPriority w:val="9"/>
     <w:unhideWhenUsed/>
     <w:qFormat/>
@@ -3429,11 +6636,11 @@
       <w:szCs w:val="32"/>
     </w:rPr>
   </w:style>
-  <w:style w:type="paragraph" w:styleId="Kop3">
+  <w:style w:type="paragraph" w:styleId="Heading3">
     <w:name w:val="heading 3"/>
-    <w:basedOn w:val="Standaard"/>
-    <w:next w:val="Standaard"/>
-    <w:link w:val="Kop3Char"/>
+    <w:basedOn w:val="Normal"/>
+    <w:next w:val="Normal"/>
+    <w:link w:val="Heading3Char"/>
     <w:uiPriority w:val="9"/>
     <w:unhideWhenUsed/>
     <w:qFormat/>
@@ -3451,11 +6658,11 @@
       <w:szCs w:val="28"/>
     </w:rPr>
   </w:style>
-  <w:style w:type="paragraph" w:styleId="Kop4">
+  <w:style w:type="paragraph" w:styleId="Heading4">
     <w:name w:val="heading 4"/>
-    <w:basedOn w:val="Standaard"/>
-    <w:next w:val="Standaard"/>
-    <w:link w:val="Kop4Char"/>
+    <w:basedOn w:val="Normal"/>
+    <w:next w:val="Normal"/>
+    <w:link w:val="Heading4Char"/>
     <w:uiPriority w:val="9"/>
     <w:semiHidden/>
     <w:unhideWhenUsed/>
@@ -3474,11 +6681,11 @@
       <w:color w:val="0F4761" w:themeColor="accent1" w:themeShade="BF"/>
     </w:rPr>
   </w:style>
-  <w:style w:type="paragraph" w:styleId="Kop5">
+  <w:style w:type="paragraph" w:styleId="Heading5">
     <w:name w:val="heading 5"/>
-    <w:basedOn w:val="Standaard"/>
-    <w:next w:val="Standaard"/>
-    <w:link w:val="Kop5Char"/>
+    <w:basedOn w:val="Normal"/>
+    <w:next w:val="Normal"/>
+    <w:link w:val="Heading5Char"/>
     <w:uiPriority w:val="9"/>
     <w:semiHidden/>
     <w:unhideWhenUsed/>
@@ -3495,11 +6702,11 @@
       <w:color w:val="0F4761" w:themeColor="accent1" w:themeShade="BF"/>
     </w:rPr>
   </w:style>
-  <w:style w:type="paragraph" w:styleId="Kop6">
+  <w:style w:type="paragraph" w:styleId="Heading6">
     <w:name w:val="heading 6"/>
-    <w:basedOn w:val="Standaard"/>
-    <w:next w:val="Standaard"/>
-    <w:link w:val="Kop6Char"/>
+    <w:basedOn w:val="Normal"/>
+    <w:next w:val="Normal"/>
+    <w:link w:val="Heading6Char"/>
     <w:uiPriority w:val="9"/>
     <w:semiHidden/>
     <w:unhideWhenUsed/>
@@ -3518,11 +6725,11 @@
       <w:color w:val="595959" w:themeColor="text1" w:themeTint="A6"/>
     </w:rPr>
   </w:style>
-  <w:style w:type="paragraph" w:styleId="Kop7">
+  <w:style w:type="paragraph" w:styleId="Heading7">
     <w:name w:val="heading 7"/>
-    <w:basedOn w:val="Standaard"/>
-    <w:next w:val="Standaard"/>
-    <w:link w:val="Kop7Char"/>
+    <w:basedOn w:val="Normal"/>
+    <w:next w:val="Normal"/>
+    <w:link w:val="Heading7Char"/>
     <w:uiPriority w:val="9"/>
     <w:semiHidden/>
     <w:unhideWhenUsed/>
@@ -3539,11 +6746,11 @@
       <w:color w:val="595959" w:themeColor="text1" w:themeTint="A6"/>
     </w:rPr>
   </w:style>
-  <w:style w:type="paragraph" w:styleId="Kop8">
+  <w:style w:type="paragraph" w:styleId="Heading8">
     <w:name w:val="heading 8"/>
-    <w:basedOn w:val="Standaard"/>
-    <w:next w:val="Standaard"/>
-    <w:link w:val="Kop8Char"/>
+    <w:basedOn w:val="Normal"/>
+    <w:next w:val="Normal"/>
+    <w:link w:val="Heading8Char"/>
     <w:uiPriority w:val="9"/>
     <w:semiHidden/>
     <w:unhideWhenUsed/>
@@ -3562,11 +6769,11 @@
       <w:color w:val="272727" w:themeColor="text1" w:themeTint="D8"/>
     </w:rPr>
   </w:style>
-  <w:style w:type="paragraph" w:styleId="Kop9">
+  <w:style w:type="paragraph" w:styleId="Heading9">
     <w:name w:val="heading 9"/>
-    <w:basedOn w:val="Standaard"/>
-    <w:next w:val="Standaard"/>
-    <w:link w:val="Kop9Char"/>
+    <w:basedOn w:val="Normal"/>
+    <w:next w:val="Normal"/>
+    <w:link w:val="Heading9Char"/>
     <w:uiPriority w:val="9"/>
     <w:semiHidden/>
     <w:unhideWhenUsed/>
@@ -3583,12 +6790,13 @@
       <w:color w:val="272727" w:themeColor="text1" w:themeTint="D8"/>
     </w:rPr>
   </w:style>
-  <w:style w:type="character" w:default="1" w:styleId="Standaardalinea-lettertype">
+  <w:style w:type="character" w:default="1" w:styleId="DefaultParagraphFont">
     <w:name w:val="Default Paragraph Font"/>
     <w:uiPriority w:val="1"/>
+    <w:semiHidden/>
     <w:unhideWhenUsed/>
   </w:style>
-  <w:style w:type="table" w:default="1" w:styleId="Standaardtabel">
+  <w:style w:type="table" w:default="1" w:styleId="TableNormal">
     <w:name w:val="Normal Table"/>
     <w:uiPriority w:val="99"/>
     <w:semiHidden/>
@@ -3603,16 +6811,16 @@
       </w:tblCellMar>
     </w:tblPr>
   </w:style>
-  <w:style w:type="numbering" w:default="1" w:styleId="Geenlijst">
+  <w:style w:type="numbering" w:default="1" w:styleId="NoList">
     <w:name w:val="No List"/>
     <w:uiPriority w:val="99"/>
     <w:semiHidden/>
     <w:unhideWhenUsed/>
   </w:style>
-  <w:style w:type="character" w:customStyle="1" w:styleId="Kop1Char">
-    <w:name w:val="Kop 1 Char"/>
-    <w:basedOn w:val="Standaardalinea-lettertype"/>
-    <w:link w:val="Kop1"/>
+  <w:style w:type="character" w:customStyle="1" w:styleId="Heading1Char">
+    <w:name w:val="Heading 1 Char"/>
+    <w:basedOn w:val="DefaultParagraphFont"/>
+    <w:link w:val="Heading1"/>
     <w:uiPriority w:val="9"/>
     <w:rsid w:val="00860DFC"/>
     <w:rPr>
@@ -3622,10 +6830,10 @@
       <w:szCs w:val="40"/>
     </w:rPr>
   </w:style>
-  <w:style w:type="character" w:customStyle="1" w:styleId="Kop2Char">
-    <w:name w:val="Kop 2 Char"/>
-    <w:basedOn w:val="Standaardalinea-lettertype"/>
-    <w:link w:val="Kop2"/>
+  <w:style w:type="character" w:customStyle="1" w:styleId="Heading2Char">
+    <w:name w:val="Heading 2 Char"/>
+    <w:basedOn w:val="DefaultParagraphFont"/>
+    <w:link w:val="Heading2"/>
     <w:uiPriority w:val="9"/>
     <w:rsid w:val="00860DFC"/>
     <w:rPr>
@@ -3635,10 +6843,10 @@
       <w:szCs w:val="32"/>
     </w:rPr>
   </w:style>
-  <w:style w:type="character" w:customStyle="1" w:styleId="Kop3Char">
-    <w:name w:val="Kop 3 Char"/>
-    <w:basedOn w:val="Standaardalinea-lettertype"/>
-    <w:link w:val="Kop3"/>
+  <w:style w:type="character" w:customStyle="1" w:styleId="Heading3Char">
+    <w:name w:val="Heading 3 Char"/>
+    <w:basedOn w:val="DefaultParagraphFont"/>
+    <w:link w:val="Heading3"/>
     <w:uiPriority w:val="9"/>
     <w:rsid w:val="00860DFC"/>
     <w:rPr>
@@ -3648,10 +6856,10 @@
       <w:szCs w:val="28"/>
     </w:rPr>
   </w:style>
-  <w:style w:type="character" w:customStyle="1" w:styleId="Kop4Char">
-    <w:name w:val="Kop 4 Char"/>
-    <w:basedOn w:val="Standaardalinea-lettertype"/>
-    <w:link w:val="Kop4"/>
+  <w:style w:type="character" w:customStyle="1" w:styleId="Heading4Char">
+    <w:name w:val="Heading 4 Char"/>
+    <w:basedOn w:val="DefaultParagraphFont"/>
+    <w:link w:val="Heading4"/>
     <w:uiPriority w:val="9"/>
     <w:semiHidden/>
     <w:rsid w:val="00860DFC"/>
@@ -3662,10 +6870,10 @@
       <w:color w:val="0F4761" w:themeColor="accent1" w:themeShade="BF"/>
     </w:rPr>
   </w:style>
-  <w:style w:type="character" w:customStyle="1" w:styleId="Kop5Char">
-    <w:name w:val="Kop 5 Char"/>
-    <w:basedOn w:val="Standaardalinea-lettertype"/>
-    <w:link w:val="Kop5"/>
+  <w:style w:type="character" w:customStyle="1" w:styleId="Heading5Char">
+    <w:name w:val="Heading 5 Char"/>
+    <w:basedOn w:val="DefaultParagraphFont"/>
+    <w:link w:val="Heading5"/>
     <w:uiPriority w:val="9"/>
     <w:semiHidden/>
     <w:rsid w:val="00860DFC"/>
@@ -3674,10 +6882,10 @@
       <w:color w:val="0F4761" w:themeColor="accent1" w:themeShade="BF"/>
     </w:rPr>
   </w:style>
-  <w:style w:type="character" w:customStyle="1" w:styleId="Kop6Char">
-    <w:name w:val="Kop 6 Char"/>
-    <w:basedOn w:val="Standaardalinea-lettertype"/>
-    <w:link w:val="Kop6"/>
+  <w:style w:type="character" w:customStyle="1" w:styleId="Heading6Char">
+    <w:name w:val="Heading 6 Char"/>
+    <w:basedOn w:val="DefaultParagraphFont"/>
+    <w:link w:val="Heading6"/>
     <w:uiPriority w:val="9"/>
     <w:semiHidden/>
     <w:rsid w:val="00860DFC"/>
@@ -3688,10 +6896,10 @@
       <w:color w:val="595959" w:themeColor="text1" w:themeTint="A6"/>
     </w:rPr>
   </w:style>
-  <w:style w:type="character" w:customStyle="1" w:styleId="Kop7Char">
-    <w:name w:val="Kop 7 Char"/>
-    <w:basedOn w:val="Standaardalinea-lettertype"/>
-    <w:link w:val="Kop7"/>
+  <w:style w:type="character" w:customStyle="1" w:styleId="Heading7Char">
+    <w:name w:val="Heading 7 Char"/>
+    <w:basedOn w:val="DefaultParagraphFont"/>
+    <w:link w:val="Heading7"/>
     <w:uiPriority w:val="9"/>
     <w:semiHidden/>
     <w:rsid w:val="00860DFC"/>
@@ -3700,10 +6908,10 @@
       <w:color w:val="595959" w:themeColor="text1" w:themeTint="A6"/>
     </w:rPr>
   </w:style>
-  <w:style w:type="character" w:customStyle="1" w:styleId="Kop8Char">
-    <w:name w:val="Kop 8 Char"/>
-    <w:basedOn w:val="Standaardalinea-lettertype"/>
-    <w:link w:val="Kop8"/>
+  <w:style w:type="character" w:customStyle="1" w:styleId="Heading8Char">
+    <w:name w:val="Heading 8 Char"/>
+    <w:basedOn w:val="DefaultParagraphFont"/>
+    <w:link w:val="Heading8"/>
     <w:uiPriority w:val="9"/>
     <w:semiHidden/>
     <w:rsid w:val="00860DFC"/>
@@ -3714,10 +6922,10 @@
       <w:color w:val="272727" w:themeColor="text1" w:themeTint="D8"/>
     </w:rPr>
   </w:style>
-  <w:style w:type="character" w:customStyle="1" w:styleId="Kop9Char">
-    <w:name w:val="Kop 9 Char"/>
-    <w:basedOn w:val="Standaardalinea-lettertype"/>
-    <w:link w:val="Kop9"/>
+  <w:style w:type="character" w:customStyle="1" w:styleId="Heading9Char">
+    <w:name w:val="Heading 9 Char"/>
+    <w:basedOn w:val="DefaultParagraphFont"/>
+    <w:link w:val="Heading9"/>
     <w:uiPriority w:val="9"/>
     <w:semiHidden/>
     <w:rsid w:val="00860DFC"/>
@@ -3726,11 +6934,11 @@
       <w:color w:val="272727" w:themeColor="text1" w:themeTint="D8"/>
     </w:rPr>
   </w:style>
-  <w:style w:type="paragraph" w:styleId="Titel">
+  <w:style w:type="paragraph" w:styleId="Title">
     <w:name w:val="Title"/>
-    <w:basedOn w:val="Standaard"/>
-    <w:next w:val="Standaard"/>
-    <w:link w:val="TitelChar"/>
+    <w:basedOn w:val="Normal"/>
+    <w:next w:val="Normal"/>
+    <w:link w:val="TitleChar"/>
     <w:uiPriority w:val="10"/>
     <w:qFormat/>
     <w:rsid w:val="00860DFC"/>
@@ -3746,10 +6954,10 @@
       <w:szCs w:val="56"/>
     </w:rPr>
   </w:style>
-  <w:style w:type="character" w:customStyle="1" w:styleId="TitelChar">
-    <w:name w:val="Titel Char"/>
-    <w:basedOn w:val="Standaardalinea-lettertype"/>
-    <w:link w:val="Titel"/>
+  <w:style w:type="character" w:customStyle="1" w:styleId="TitleChar">
+    <w:name w:val="Title Char"/>
+    <w:basedOn w:val="DefaultParagraphFont"/>
+    <w:link w:val="Title"/>
     <w:uiPriority w:val="10"/>
     <w:rsid w:val="00860DFC"/>
     <w:rPr>
@@ -3760,11 +6968,11 @@
       <w:szCs w:val="56"/>
     </w:rPr>
   </w:style>
-  <w:style w:type="paragraph" w:styleId="Ondertitel">
+  <w:style w:type="paragraph" w:styleId="Subtitle">
     <w:name w:val="Subtitle"/>
-    <w:basedOn w:val="Standaard"/>
-    <w:next w:val="Standaard"/>
-    <w:link w:val="OndertitelChar"/>
+    <w:basedOn w:val="Normal"/>
+    <w:next w:val="Normal"/>
+    <w:link w:val="SubtitleChar"/>
     <w:uiPriority w:val="11"/>
     <w:qFormat/>
     <w:rsid w:val="00860DFC"/>
@@ -3781,10 +6989,10 @@
       <w:szCs w:val="28"/>
     </w:rPr>
   </w:style>
-  <w:style w:type="character" w:customStyle="1" w:styleId="OndertitelChar">
-    <w:name w:val="Ondertitel Char"/>
-    <w:basedOn w:val="Standaardalinea-lettertype"/>
-    <w:link w:val="Ondertitel"/>
+  <w:style w:type="character" w:customStyle="1" w:styleId="SubtitleChar">
+    <w:name w:val="Subtitle Char"/>
+    <w:basedOn w:val="DefaultParagraphFont"/>
+    <w:link w:val="Subtitle"/>
     <w:uiPriority w:val="11"/>
     <w:rsid w:val="00860DFC"/>
     <w:rPr>
@@ -3795,11 +7003,11 @@
       <w:szCs w:val="28"/>
     </w:rPr>
   </w:style>
-  <w:style w:type="paragraph" w:styleId="Citaat">
+  <w:style w:type="paragraph" w:styleId="Quote">
     <w:name w:val="Quote"/>
-    <w:basedOn w:val="Standaard"/>
-    <w:next w:val="Standaard"/>
-    <w:link w:val="CitaatChar"/>
+    <w:basedOn w:val="Normal"/>
+    <w:next w:val="Normal"/>
+    <w:link w:val="QuoteChar"/>
     <w:uiPriority w:val="29"/>
     <w:qFormat/>
     <w:rsid w:val="00860DFC"/>
@@ -3813,10 +7021,10 @@
       <w:color w:val="404040" w:themeColor="text1" w:themeTint="BF"/>
     </w:rPr>
   </w:style>
-  <w:style w:type="character" w:customStyle="1" w:styleId="CitaatChar">
-    <w:name w:val="Citaat Char"/>
-    <w:basedOn w:val="Standaardalinea-lettertype"/>
-    <w:link w:val="Citaat"/>
+  <w:style w:type="character" w:customStyle="1" w:styleId="QuoteChar">
+    <w:name w:val="Quote Char"/>
+    <w:basedOn w:val="DefaultParagraphFont"/>
+    <w:link w:val="Quote"/>
     <w:uiPriority w:val="29"/>
     <w:rsid w:val="00860DFC"/>
     <w:rPr>
@@ -3825,9 +7033,9 @@
       <w:color w:val="404040" w:themeColor="text1" w:themeTint="BF"/>
     </w:rPr>
   </w:style>
-  <w:style w:type="paragraph" w:styleId="Lijstalinea">
+  <w:style w:type="paragraph" w:styleId="ListParagraph">
     <w:name w:val="List Paragraph"/>
-    <w:basedOn w:val="Standaard"/>
+    <w:basedOn w:val="Normal"/>
     <w:uiPriority w:val="34"/>
     <w:qFormat/>
     <w:rsid w:val="00860DFC"/>
@@ -3836,9 +7044,9 @@
       <w:contextualSpacing/>
     </w:pPr>
   </w:style>
-  <w:style w:type="character" w:styleId="Intensievebenadrukking">
+  <w:style w:type="character" w:styleId="IntenseEmphasis">
     <w:name w:val="Intense Emphasis"/>
-    <w:basedOn w:val="Standaardalinea-lettertype"/>
+    <w:basedOn w:val="DefaultParagraphFont"/>
     <w:uiPriority w:val="21"/>
     <w:qFormat/>
     <w:rsid w:val="00860DFC"/>
@@ -3848,11 +7056,11 @@
       <w:color w:val="0F4761" w:themeColor="accent1" w:themeShade="BF"/>
     </w:rPr>
   </w:style>
-  <w:style w:type="paragraph" w:styleId="Duidelijkcitaat">
+  <w:style w:type="paragraph" w:styleId="IntenseQuote">
     <w:name w:val="Intense Quote"/>
-    <w:basedOn w:val="Standaard"/>
-    <w:next w:val="Standaard"/>
-    <w:link w:val="DuidelijkcitaatChar"/>
+    <w:basedOn w:val="Normal"/>
+    <w:next w:val="Normal"/>
+    <w:link w:val="IntenseQuoteChar"/>
     <w:uiPriority w:val="30"/>
     <w:qFormat/>
     <w:rsid w:val="00860DFC"/>
@@ -3871,10 +7079,10 @@
       <w:color w:val="0F4761" w:themeColor="accent1" w:themeShade="BF"/>
     </w:rPr>
   </w:style>
-  <w:style w:type="character" w:customStyle="1" w:styleId="DuidelijkcitaatChar">
-    <w:name w:val="Duidelijk citaat Char"/>
-    <w:basedOn w:val="Standaardalinea-lettertype"/>
-    <w:link w:val="Duidelijkcitaat"/>
+  <w:style w:type="character" w:customStyle="1" w:styleId="IntenseQuoteChar">
+    <w:name w:val="Intense Quote Char"/>
+    <w:basedOn w:val="DefaultParagraphFont"/>
+    <w:link w:val="IntenseQuote"/>
     <w:uiPriority w:val="30"/>
     <w:rsid w:val="00860DFC"/>
     <w:rPr>
@@ -3883,9 +7091,9 @@
       <w:color w:val="0F4761" w:themeColor="accent1" w:themeShade="BF"/>
     </w:rPr>
   </w:style>
-  <w:style w:type="character" w:styleId="Intensieveverwijzing">
+  <w:style w:type="character" w:styleId="IntenseReference">
     <w:name w:val="Intense Reference"/>
-    <w:basedOn w:val="Standaardalinea-lettertype"/>
+    <w:basedOn w:val="DefaultParagraphFont"/>
     <w:uiPriority w:val="32"/>
     <w:qFormat/>
     <w:rsid w:val="00860DFC"/>
@@ -3897,9 +7105,9 @@
       <w:spacing w:val="5"/>
     </w:rPr>
   </w:style>
-  <w:style w:type="paragraph" w:styleId="Geenafstand">
+  <w:style w:type="paragraph" w:styleId="NoSpacing">
     <w:name w:val="No Spacing"/>
-    <w:link w:val="GeenafstandChar"/>
+    <w:link w:val="NoSpacingChar"/>
     <w:uiPriority w:val="1"/>
     <w:qFormat/>
     <w:rsid w:val="00A704C1"/>
@@ -3915,10 +7123,10 @@
       <w14:ligatures w14:val="none"/>
     </w:rPr>
   </w:style>
-  <w:style w:type="character" w:customStyle="1" w:styleId="GeenafstandChar">
-    <w:name w:val="Geen afstand Char"/>
-    <w:basedOn w:val="Standaardalinea-lettertype"/>
-    <w:link w:val="Geenafstand"/>
+  <w:style w:type="character" w:customStyle="1" w:styleId="NoSpacingChar">
+    <w:name w:val="No Spacing Char"/>
+    <w:basedOn w:val="DefaultParagraphFont"/>
+    <w:link w:val="NoSpacing"/>
     <w:uiPriority w:val="1"/>
     <w:rsid w:val="00A704C1"/>
     <w:rPr>
@@ -3930,10 +7138,10 @@
       <w14:ligatures w14:val="none"/>
     </w:rPr>
   </w:style>
-  <w:style w:type="paragraph" w:styleId="Kopvaninhoudsopgave">
+  <w:style w:type="paragraph" w:styleId="TOCHeading">
     <w:name w:val="TOC Heading"/>
-    <w:basedOn w:val="Kop1"/>
-    <w:next w:val="Standaard"/>
+    <w:basedOn w:val="Heading1"/>
+    <w:next w:val="Normal"/>
     <w:uiPriority w:val="39"/>
     <w:unhideWhenUsed/>
     <w:qFormat/>
@@ -3950,10 +7158,10 @@
       <w14:ligatures w14:val="none"/>
     </w:rPr>
   </w:style>
-  <w:style w:type="paragraph" w:styleId="Koptekst">
+  <w:style w:type="paragraph" w:styleId="Header">
     <w:name w:val="header"/>
-    <w:basedOn w:val="Standaard"/>
-    <w:link w:val="KoptekstChar"/>
+    <w:basedOn w:val="Normal"/>
+    <w:link w:val="HeaderChar"/>
     <w:uiPriority w:val="99"/>
     <w:unhideWhenUsed/>
     <w:rsid w:val="00E56878"/>
@@ -3965,17 +7173,17 @@
       <w:spacing w:after="0" w:line="240" w:lineRule="auto"/>
     </w:pPr>
   </w:style>
-  <w:style w:type="character" w:customStyle="1" w:styleId="KoptekstChar">
-    <w:name w:val="Koptekst Char"/>
-    <w:basedOn w:val="Standaardalinea-lettertype"/>
-    <w:link w:val="Koptekst"/>
+  <w:style w:type="character" w:customStyle="1" w:styleId="HeaderChar">
+    <w:name w:val="Header Char"/>
+    <w:basedOn w:val="DefaultParagraphFont"/>
+    <w:link w:val="Header"/>
     <w:uiPriority w:val="99"/>
     <w:rsid w:val="00E56878"/>
   </w:style>
-  <w:style w:type="paragraph" w:styleId="Voettekst">
+  <w:style w:type="paragraph" w:styleId="Footer">
     <w:name w:val="footer"/>
-    <w:basedOn w:val="Standaard"/>
-    <w:link w:val="VoettekstChar"/>
+    <w:basedOn w:val="Normal"/>
+    <w:link w:val="FooterChar"/>
     <w:uiPriority w:val="99"/>
     <w:unhideWhenUsed/>
     <w:rsid w:val="00E56878"/>
@@ -3987,17 +7195,17 @@
       <w:spacing w:after="0" w:line="240" w:lineRule="auto"/>
     </w:pPr>
   </w:style>
-  <w:style w:type="character" w:customStyle="1" w:styleId="VoettekstChar">
-    <w:name w:val="Voettekst Char"/>
-    <w:basedOn w:val="Standaardalinea-lettertype"/>
-    <w:link w:val="Voettekst"/>
+  <w:style w:type="character" w:customStyle="1" w:styleId="FooterChar">
+    <w:name w:val="Footer Char"/>
+    <w:basedOn w:val="DefaultParagraphFont"/>
+    <w:link w:val="Footer"/>
     <w:uiPriority w:val="99"/>
     <w:rsid w:val="00E56878"/>
   </w:style>
-  <w:style w:type="paragraph" w:styleId="Inhopg1">
+  <w:style w:type="paragraph" w:styleId="TOC1">
     <w:name w:val="toc 1"/>
-    <w:basedOn w:val="Standaard"/>
-    <w:next w:val="Standaard"/>
+    <w:basedOn w:val="Normal"/>
+    <w:next w:val="Normal"/>
     <w:autoRedefine/>
     <w:uiPriority w:val="39"/>
     <w:unhideWhenUsed/>
@@ -4006,10 +7214,10 @@
       <w:spacing w:after="100"/>
     </w:pPr>
   </w:style>
-  <w:style w:type="paragraph" w:styleId="Inhopg2">
+  <w:style w:type="paragraph" w:styleId="TOC2">
     <w:name w:val="toc 2"/>
-    <w:basedOn w:val="Standaard"/>
-    <w:next w:val="Standaard"/>
+    <w:basedOn w:val="Normal"/>
+    <w:next w:val="Normal"/>
     <w:autoRedefine/>
     <w:uiPriority w:val="39"/>
     <w:unhideWhenUsed/>
@@ -4021,7 +7229,7 @@
   </w:style>
   <w:style w:type="character" w:styleId="Hyperlink">
     <w:name w:val="Hyperlink"/>
-    <w:basedOn w:val="Standaardalinea-lettertype"/>
+    <w:basedOn w:val="DefaultParagraphFont"/>
     <w:uiPriority w:val="99"/>
     <w:unhideWhenUsed/>
     <w:rsid w:val="00E56878"/>
@@ -4030,10 +7238,10 @@
       <w:u w:val="single"/>
     </w:rPr>
   </w:style>
-  <w:style w:type="paragraph" w:styleId="Inhopg3">
+  <w:style w:type="paragraph" w:styleId="TOC3">
     <w:name w:val="toc 3"/>
-    <w:basedOn w:val="Standaard"/>
-    <w:next w:val="Standaard"/>
+    <w:basedOn w:val="Normal"/>
+    <w:next w:val="Normal"/>
     <w:autoRedefine/>
     <w:uiPriority w:val="39"/>
     <w:unhideWhenUsed/>
@@ -4042,6 +7250,43 @@
       <w:spacing w:after="100"/>
       <w:ind w:left="480"/>
     </w:pPr>
+  </w:style>
+  <w:style w:type="table" w:styleId="TableGrid">
+    <w:name w:val="Table Grid"/>
+    <w:basedOn w:val="TableNormal"/>
+    <w:uiPriority w:val="39"/>
+    <w:rsid w:val="00D06B62"/>
+    <w:pPr>
+      <w:spacing w:after="0" w:line="240" w:lineRule="auto"/>
+    </w:pPr>
+    <w:rPr>
+      <w:kern w:val="0"/>
+      <w:sz w:val="22"/>
+      <w:szCs w:val="22"/>
+      <w14:ligatures w14:val="none"/>
+    </w:rPr>
+    <w:tblPr>
+      <w:tblBorders>
+        <w:top w:val="single" w:sz="4" w:space="0" w:color="auto"/>
+        <w:left w:val="single" w:sz="4" w:space="0" w:color="auto"/>
+        <w:bottom w:val="single" w:sz="4" w:space="0" w:color="auto"/>
+        <w:right w:val="single" w:sz="4" w:space="0" w:color="auto"/>
+        <w:insideH w:val="single" w:sz="4" w:space="0" w:color="auto"/>
+        <w:insideV w:val="single" w:sz="4" w:space="0" w:color="auto"/>
+      </w:tblBorders>
+    </w:tblPr>
+  </w:style>
+  <w:style w:type="character" w:styleId="UnresolvedMention">
+    <w:name w:val="Unresolved Mention"/>
+    <w:basedOn w:val="DefaultParagraphFont"/>
+    <w:uiPriority w:val="99"/>
+    <w:semiHidden/>
+    <w:unhideWhenUsed/>
+    <w:rsid w:val="006F613D"/>
+    <w:rPr>
+      <w:color w:val="605E5C"/>
+      <w:shd w:val="clear" w:color="auto" w:fill="E1DFDD"/>
+    </w:rPr>
   </w:style>
 </w:styles>
 </file>
